--- a/assets/pdf/noah_hamblen_portfolio_resume.docx
+++ b/assets/pdf/noah_hamblen_portfolio_resume.docx
@@ -12,20 +12,28 @@
           <w:rFonts w:ascii="Garamond" w:hAnsi="Garamond"/>
           <w:b/>
           <w:color w:val="auto"/>
-          <w:sz w:val="56"/>
-          <w:szCs w:val="40"/>
-        </w:rPr>
-      </w:pPr>
-      <w:r>
-        <w:rPr>
-          <w:rFonts w:ascii="Garamond" w:hAnsi="Garamond"/>
-          <w:b/>
-          <w:color w:val="auto"/>
-          <w:sz w:val="56"/>
-          <w:szCs w:val="40"/>
+          <w:sz w:val="72"/>
+          <w:szCs w:val="44"/>
+        </w:rPr>
+      </w:pPr>
+      <w:r>
+        <w:rPr>
+          <w:rFonts w:ascii="Garamond" w:hAnsi="Garamond"/>
+          <w:b/>
+          <w:color w:val="auto"/>
+          <w:sz w:val="72"/>
+          <w:szCs w:val="44"/>
         </w:rPr>
         <w:t>Noah Hamblen</w:t>
       </w:r>
+    </w:p>
+    <w:p>
+      <w:pPr>
+        <w:pStyle w:val="Default"/>
+        <w:pBdr>
+          <w:bottom w:val="single" w:sz="6" w:space="1" w:color="auto"/>
+        </w:pBdr>
+      </w:pPr>
     </w:p>
     <w:p>
       <w:pPr>
@@ -50,6 +58,9 @@
         </w:r>
       </w:hyperlink>
       <w:r>
+        <w:t xml:space="preserve"> </w:t>
+      </w:r>
+      <w:r>
         <w:rPr>
           <w:rFonts w:ascii="Wingdings" w:hAnsi="Wingdings"/>
           <w:color w:val="auto"/>
@@ -185,8 +196,19 @@
             <w:sz w:val="28"/>
             <w:szCs w:val="28"/>
           </w:rPr>
-          <w:t>linkedin.com/in/noahhamblen</w:t>
+          <w:t>linkedin.com/in/</w:t>
         </w:r>
+        <w:proofErr w:type="spellStart"/>
+        <w:r>
+          <w:rPr>
+            <w:rStyle w:val="Hyperlink"/>
+            <w:rFonts w:ascii="Garamond" w:hAnsi="Garamond"/>
+            <w:sz w:val="28"/>
+            <w:szCs w:val="28"/>
+          </w:rPr>
+          <w:t>noahhamblen</w:t>
+        </w:r>
+        <w:proofErr w:type="spellEnd"/>
       </w:hyperlink>
       <w:r>
         <w:rPr>
@@ -239,6 +261,7 @@
           </w:rPr>
           <w:t>github.com/</w:t>
         </w:r>
+        <w:proofErr w:type="spellStart"/>
         <w:r>
           <w:rPr>
             <w:rStyle w:val="Hyperlink"/>
@@ -257,7 +280,28 @@
           </w:rPr>
           <w:t>hamblen</w:t>
         </w:r>
+        <w:proofErr w:type="spellEnd"/>
       </w:hyperlink>
+    </w:p>
+    <w:p>
+      <w:pPr>
+        <w:pStyle w:val="Default"/>
+        <w:rPr>
+          <w:rFonts w:ascii="Garamond" w:hAnsi="Garamond"/>
+          <w:color w:val="auto"/>
+          <w:sz w:val="20"/>
+        </w:rPr>
+      </w:pPr>
+    </w:p>
+    <w:p>
+      <w:pPr>
+        <w:pStyle w:val="Default"/>
+        <w:rPr>
+          <w:rFonts w:ascii="Garamond" w:hAnsi="Garamond"/>
+          <w:color w:val="auto"/>
+          <w:sz w:val="20"/>
+        </w:rPr>
+      </w:pPr>
     </w:p>
     <w:p>
       <w:pPr>
@@ -280,25 +324,29 @@
           <w:b/>
           <w:bCs/>
           <w:color w:val="auto"/>
-        </w:rPr>
-      </w:pPr>
-      <w:r>
-        <w:rPr>
-          <w:rFonts w:ascii="Garamond" w:hAnsi="Garamond"/>
-          <w:b/>
-          <w:bCs/>
-          <w:color w:val="auto"/>
-        </w:rPr>
-        <w:t>WORK EXPERIENCE</w:t>
+          <w:sz w:val="36"/>
+          <w:szCs w:val="36"/>
+        </w:rPr>
+      </w:pPr>
+      <w:r>
+        <w:rPr>
+          <w:rFonts w:ascii="Garamond" w:hAnsi="Garamond"/>
+          <w:b/>
+          <w:bCs/>
+          <w:color w:val="auto"/>
+          <w:sz w:val="36"/>
+          <w:szCs w:val="36"/>
+        </w:rPr>
+        <w:t>CERTIFICATIONS</w:t>
       </w:r>
     </w:p>
     <w:p>
       <w:pPr>
         <w:pStyle w:val="Default"/>
-        <w:rPr>
-          <w:rFonts w:ascii="Garamond" w:hAnsi="Garamond"/>
-          <w:b/>
-          <w:bCs/>
+        <w:spacing w:after="3"/>
+        <w:jc w:val="both"/>
+        <w:rPr>
+          <w:rFonts w:ascii="Garamond" w:hAnsi="Garamond"/>
           <w:color w:val="auto"/>
           <w:sz w:val="4"/>
           <w:szCs w:val="4"/>
@@ -309,527 +357,155 @@
     <w:p>
       <w:pPr>
         <w:pStyle w:val="Default"/>
-        <w:rPr>
-          <w:rFonts w:ascii="Garamond" w:hAnsi="Garamond"/>
-          <w:b/>
-          <w:bCs/>
-          <w:color w:val="auto"/>
-        </w:rPr>
-      </w:pPr>
-      <w:r>
-        <w:rPr>
-          <w:rFonts w:ascii="Garamond" w:hAnsi="Garamond"/>
-          <w:b/>
-          <w:bCs/>
-          <w:color w:val="auto"/>
-        </w:rPr>
-        <w:t>GYB (Grow Your Business)</w:t>
-      </w:r>
-      <w:r>
-        <w:rPr>
-          <w:rFonts w:ascii="Garamond" w:hAnsi="Garamond"/>
-          <w:b/>
-          <w:bCs/>
-          <w:color w:val="auto"/>
-        </w:rPr>
-        <w:tab/>
-      </w:r>
-      <w:r>
-        <w:rPr>
-          <w:rFonts w:ascii="Garamond" w:hAnsi="Garamond"/>
-          <w:b/>
-          <w:bCs/>
-          <w:color w:val="auto"/>
-        </w:rPr>
-        <w:tab/>
-      </w:r>
-      <w:r>
-        <w:rPr>
-          <w:rFonts w:ascii="Garamond" w:hAnsi="Garamond"/>
-          <w:b/>
-          <w:bCs/>
-          <w:color w:val="auto"/>
-        </w:rPr>
-        <w:tab/>
-      </w:r>
-      <w:r>
-        <w:rPr>
-          <w:rFonts w:ascii="Garamond" w:hAnsi="Garamond"/>
-          <w:b/>
-          <w:bCs/>
-          <w:color w:val="auto"/>
-        </w:rPr>
-        <w:tab/>
-      </w:r>
-      <w:r>
-        <w:rPr>
-          <w:rFonts w:ascii="Garamond" w:hAnsi="Garamond"/>
-          <w:b/>
-          <w:bCs/>
-          <w:color w:val="auto"/>
-        </w:rPr>
-        <w:tab/>
-      </w:r>
-      <w:r>
-        <w:rPr>
-          <w:rFonts w:ascii="Garamond" w:hAnsi="Garamond"/>
-          <w:b/>
-          <w:bCs/>
-          <w:color w:val="auto"/>
-        </w:rPr>
-        <w:tab/>
-      </w:r>
-      <w:r>
-        <w:rPr>
-          <w:rFonts w:ascii="Garamond" w:hAnsi="Garamond"/>
-          <w:b/>
-          <w:bCs/>
-          <w:color w:val="auto"/>
-        </w:rPr>
-        <w:tab/>
-      </w:r>
-      <w:r>
-        <w:rPr>
-          <w:rFonts w:ascii="Garamond" w:hAnsi="Garamond"/>
-          <w:b/>
-          <w:bCs/>
-          <w:color w:val="auto"/>
-        </w:rPr>
-        <w:t xml:space="preserve">                      </w:t>
-      </w:r>
-      <w:r>
-        <w:rPr>
-          <w:rFonts w:ascii="Garamond" w:hAnsi="Garamond"/>
-          <w:b/>
-          <w:bCs/>
-          <w:color w:val="auto"/>
-        </w:rPr>
-        <w:t xml:space="preserve"> </w:t>
-      </w:r>
-      <w:r>
-        <w:rPr>
-          <w:rFonts w:ascii="Garamond" w:hAnsi="Garamond"/>
-          <w:b/>
-          <w:bCs/>
-          <w:color w:val="auto"/>
-        </w:rPr>
-        <w:t>Dec.</w:t>
-      </w:r>
-      <w:r>
-        <w:rPr>
-          <w:rFonts w:ascii="Garamond" w:hAnsi="Garamond"/>
-          <w:b/>
-          <w:bCs/>
-          <w:color w:val="auto"/>
-        </w:rPr>
-        <w:t xml:space="preserve"> 2024</w:t>
-      </w:r>
-      <w:r>
-        <w:rPr>
-          <w:rFonts w:ascii="Garamond" w:hAnsi="Garamond"/>
-          <w:b/>
-          <w:bCs/>
-          <w:color w:val="auto"/>
-        </w:rPr>
-        <w:t xml:space="preserve"> – </w:t>
-      </w:r>
-      <w:r>
-        <w:rPr>
-          <w:rFonts w:ascii="Garamond" w:hAnsi="Garamond"/>
-          <w:b/>
-          <w:bCs/>
-          <w:color w:val="auto"/>
-        </w:rPr>
-        <w:t>Feb. 2025</w:t>
-      </w:r>
+        <w:spacing w:after="3"/>
+        <w:jc w:val="both"/>
+        <w:rPr>
+          <w:rFonts w:ascii="Garamond" w:hAnsi="Garamond"/>
+          <w:color w:val="auto"/>
+        </w:rPr>
+      </w:pPr>
     </w:p>
     <w:p>
       <w:pPr>
         <w:pStyle w:val="Default"/>
-        <w:rPr>
-          <w:rFonts w:ascii="Garamond" w:hAnsi="Garamond"/>
-          <w:bCs/>
-          <w:i/>
-          <w:color w:val="auto"/>
-        </w:rPr>
-      </w:pPr>
-      <w:r>
-        <w:rPr>
-          <w:rFonts w:ascii="Garamond" w:hAnsi="Garamond"/>
-          <w:bCs/>
-          <w:i/>
-          <w:color w:val="auto"/>
-        </w:rPr>
-        <w:t>Web</w:t>
-      </w:r>
-      <w:r>
-        <w:rPr>
-          <w:rFonts w:ascii="Garamond" w:hAnsi="Garamond"/>
-          <w:bCs/>
-          <w:i/>
-          <w:color w:val="auto"/>
-        </w:rPr>
-        <w:t xml:space="preserve"> Design</w:t>
-      </w:r>
-      <w:r>
-        <w:rPr>
-          <w:rFonts w:ascii="Garamond" w:hAnsi="Garamond"/>
-          <w:bCs/>
-          <w:i/>
-          <w:color w:val="auto"/>
-        </w:rPr>
-        <w:t xml:space="preserve"> Intern</w:t>
-      </w:r>
-      <w:r>
-        <w:rPr>
-          <w:rFonts w:ascii="Garamond" w:hAnsi="Garamond"/>
-          <w:bCs/>
-          <w:i/>
-          <w:color w:val="auto"/>
-        </w:rPr>
-        <w:tab/>
-      </w:r>
-      <w:r>
-        <w:rPr>
-          <w:rFonts w:ascii="Garamond" w:hAnsi="Garamond"/>
-          <w:bCs/>
-          <w:i/>
-        </w:rPr>
-        <w:tab/>
-      </w:r>
-      <w:r>
-        <w:rPr>
-          <w:rFonts w:ascii="Garamond" w:hAnsi="Garamond"/>
-          <w:bCs/>
-          <w:i/>
-        </w:rPr>
-        <w:tab/>
-      </w:r>
-      <w:r>
-        <w:rPr>
-          <w:rFonts w:ascii="Garamond" w:hAnsi="Garamond"/>
-          <w:bCs/>
-          <w:i/>
-          <w:color w:val="auto"/>
-        </w:rPr>
-        <w:tab/>
-      </w:r>
-      <w:r>
-        <w:rPr>
-          <w:rFonts w:ascii="Garamond" w:hAnsi="Garamond"/>
-          <w:bCs/>
-          <w:i/>
-          <w:color w:val="auto"/>
-        </w:rPr>
-        <w:tab/>
-      </w:r>
-      <w:r>
-        <w:rPr>
-          <w:rFonts w:ascii="Garamond" w:hAnsi="Garamond"/>
-          <w:bCs/>
-          <w:i/>
-          <w:color w:val="auto"/>
-        </w:rPr>
-        <w:tab/>
-      </w:r>
-      <w:r>
-        <w:rPr>
-          <w:rFonts w:ascii="Garamond" w:hAnsi="Garamond"/>
-          <w:bCs/>
-          <w:i/>
-          <w:color w:val="auto"/>
-        </w:rPr>
-        <w:tab/>
-      </w:r>
-      <w:r>
-        <w:rPr>
-          <w:rFonts w:ascii="Garamond" w:hAnsi="Garamond"/>
-          <w:bCs/>
-          <w:i/>
-          <w:color w:val="auto"/>
-        </w:rPr>
-        <w:tab/>
-      </w:r>
-      <w:r>
-        <w:rPr>
-          <w:rFonts w:ascii="Garamond" w:hAnsi="Garamond"/>
-          <w:bCs/>
-          <w:i/>
-          <w:color w:val="auto"/>
-        </w:rPr>
-        <w:tab/>
-      </w:r>
-      <w:r>
-        <w:rPr>
-          <w:rFonts w:ascii="Garamond" w:hAnsi="Garamond"/>
-          <w:bCs/>
-          <w:i/>
-          <w:color w:val="auto"/>
-        </w:rPr>
-        <w:tab/>
-        <w:t xml:space="preserve">     </w:t>
-      </w:r>
-      <w:r>
-        <w:rPr>
-          <w:rFonts w:ascii="Garamond" w:hAnsi="Garamond"/>
-          <w:bCs/>
-          <w:i/>
-          <w:color w:val="auto"/>
-        </w:rPr>
-        <w:tab/>
-        <w:t xml:space="preserve"> </w:t>
-      </w:r>
-      <w:r>
-        <w:rPr>
-          <w:rFonts w:ascii="Garamond" w:hAnsi="Garamond"/>
-          <w:bCs/>
-          <w:i/>
-          <w:color w:val="auto"/>
-        </w:rPr>
-        <w:t xml:space="preserve">         </w:t>
-      </w:r>
-      <w:r>
-        <w:rPr>
-          <w:rFonts w:ascii="Garamond" w:hAnsi="Garamond"/>
-          <w:bCs/>
-          <w:i/>
-          <w:color w:val="auto"/>
-        </w:rPr>
-        <w:t xml:space="preserve">    </w:t>
-      </w:r>
-      <w:r>
-        <w:rPr>
-          <w:rFonts w:ascii="Garamond" w:hAnsi="Garamond"/>
-          <w:bCs/>
-          <w:i/>
-          <w:color w:val="auto"/>
-        </w:rPr>
-        <w:t>Remote</w:t>
+        <w:spacing w:after="3"/>
+        <w:jc w:val="both"/>
+        <w:rPr>
+          <w:rFonts w:ascii="Garamond" w:hAnsi="Garamond"/>
+          <w:color w:val="auto"/>
+        </w:rPr>
+      </w:pPr>
+      <w:r>
+        <w:rPr>
+          <w:rFonts w:ascii="Garamond" w:hAnsi="Garamond"/>
+          <w:color w:val="auto"/>
+        </w:rPr>
+        <w:t>CompTIA A+</w:t>
       </w:r>
     </w:p>
     <w:p>
       <w:pPr>
         <w:pStyle w:val="Default"/>
-        <w:numPr>
-          <w:ilvl w:val="0"/>
-          <w:numId w:val="21"/>
-        </w:numPr>
-        <w:rPr>
-          <w:rFonts w:ascii="Garamond" w:hAnsi="Garamond"/>
-          <w:bCs/>
-        </w:rPr>
-      </w:pPr>
-      <w:r>
-        <w:rPr>
-          <w:rFonts w:ascii="Garamond" w:hAnsi="Garamond"/>
-          <w:bCs/>
-        </w:rPr>
-        <w:t>GYB focuses on helping business owners by providing automation solutions and creating high-quality websites</w:t>
-      </w:r>
-      <w:r>
-        <w:rPr>
-          <w:rFonts w:ascii="Garamond" w:hAnsi="Garamond"/>
-          <w:bCs/>
-        </w:rPr>
-        <w:t>.</w:t>
+        <w:rPr>
+          <w:rFonts w:ascii="Garamond" w:hAnsi="Garamond"/>
+        </w:rPr>
+      </w:pPr>
+      <w:r>
+        <w:rPr>
+          <w:rFonts w:ascii="Garamond" w:hAnsi="Garamond"/>
+        </w:rPr>
+        <w:t>CompTIA Network+ (</w:t>
+      </w:r>
+      <w:r>
+        <w:rPr>
+          <w:rFonts w:ascii="Garamond" w:hAnsi="Garamond"/>
+        </w:rPr>
+        <w:t>In Progress</w:t>
+      </w:r>
+      <w:r>
+        <w:rPr>
+          <w:rFonts w:ascii="Garamond" w:hAnsi="Garamond"/>
+        </w:rPr>
+        <w:t>)</w:t>
       </w:r>
     </w:p>
     <w:p>
       <w:pPr>
         <w:pStyle w:val="Default"/>
-        <w:numPr>
-          <w:ilvl w:val="0"/>
-          <w:numId w:val="21"/>
-        </w:numPr>
-        <w:rPr>
-          <w:rFonts w:ascii="Garamond" w:hAnsi="Garamond"/>
-          <w:bCs/>
-        </w:rPr>
-      </w:pPr>
-      <w:r>
-        <w:rPr>
-          <w:rFonts w:ascii="Garamond" w:hAnsi="Garamond"/>
-        </w:rPr>
-        <w:t>Managed and designed company website using GoHighLevel, optimizing for functionality, SEO, and user-friendly layouts.</w:t>
+        <w:rPr>
+          <w:rFonts w:ascii="Garamond" w:hAnsi="Garamond"/>
+          <w:color w:val="auto"/>
+          <w:sz w:val="20"/>
+        </w:rPr>
+      </w:pPr>
+      <w:r>
+        <w:rPr>
+          <w:rFonts w:ascii="Garamond" w:hAnsi="Garamond"/>
+          <w:color w:val="auto"/>
+        </w:rPr>
+        <w:t>CompTIA Security+ (To be completed soon)</w:t>
       </w:r>
     </w:p>
     <w:p>
       <w:pPr>
         <w:pStyle w:val="Default"/>
-        <w:numPr>
-          <w:ilvl w:val="0"/>
-          <w:numId w:val="21"/>
-        </w:numPr>
-        <w:jc w:val="both"/>
-        <w:rPr>
-          <w:rFonts w:ascii="Garamond" w:hAnsi="Garamond"/>
-          <w:bCs/>
-        </w:rPr>
-      </w:pPr>
-      <w:r>
-        <w:rPr>
-          <w:rFonts w:ascii="Garamond" w:hAnsi="Garamond"/>
-          <w:bCs/>
-        </w:rPr>
-        <w:t>Developed creative assets and visuals with Canva, ensuring consistency with design strategies and branding guidelines</w:t>
-      </w:r>
+        <w:rPr>
+          <w:rFonts w:ascii="Garamond" w:hAnsi="Garamond"/>
+          <w:color w:val="auto"/>
+          <w:sz w:val="20"/>
+        </w:rPr>
+      </w:pPr>
     </w:p>
     <w:p>
       <w:pPr>
         <w:pStyle w:val="Default"/>
-        <w:numPr>
-          <w:ilvl w:val="0"/>
-          <w:numId w:val="21"/>
-        </w:numPr>
-        <w:jc w:val="both"/>
-        <w:rPr>
-          <w:rFonts w:ascii="Garamond" w:hAnsi="Garamond"/>
-          <w:bCs/>
-        </w:rPr>
-      </w:pPr>
-      <w:r>
-        <w:rPr>
-          <w:rFonts w:ascii="Garamond" w:hAnsi="Garamond"/>
-          <w:bCs/>
-        </w:rPr>
-        <w:t>Collaborated with cross-functional teams to deliver high-quality projects on time, ensuring client satisfaction and project success.</w:t>
-      </w:r>
+        <w:rPr>
+          <w:rFonts w:ascii="Garamond" w:hAnsi="Garamond"/>
+          <w:color w:val="auto"/>
+          <w:sz w:val="20"/>
+        </w:rPr>
+      </w:pPr>
     </w:p>
     <w:p>
       <w:pPr>
         <w:pStyle w:val="Default"/>
-        <w:numPr>
-          <w:ilvl w:val="0"/>
-          <w:numId w:val="21"/>
-        </w:numPr>
-        <w:jc w:val="both"/>
-        <w:rPr>
-          <w:rFonts w:ascii="Garamond" w:hAnsi="Garamond"/>
-          <w:bCs/>
-        </w:rPr>
-      </w:pPr>
-      <w:r>
-        <w:rPr>
-          <w:rFonts w:ascii="Garamond" w:hAnsi="Garamond"/>
-          <w:bCs/>
-        </w:rPr>
-        <w:t>Applied design principles and leveraged AI tools to enhance user experience and interactivity.</w:t>
-      </w:r>
+        <w:rPr>
+          <w:rFonts w:ascii="Garamond" w:hAnsi="Garamond"/>
+          <w:color w:val="auto"/>
+          <w:sz w:val="20"/>
+        </w:rPr>
+      </w:pPr>
     </w:p>
     <w:p>
       <w:pPr>
-        <w:pStyle w:val="NormalWeb"/>
-        <w:numPr>
-          <w:ilvl w:val="0"/>
-          <w:numId w:val="21"/>
-        </w:numPr>
-        <w:rPr>
-          <w:rFonts w:ascii="Garamond" w:hAnsi="Garamond"/>
-        </w:rPr>
-      </w:pPr>
-      <w:r>
-        <w:rPr>
-          <w:rFonts w:ascii="Garamond" w:hAnsi="Garamond"/>
-        </w:rPr>
-        <w:t>Maintained a Python-based Discord bot to automate communication and enhance business operations</w:t>
-      </w:r>
-      <w:r>
-        <w:rPr>
-          <w:rFonts w:ascii="Garamond" w:hAnsi="Garamond"/>
-        </w:rPr>
-        <w:t>.</w:t>
+        <w:pStyle w:val="Default"/>
+        <w:pBdr>
+          <w:bottom w:val="single" w:sz="6" w:space="1" w:color="auto"/>
+        </w:pBdr>
+        <w:rPr>
+          <w:rFonts w:ascii="Garamond" w:hAnsi="Garamond"/>
+          <w:color w:val="auto"/>
+          <w:sz w:val="36"/>
+          <w:szCs w:val="36"/>
+        </w:rPr>
+      </w:pPr>
+      <w:r>
+        <w:rPr>
+          <w:rFonts w:ascii="Garamond" w:hAnsi="Garamond"/>
+          <w:b/>
+          <w:bCs/>
+          <w:color w:val="auto"/>
+          <w:sz w:val="36"/>
+          <w:szCs w:val="36"/>
+        </w:rPr>
+        <w:t>EDUCATION</w:t>
       </w:r>
     </w:p>
     <w:p>
       <w:pPr>
         <w:pStyle w:val="Default"/>
-        <w:numPr>
-          <w:ilvl w:val="1"/>
-          <w:numId w:val="21"/>
-        </w:numPr>
-        <w:rPr>
-          <w:rFonts w:ascii="Garamond" w:hAnsi="Garamond"/>
-        </w:rPr>
-      </w:pPr>
-      <w:r>
-        <w:rPr>
-          <w:rFonts w:ascii="Garamond" w:hAnsi="Garamond"/>
-          <w:b/>
-          <w:bCs/>
-        </w:rPr>
-        <w:t>Stack:</w:t>
-      </w:r>
-      <w:r>
-        <w:rPr>
-          <w:rFonts w:ascii="Garamond" w:hAnsi="Garamond"/>
-        </w:rPr>
-        <w:t xml:space="preserve"> HTML</w:t>
-      </w:r>
-      <w:r>
-        <w:rPr>
-          <w:rFonts w:ascii="Garamond" w:hAnsi="Garamond"/>
-        </w:rPr>
-        <w:t>;</w:t>
-      </w:r>
-      <w:r>
-        <w:rPr>
-          <w:rFonts w:ascii="Garamond" w:hAnsi="Garamond"/>
-        </w:rPr>
-        <w:t xml:space="preserve"> CSS</w:t>
-      </w:r>
-      <w:r>
-        <w:rPr>
-          <w:rFonts w:ascii="Garamond" w:hAnsi="Garamond"/>
-        </w:rPr>
-        <w:t>;</w:t>
-      </w:r>
-      <w:r>
-        <w:rPr>
-          <w:rFonts w:ascii="Garamond" w:hAnsi="Garamond"/>
-        </w:rPr>
-        <w:t xml:space="preserve"> Python;</w:t>
-      </w:r>
-      <w:r>
-        <w:rPr>
-          <w:rFonts w:ascii="Garamond" w:hAnsi="Garamond"/>
-        </w:rPr>
-        <w:t xml:space="preserve"> GoHighLevel (CRM</w:t>
-      </w:r>
-      <w:r>
-        <w:rPr>
-          <w:rFonts w:ascii="Garamond" w:hAnsi="Garamond"/>
-        </w:rPr>
-        <w:t xml:space="preserve">, </w:t>
-      </w:r>
-      <w:r>
-        <w:rPr>
-          <w:rFonts w:ascii="Garamond" w:hAnsi="Garamond"/>
-        </w:rPr>
-        <w:t>CMS)</w:t>
-      </w:r>
-      <w:r>
-        <w:rPr>
-          <w:rFonts w:ascii="Garamond" w:hAnsi="Garamond"/>
-        </w:rPr>
-        <w:t>;</w:t>
-      </w:r>
-      <w:r>
-        <w:rPr>
-          <w:rFonts w:ascii="Garamond" w:hAnsi="Garamond"/>
-        </w:rPr>
-        <w:t xml:space="preserve"> </w:t>
-      </w:r>
-      <w:r>
-        <w:rPr>
-          <w:rFonts w:ascii="Garamond" w:hAnsi="Garamond"/>
-        </w:rPr>
-        <w:t xml:space="preserve">Canva; </w:t>
-      </w:r>
-      <w:r>
-        <w:rPr>
-          <w:rFonts w:ascii="Garamond" w:hAnsi="Garamond"/>
-        </w:rPr>
-        <w:t>OpenAI</w:t>
+        <w:tabs>
+          <w:tab w:val="left" w:pos="1660"/>
+        </w:tabs>
+        <w:rPr>
+          <w:rFonts w:ascii="Garamond" w:hAnsi="Garamond"/>
+          <w:b/>
+          <w:bCs/>
+          <w:color w:val="auto"/>
+          <w:sz w:val="4"/>
+          <w:szCs w:val="4"/>
+        </w:rPr>
+      </w:pPr>
+      <w:r>
+        <w:rPr>
+          <w:rFonts w:ascii="Garamond" w:hAnsi="Garamond"/>
+          <w:b/>
+          <w:bCs/>
+          <w:color w:val="auto"/>
+          <w:sz w:val="4"/>
+          <w:szCs w:val="4"/>
+        </w:rPr>
+        <w:tab/>
       </w:r>
     </w:p>
     <w:p>
@@ -840,6 +516,501 @@
           <w:b/>
           <w:bCs/>
           <w:color w:val="auto"/>
+        </w:rPr>
+      </w:pPr>
+    </w:p>
+    <w:p>
+      <w:pPr>
+        <w:pStyle w:val="Default"/>
+        <w:rPr>
+          <w:rFonts w:ascii="Garamond" w:hAnsi="Garamond"/>
+          <w:b/>
+          <w:bCs/>
+          <w:color w:val="auto"/>
+        </w:rPr>
+      </w:pPr>
+      <w:r>
+        <w:rPr>
+          <w:rFonts w:ascii="Garamond" w:hAnsi="Garamond"/>
+          <w:b/>
+          <w:bCs/>
+          <w:color w:val="auto"/>
+        </w:rPr>
+        <w:t>Bellevue University</w:t>
+      </w:r>
+      <w:r>
+        <w:rPr>
+          <w:rFonts w:ascii="Garamond" w:hAnsi="Garamond"/>
+          <w:b/>
+          <w:bCs/>
+          <w:color w:val="auto"/>
+        </w:rPr>
+        <w:t xml:space="preserve"> </w:t>
+      </w:r>
+      <w:r>
+        <w:rPr>
+          <w:rFonts w:ascii="Garamond" w:hAnsi="Garamond"/>
+          <w:b/>
+          <w:bCs/>
+          <w:color w:val="auto"/>
+        </w:rPr>
+        <w:tab/>
+      </w:r>
+      <w:r>
+        <w:rPr>
+          <w:rFonts w:ascii="Garamond" w:hAnsi="Garamond"/>
+          <w:b/>
+          <w:bCs/>
+          <w:color w:val="auto"/>
+        </w:rPr>
+        <w:tab/>
+      </w:r>
+      <w:r>
+        <w:rPr>
+          <w:rFonts w:ascii="Garamond" w:hAnsi="Garamond"/>
+          <w:b/>
+          <w:bCs/>
+          <w:color w:val="auto"/>
+        </w:rPr>
+        <w:tab/>
+      </w:r>
+      <w:r>
+        <w:rPr>
+          <w:rFonts w:ascii="Garamond" w:hAnsi="Garamond"/>
+          <w:b/>
+          <w:bCs/>
+          <w:color w:val="auto"/>
+        </w:rPr>
+        <w:tab/>
+      </w:r>
+      <w:r>
+        <w:rPr>
+          <w:rFonts w:ascii="Garamond" w:hAnsi="Garamond"/>
+          <w:b/>
+          <w:bCs/>
+          <w:color w:val="auto"/>
+        </w:rPr>
+        <w:tab/>
+        <w:t xml:space="preserve">                     </w:t>
+      </w:r>
+      <w:r>
+        <w:rPr>
+          <w:rFonts w:ascii="Garamond" w:hAnsi="Garamond"/>
+          <w:b/>
+          <w:bCs/>
+          <w:color w:val="auto"/>
+        </w:rPr>
+        <w:tab/>
+        <w:t xml:space="preserve">        </w:t>
+      </w:r>
+      <w:r>
+        <w:rPr>
+          <w:rFonts w:ascii="Garamond" w:hAnsi="Garamond"/>
+          <w:b/>
+          <w:bCs/>
+          <w:color w:val="auto"/>
+        </w:rPr>
+        <w:tab/>
+      </w:r>
+      <w:r>
+        <w:rPr>
+          <w:rFonts w:ascii="Garamond" w:hAnsi="Garamond"/>
+          <w:b/>
+          <w:bCs/>
+          <w:color w:val="auto"/>
+        </w:rPr>
+        <w:tab/>
+        <w:t xml:space="preserve">      </w:t>
+      </w:r>
+      <w:r>
+        <w:rPr>
+          <w:rFonts w:ascii="Garamond" w:hAnsi="Garamond"/>
+          <w:b/>
+          <w:bCs/>
+          <w:color w:val="auto"/>
+        </w:rPr>
+        <w:t xml:space="preserve">  October 2024 </w:t>
+      </w:r>
+      <w:r>
+        <w:rPr>
+          <w:rFonts w:ascii="Garamond" w:hAnsi="Garamond"/>
+          <w:b/>
+          <w:bCs/>
+          <w:color w:val="auto"/>
+        </w:rPr>
+        <w:t>–</w:t>
+      </w:r>
+      <w:r>
+        <w:rPr>
+          <w:rFonts w:ascii="Garamond" w:hAnsi="Garamond"/>
+          <w:b/>
+          <w:bCs/>
+          <w:color w:val="auto"/>
+        </w:rPr>
+        <w:t xml:space="preserve"> Present</w:t>
+      </w:r>
+      <w:r>
+        <w:rPr>
+          <w:rFonts w:ascii="Garamond" w:hAnsi="Garamond"/>
+          <w:b/>
+          <w:bCs/>
+          <w:color w:val="auto"/>
+        </w:rPr>
+        <w:t xml:space="preserve"> </w:t>
+      </w:r>
+    </w:p>
+    <w:p>
+      <w:pPr>
+        <w:pStyle w:val="Default"/>
+        <w:rPr>
+          <w:rFonts w:ascii="Garamond" w:hAnsi="Garamond"/>
+          <w:i/>
+          <w:iCs/>
+          <w:color w:val="auto"/>
+        </w:rPr>
+      </w:pPr>
+      <w:r>
+        <w:rPr>
+          <w:rFonts w:ascii="Garamond" w:hAnsi="Garamond"/>
+          <w:i/>
+          <w:iCs/>
+          <w:color w:val="auto"/>
+        </w:rPr>
+        <w:t>B.S. in Web Development</w:t>
+      </w:r>
+      <w:r>
+        <w:rPr>
+          <w:rFonts w:ascii="Garamond" w:hAnsi="Garamond"/>
+          <w:i/>
+          <w:iCs/>
+          <w:color w:val="auto"/>
+        </w:rPr>
+        <w:tab/>
+      </w:r>
+      <w:r>
+        <w:rPr>
+          <w:rFonts w:ascii="Garamond" w:hAnsi="Garamond"/>
+          <w:i/>
+          <w:iCs/>
+          <w:color w:val="auto"/>
+        </w:rPr>
+        <w:tab/>
+      </w:r>
+      <w:r>
+        <w:rPr>
+          <w:rFonts w:ascii="Garamond" w:hAnsi="Garamond"/>
+          <w:i/>
+          <w:iCs/>
+          <w:color w:val="auto"/>
+        </w:rPr>
+        <w:tab/>
+      </w:r>
+      <w:r>
+        <w:rPr>
+          <w:rFonts w:ascii="Garamond" w:hAnsi="Garamond"/>
+          <w:i/>
+          <w:iCs/>
+          <w:color w:val="auto"/>
+        </w:rPr>
+        <w:tab/>
+      </w:r>
+      <w:r>
+        <w:rPr>
+          <w:rFonts w:ascii="Garamond" w:hAnsi="Garamond"/>
+          <w:i/>
+          <w:iCs/>
+          <w:color w:val="auto"/>
+        </w:rPr>
+        <w:tab/>
+        <w:t xml:space="preserve">   </w:t>
+      </w:r>
+      <w:r>
+        <w:rPr>
+          <w:rFonts w:ascii="Garamond" w:hAnsi="Garamond"/>
+          <w:i/>
+          <w:iCs/>
+          <w:color w:val="auto"/>
+        </w:rPr>
+        <w:tab/>
+      </w:r>
+      <w:r>
+        <w:rPr>
+          <w:rFonts w:ascii="Garamond" w:hAnsi="Garamond"/>
+          <w:i/>
+          <w:iCs/>
+          <w:color w:val="auto"/>
+        </w:rPr>
+        <w:tab/>
+      </w:r>
+      <w:r>
+        <w:rPr>
+          <w:rFonts w:ascii="Garamond" w:hAnsi="Garamond"/>
+          <w:i/>
+          <w:iCs/>
+          <w:color w:val="auto"/>
+        </w:rPr>
+        <w:tab/>
+        <w:t xml:space="preserve">            </w:t>
+      </w:r>
+      <w:r>
+        <w:rPr>
+          <w:rFonts w:ascii="Garamond" w:hAnsi="Garamond"/>
+          <w:i/>
+          <w:iCs/>
+          <w:color w:val="auto"/>
+        </w:rPr>
+        <w:t xml:space="preserve">                                      Remote</w:t>
+      </w:r>
+    </w:p>
+    <w:p>
+      <w:pPr>
+        <w:pStyle w:val="Default"/>
+        <w:rPr>
+          <w:rFonts w:ascii="Garamond" w:hAnsi="Garamond"/>
+          <w:b/>
+          <w:bCs/>
+          <w:color w:val="auto"/>
+        </w:rPr>
+      </w:pPr>
+    </w:p>
+    <w:p>
+      <w:pPr>
+        <w:pStyle w:val="Default"/>
+        <w:rPr>
+          <w:rFonts w:ascii="Garamond" w:hAnsi="Garamond"/>
+          <w:b/>
+          <w:bCs/>
+          <w:color w:val="auto"/>
+        </w:rPr>
+      </w:pPr>
+      <w:r>
+        <w:rPr>
+          <w:rFonts w:ascii="Garamond" w:hAnsi="Garamond"/>
+          <w:b/>
+          <w:bCs/>
+          <w:color w:val="auto"/>
+        </w:rPr>
+        <w:t>Metropolitan Community College</w:t>
+      </w:r>
+      <w:r>
+        <w:rPr>
+          <w:rFonts w:ascii="Garamond" w:hAnsi="Garamond"/>
+          <w:b/>
+          <w:bCs/>
+          <w:color w:val="auto"/>
+        </w:rPr>
+        <w:t xml:space="preserve"> </w:t>
+      </w:r>
+      <w:r>
+        <w:rPr>
+          <w:rFonts w:ascii="Garamond" w:hAnsi="Garamond"/>
+          <w:b/>
+          <w:bCs/>
+          <w:color w:val="auto"/>
+        </w:rPr>
+        <w:tab/>
+      </w:r>
+      <w:r>
+        <w:rPr>
+          <w:rFonts w:ascii="Garamond" w:hAnsi="Garamond"/>
+          <w:b/>
+          <w:bCs/>
+          <w:color w:val="auto"/>
+        </w:rPr>
+        <w:tab/>
+      </w:r>
+      <w:r>
+        <w:rPr>
+          <w:rFonts w:ascii="Garamond" w:hAnsi="Garamond"/>
+          <w:b/>
+          <w:bCs/>
+          <w:color w:val="auto"/>
+        </w:rPr>
+        <w:tab/>
+      </w:r>
+      <w:r>
+        <w:rPr>
+          <w:rFonts w:ascii="Garamond" w:hAnsi="Garamond"/>
+          <w:b/>
+          <w:bCs/>
+          <w:color w:val="auto"/>
+        </w:rPr>
+        <w:tab/>
+      </w:r>
+      <w:r>
+        <w:rPr>
+          <w:rFonts w:ascii="Garamond" w:hAnsi="Garamond"/>
+          <w:b/>
+          <w:bCs/>
+          <w:color w:val="auto"/>
+        </w:rPr>
+        <w:tab/>
+        <w:t xml:space="preserve">                     </w:t>
+      </w:r>
+      <w:r>
+        <w:rPr>
+          <w:rFonts w:ascii="Garamond" w:hAnsi="Garamond"/>
+          <w:b/>
+          <w:bCs/>
+          <w:color w:val="auto"/>
+        </w:rPr>
+        <w:tab/>
+        <w:t xml:space="preserve">      </w:t>
+      </w:r>
+      <w:r>
+        <w:rPr>
+          <w:rFonts w:ascii="Garamond" w:hAnsi="Garamond"/>
+          <w:b/>
+          <w:bCs/>
+          <w:color w:val="auto"/>
+        </w:rPr>
+        <w:t xml:space="preserve">                          May 2024 </w:t>
+      </w:r>
+      <w:r>
+        <w:rPr>
+          <w:rFonts w:ascii="Garamond" w:hAnsi="Garamond"/>
+          <w:b/>
+          <w:bCs/>
+          <w:color w:val="auto"/>
+        </w:rPr>
+        <w:t xml:space="preserve"> </w:t>
+      </w:r>
+    </w:p>
+    <w:p>
+      <w:pPr>
+        <w:pStyle w:val="Default"/>
+        <w:rPr>
+          <w:rFonts w:ascii="Garamond" w:hAnsi="Garamond"/>
+          <w:i/>
+          <w:iCs/>
+          <w:color w:val="auto"/>
+        </w:rPr>
+      </w:pPr>
+      <w:r>
+        <w:rPr>
+          <w:rFonts w:ascii="Garamond" w:hAnsi="Garamond"/>
+          <w:i/>
+          <w:iCs/>
+          <w:color w:val="auto"/>
+        </w:rPr>
+        <w:t>A.A.S.</w:t>
+      </w:r>
+      <w:r>
+        <w:rPr>
+          <w:rFonts w:ascii="Garamond" w:hAnsi="Garamond"/>
+          <w:i/>
+          <w:iCs/>
+          <w:color w:val="auto"/>
+        </w:rPr>
+        <w:t xml:space="preserve"> in Information Technology – Computer Programming</w:t>
+      </w:r>
+      <w:r>
+        <w:rPr>
+          <w:rFonts w:ascii="Garamond" w:hAnsi="Garamond"/>
+          <w:i/>
+          <w:iCs/>
+          <w:color w:val="auto"/>
+        </w:rPr>
+        <w:tab/>
+      </w:r>
+      <w:r>
+        <w:rPr>
+          <w:rFonts w:ascii="Garamond" w:hAnsi="Garamond"/>
+          <w:i/>
+          <w:iCs/>
+          <w:color w:val="auto"/>
+        </w:rPr>
+        <w:tab/>
+      </w:r>
+      <w:r>
+        <w:rPr>
+          <w:rFonts w:ascii="Garamond" w:hAnsi="Garamond"/>
+          <w:i/>
+          <w:iCs/>
+          <w:color w:val="auto"/>
+        </w:rPr>
+        <w:t xml:space="preserve">                                                                  Omaha, NE</w:t>
+      </w:r>
+    </w:p>
+    <w:p>
+      <w:pPr>
+        <w:pStyle w:val="Default"/>
+        <w:rPr>
+          <w:rFonts w:ascii="Garamond" w:hAnsi="Garamond"/>
+          <w:color w:val="auto"/>
+          <w:sz w:val="20"/>
+        </w:rPr>
+      </w:pPr>
+    </w:p>
+    <w:p>
+      <w:pPr>
+        <w:pStyle w:val="Default"/>
+        <w:rPr>
+          <w:rFonts w:ascii="Garamond" w:hAnsi="Garamond"/>
+          <w:color w:val="auto"/>
+          <w:sz w:val="20"/>
+        </w:rPr>
+      </w:pPr>
+    </w:p>
+    <w:p>
+      <w:pPr>
+        <w:pStyle w:val="Default"/>
+        <w:rPr>
+          <w:rFonts w:ascii="Garamond" w:hAnsi="Garamond"/>
+          <w:color w:val="auto"/>
+          <w:sz w:val="20"/>
+        </w:rPr>
+      </w:pPr>
+    </w:p>
+    <w:p>
+      <w:pPr>
+        <w:pStyle w:val="Default"/>
+        <w:pBdr>
+          <w:bottom w:val="single" w:sz="6" w:space="1" w:color="auto"/>
+        </w:pBdr>
+        <w:rPr>
+          <w:rFonts w:ascii="Garamond" w:hAnsi="Garamond"/>
+          <w:b/>
+          <w:bCs/>
+          <w:color w:val="auto"/>
+          <w:sz w:val="36"/>
+          <w:szCs w:val="36"/>
+        </w:rPr>
+      </w:pPr>
+      <w:r>
+        <w:rPr>
+          <w:rFonts w:ascii="Garamond" w:hAnsi="Garamond"/>
+          <w:b/>
+          <w:bCs/>
+          <w:color w:val="auto"/>
+          <w:sz w:val="36"/>
+          <w:szCs w:val="36"/>
+        </w:rPr>
+        <w:t>WORK EXPERIENCE</w:t>
+      </w:r>
+    </w:p>
+    <w:p>
+      <w:pPr>
+        <w:pStyle w:val="Default"/>
+        <w:rPr>
+          <w:rFonts w:ascii="Garamond" w:hAnsi="Garamond"/>
+          <w:b/>
+          <w:bCs/>
+          <w:color w:val="auto"/>
+          <w:sz w:val="4"/>
+          <w:szCs w:val="4"/>
+          <w:u w:val="single"/>
+        </w:rPr>
+      </w:pPr>
+    </w:p>
+    <w:p>
+      <w:pPr>
+        <w:pStyle w:val="Default"/>
+        <w:rPr>
+          <w:rFonts w:ascii="Garamond" w:hAnsi="Garamond"/>
+          <w:b/>
+          <w:bCs/>
+          <w:color w:val="auto"/>
           <w:sz w:val="20"/>
           <w:szCs w:val="20"/>
         </w:rPr>
@@ -925,53 +1096,7 @@
           <w:bCs/>
           <w:color w:val="auto"/>
         </w:rPr>
-        <w:tab/>
-      </w:r>
-      <w:r>
-        <w:rPr>
-          <w:rFonts w:ascii="Garamond" w:hAnsi="Garamond"/>
-          <w:b/>
-          <w:bCs/>
-          <w:color w:val="auto"/>
-        </w:rPr>
-        <w:tab/>
-      </w:r>
-      <w:r>
-        <w:rPr>
-          <w:rFonts w:ascii="Garamond" w:hAnsi="Garamond"/>
-          <w:b/>
-          <w:bCs/>
-          <w:color w:val="auto"/>
-        </w:rPr>
-        <w:tab/>
-      </w:r>
-      <w:r>
-        <w:rPr>
-          <w:rFonts w:ascii="Garamond" w:hAnsi="Garamond"/>
-          <w:b/>
-          <w:bCs/>
-          <w:color w:val="auto"/>
-        </w:rPr>
-        <w:tab/>
-        <w:t xml:space="preserve">       </w:t>
-      </w:r>
-      <w:r>
-        <w:rPr>
-          <w:rFonts w:ascii="Garamond" w:hAnsi="Garamond"/>
-          <w:b/>
-          <w:bCs/>
-          <w:color w:val="auto"/>
-        </w:rPr>
-        <w:t xml:space="preserve"> </w:t>
-      </w:r>
-      <w:r>
-        <w:rPr>
-          <w:rFonts w:ascii="Garamond" w:hAnsi="Garamond"/>
-          <w:b/>
-          <w:bCs/>
-          <w:color w:val="auto"/>
-        </w:rPr>
-        <w:t xml:space="preserve">   </w:t>
+        <w:t xml:space="preserve">                                       </w:t>
       </w:r>
       <w:r>
         <w:rPr>
@@ -989,7 +1114,16 @@
           <w:bCs/>
           <w:color w:val="auto"/>
         </w:rPr>
-        <w:t>. 20</w:t>
+        <w:t>ember</w:t>
+      </w:r>
+      <w:r>
+        <w:rPr>
+          <w:rFonts w:ascii="Garamond" w:hAnsi="Garamond"/>
+          <w:b/>
+          <w:bCs/>
+          <w:color w:val="auto"/>
+        </w:rPr>
+        <w:t xml:space="preserve"> 20</w:t>
       </w:r>
       <w:r>
         <w:rPr>
@@ -1025,7 +1159,25 @@
           <w:bCs/>
           <w:color w:val="auto"/>
         </w:rPr>
-        <w:t>Dec. 2024</w:t>
+        <w:t>Dec</w:t>
+      </w:r>
+      <w:r>
+        <w:rPr>
+          <w:rFonts w:ascii="Garamond" w:hAnsi="Garamond"/>
+          <w:b/>
+          <w:bCs/>
+          <w:color w:val="auto"/>
+        </w:rPr>
+        <w:t>ember</w:t>
+      </w:r>
+      <w:r>
+        <w:rPr>
+          <w:rFonts w:ascii="Garamond" w:hAnsi="Garamond"/>
+          <w:b/>
+          <w:bCs/>
+          <w:color w:val="auto"/>
+        </w:rPr>
+        <w:t xml:space="preserve"> 2024</w:t>
       </w:r>
     </w:p>
     <w:p>
@@ -1170,32 +1322,23 @@
       <w:r>
         <w:rPr>
           <w:rFonts w:ascii="Garamond" w:hAnsi="Garamond"/>
-        </w:rPr>
-        <w:t xml:space="preserve">TELUS Digital focuses on delivering digital solutions and services that enhance </w:t>
-      </w:r>
-      <w:r>
-        <w:rPr>
-          <w:rFonts w:ascii="Garamond" w:hAnsi="Garamond"/>
-        </w:rPr>
-        <w:t>customer</w:t>
-      </w:r>
-      <w:r>
-        <w:rPr>
-          <w:rFonts w:ascii="Garamond" w:hAnsi="Garamond"/>
-        </w:rPr>
-        <w:t xml:space="preserve"> experience</w:t>
-      </w:r>
-      <w:r>
-        <w:rPr>
-          <w:rFonts w:ascii="Garamond" w:hAnsi="Garamond"/>
-        </w:rPr>
-        <w:t>, websites,</w:t>
-      </w:r>
-      <w:r>
-        <w:rPr>
-          <w:rFonts w:ascii="Garamond" w:hAnsi="Garamond"/>
-        </w:rPr>
-        <w:t xml:space="preserve"> and AI systems.</w:t>
+          <w:bCs/>
+        </w:rPr>
+        <w:t xml:space="preserve">Analyzed and provided detailed feedback </w:t>
+      </w:r>
+      <w:r>
+        <w:rPr>
+          <w:rFonts w:ascii="Garamond" w:hAnsi="Garamond"/>
+          <w:bCs/>
+        </w:rPr>
+        <w:t>to ensure quality standards across various digital assets</w:t>
+      </w:r>
+      <w:r>
+        <w:rPr>
+          <w:rFonts w:ascii="Garamond" w:hAnsi="Garamond"/>
+          <w:bCs/>
+        </w:rPr>
+        <w:t>.</w:t>
       </w:r>
     </w:p>
     <w:p>
@@ -1215,28 +1358,21 @@
           <w:rFonts w:ascii="Garamond" w:hAnsi="Garamond"/>
           <w:bCs/>
         </w:rPr>
-        <w:t xml:space="preserve">Analyzed and provided detailed feedback </w:t>
-      </w:r>
-      <w:r>
-        <w:rPr>
-          <w:rFonts w:ascii="Garamond" w:hAnsi="Garamond"/>
-          <w:bCs/>
-        </w:rPr>
-        <w:t>to ensure quality standards across various digital assets, including</w:t>
-      </w:r>
-      <w:r>
-        <w:rPr>
-          <w:rFonts w:ascii="Garamond" w:hAnsi="Garamond"/>
-          <w:bCs/>
-        </w:rPr>
-        <w:t xml:space="preserve"> websites, landing pages, text, images, and AI-based content, focusing on improving usability and </w:t>
-      </w:r>
-      <w:r>
-        <w:rPr>
-          <w:rFonts w:ascii="Garamond" w:hAnsi="Garamond"/>
-          <w:bCs/>
-        </w:rPr>
-        <w:t>UX.</w:t>
+        <w:t>Used online tools to evaluate AI performance</w:t>
+      </w:r>
+      <w:r>
+        <w:rPr>
+          <w:rFonts w:ascii="Garamond" w:hAnsi="Garamond"/>
+          <w:bCs/>
+        </w:rPr>
+        <w:t xml:space="preserve"> and webpages</w:t>
+      </w:r>
+      <w:r>
+        <w:rPr>
+          <w:rFonts w:ascii="Garamond" w:hAnsi="Garamond"/>
+          <w:bCs/>
+        </w:rPr>
+        <w:t>, identifying areas for improvement, and ensuring alignment with expected standards.</w:t>
       </w:r>
     </w:p>
     <w:p>
@@ -1256,37 +1392,36 @@
           <w:rFonts w:ascii="Garamond" w:hAnsi="Garamond"/>
           <w:bCs/>
         </w:rPr>
-        <w:t>Used online tools to evaluate AI performance, identifying areas for improvement, and ensuring alignment with expected standards.</w:t>
+        <w:t xml:space="preserve">Independently analyzed and provided feedback on </w:t>
+      </w:r>
+      <w:r>
+        <w:rPr>
+          <w:rFonts w:ascii="Garamond" w:hAnsi="Garamond"/>
+          <w:bCs/>
+        </w:rPr>
+        <w:t>many</w:t>
+      </w:r>
+      <w:r>
+        <w:rPr>
+          <w:rFonts w:ascii="Garamond" w:hAnsi="Garamond"/>
+          <w:bCs/>
+        </w:rPr>
+        <w:t xml:space="preserve"> AI models/webpages per day while managing task prioritization in a fast-paced remote role.</w:t>
       </w:r>
     </w:p>
     <w:p>
       <w:pPr>
         <w:pStyle w:val="Default"/>
-        <w:numPr>
-          <w:ilvl w:val="0"/>
-          <w:numId w:val="19"/>
-        </w:numPr>
-        <w:rPr>
-          <w:rFonts w:ascii="Garamond" w:hAnsi="Garamond"/>
-          <w:bCs/>
-        </w:rPr>
-      </w:pPr>
-      <w:r>
-        <w:rPr>
-          <w:rFonts w:ascii="Garamond" w:hAnsi="Garamond"/>
-          <w:bCs/>
-        </w:rPr>
-        <w:t>Worked independently in a fully remote role, effectively managing time and task prioritization to meet deadlines and produce high-quality assessments.</w:t>
-      </w:r>
+        <w:rPr>
+          <w:rFonts w:ascii="Garamond" w:hAnsi="Garamond"/>
+        </w:rPr>
+      </w:pPr>
     </w:p>
     <w:p>
       <w:pPr>
         <w:pStyle w:val="Default"/>
         <w:rPr>
           <w:rFonts w:ascii="Garamond" w:hAnsi="Garamond"/>
-          <w:b/>
-          <w:bCs/>
-          <w:color w:val="auto"/>
         </w:rPr>
       </w:pPr>
     </w:p>
@@ -1295,359 +1430,6 @@
         <w:pStyle w:val="Default"/>
         <w:rPr>
           <w:rFonts w:ascii="Garamond" w:hAnsi="Garamond"/>
-          <w:b/>
-          <w:bCs/>
-          <w:color w:val="auto"/>
-        </w:rPr>
-      </w:pPr>
-      <w:r>
-        <w:rPr>
-          <w:rFonts w:ascii="Garamond" w:hAnsi="Garamond"/>
-          <w:b/>
-          <w:bCs/>
-          <w:color w:val="auto"/>
-        </w:rPr>
-        <w:t>Metropolitan Community College</w:t>
-      </w:r>
-      <w:r>
-        <w:rPr>
-          <w:rFonts w:ascii="Garamond" w:hAnsi="Garamond"/>
-          <w:b/>
-          <w:bCs/>
-          <w:color w:val="auto"/>
-        </w:rPr>
-        <w:tab/>
-      </w:r>
-      <w:r>
-        <w:rPr>
-          <w:rFonts w:ascii="Garamond" w:hAnsi="Garamond"/>
-          <w:b/>
-          <w:bCs/>
-          <w:color w:val="auto"/>
-        </w:rPr>
-        <w:tab/>
-      </w:r>
-      <w:r>
-        <w:rPr>
-          <w:rFonts w:ascii="Garamond" w:hAnsi="Garamond"/>
-          <w:b/>
-          <w:bCs/>
-          <w:color w:val="auto"/>
-        </w:rPr>
-        <w:tab/>
-      </w:r>
-      <w:r>
-        <w:rPr>
-          <w:rFonts w:ascii="Garamond" w:hAnsi="Garamond"/>
-          <w:b/>
-          <w:bCs/>
-          <w:color w:val="auto"/>
-        </w:rPr>
-        <w:tab/>
-      </w:r>
-      <w:r>
-        <w:rPr>
-          <w:rFonts w:ascii="Garamond" w:hAnsi="Garamond"/>
-          <w:b/>
-          <w:bCs/>
-          <w:color w:val="auto"/>
-        </w:rPr>
-        <w:tab/>
-      </w:r>
-      <w:r>
-        <w:rPr>
-          <w:rFonts w:ascii="Garamond" w:hAnsi="Garamond"/>
-          <w:b/>
-          <w:bCs/>
-          <w:color w:val="auto"/>
-        </w:rPr>
-        <w:tab/>
-      </w:r>
-      <w:r>
-        <w:rPr>
-          <w:rFonts w:ascii="Garamond" w:hAnsi="Garamond"/>
-          <w:b/>
-          <w:bCs/>
-          <w:color w:val="auto"/>
-        </w:rPr>
-        <w:tab/>
-        <w:t xml:space="preserve">          Sept. 2022</w:t>
-      </w:r>
-      <w:r>
-        <w:rPr>
-          <w:rFonts w:ascii="Garamond" w:hAnsi="Garamond"/>
-          <w:b/>
-          <w:bCs/>
-          <w:color w:val="auto"/>
-        </w:rPr>
-        <w:t xml:space="preserve"> –</w:t>
-      </w:r>
-      <w:r>
-        <w:rPr>
-          <w:rFonts w:ascii="Garamond" w:hAnsi="Garamond"/>
-          <w:b/>
-          <w:bCs/>
-          <w:color w:val="auto"/>
-        </w:rPr>
-        <w:t xml:space="preserve"> Dec. 2022</w:t>
-      </w:r>
-    </w:p>
-    <w:p>
-      <w:pPr>
-        <w:pStyle w:val="Default"/>
-        <w:rPr>
-          <w:rFonts w:ascii="Garamond" w:hAnsi="Garamond"/>
-          <w:bCs/>
-          <w:i/>
-          <w:color w:val="auto"/>
-        </w:rPr>
-      </w:pPr>
-      <w:r>
-        <w:rPr>
-          <w:rFonts w:ascii="Garamond" w:hAnsi="Garamond"/>
-          <w:bCs/>
-          <w:i/>
-          <w:color w:val="auto"/>
-        </w:rPr>
-        <w:t>Web Developer Intern</w:t>
-      </w:r>
-      <w:r>
-        <w:rPr>
-          <w:rFonts w:ascii="Garamond" w:hAnsi="Garamond"/>
-          <w:bCs/>
-          <w:i/>
-          <w:color w:val="auto"/>
-        </w:rPr>
-        <w:tab/>
-      </w:r>
-      <w:r>
-        <w:rPr>
-          <w:rFonts w:ascii="Garamond" w:hAnsi="Garamond"/>
-          <w:bCs/>
-          <w:iCs/>
-          <w:color w:val="FF0000"/>
-          <w:sz w:val="20"/>
-          <w:szCs w:val="20"/>
-        </w:rPr>
-        <w:t xml:space="preserve">                                                                                                                  </w:t>
-      </w:r>
-      <w:r>
-        <w:rPr>
-          <w:rFonts w:ascii="Garamond" w:hAnsi="Garamond"/>
-          <w:bCs/>
-          <w:iCs/>
-          <w:color w:val="FF0000"/>
-          <w:sz w:val="20"/>
-          <w:szCs w:val="20"/>
-        </w:rPr>
-        <w:t xml:space="preserve"> </w:t>
-      </w:r>
-      <w:r>
-        <w:rPr>
-          <w:rFonts w:ascii="Garamond" w:hAnsi="Garamond"/>
-          <w:bCs/>
-          <w:i/>
-          <w:color w:val="auto"/>
-        </w:rPr>
-        <w:t xml:space="preserve">     </w:t>
-      </w:r>
-      <w:r>
-        <w:rPr>
-          <w:rFonts w:ascii="Garamond" w:hAnsi="Garamond"/>
-          <w:bCs/>
-          <w:i/>
-          <w:color w:val="auto"/>
-        </w:rPr>
-        <w:t xml:space="preserve">                         Omaha</w:t>
-      </w:r>
-      <w:r>
-        <w:rPr>
-          <w:rFonts w:ascii="Garamond" w:hAnsi="Garamond"/>
-          <w:bCs/>
-          <w:i/>
-          <w:color w:val="auto"/>
-        </w:rPr>
-        <w:t xml:space="preserve">, </w:t>
-      </w:r>
-      <w:r>
-        <w:rPr>
-          <w:rFonts w:ascii="Garamond" w:hAnsi="Garamond"/>
-          <w:bCs/>
-          <w:i/>
-          <w:color w:val="auto"/>
-        </w:rPr>
-        <w:t>NE</w:t>
-      </w:r>
-    </w:p>
-    <w:p>
-      <w:pPr>
-        <w:pStyle w:val="Default"/>
-        <w:numPr>
-          <w:ilvl w:val="0"/>
-          <w:numId w:val="13"/>
-        </w:numPr>
-        <w:rPr>
-          <w:rFonts w:ascii="Garamond" w:hAnsi="Garamond"/>
-          <w:bCs/>
-          <w:color w:val="auto"/>
-        </w:rPr>
-      </w:pPr>
-      <w:r>
-        <w:rPr>
-          <w:rFonts w:ascii="Garamond" w:hAnsi="Garamond"/>
-          <w:bCs/>
-          <w:color w:val="auto"/>
-        </w:rPr>
-        <w:t>Metropolitan Community College o</w:t>
-      </w:r>
-      <w:r>
-        <w:rPr>
-          <w:rFonts w:ascii="Garamond" w:hAnsi="Garamond"/>
-          <w:bCs/>
-          <w:color w:val="auto"/>
-        </w:rPr>
-        <w:t>ffers a wide range of educational programs aimed at providing education and career training to a diverse student population.</w:t>
-      </w:r>
-    </w:p>
-    <w:p>
-      <w:pPr>
-        <w:pStyle w:val="Default"/>
-        <w:numPr>
-          <w:ilvl w:val="0"/>
-          <w:numId w:val="13"/>
-        </w:numPr>
-        <w:rPr>
-          <w:rFonts w:ascii="Garamond" w:hAnsi="Garamond"/>
-          <w:color w:val="auto"/>
-        </w:rPr>
-      </w:pPr>
-      <w:r>
-        <w:rPr>
-          <w:rFonts w:ascii="Garamond" w:hAnsi="Garamond"/>
-          <w:color w:val="auto"/>
-        </w:rPr>
-        <w:t>E</w:t>
-      </w:r>
-      <w:r>
-        <w:rPr>
-          <w:rFonts w:ascii="Garamond" w:hAnsi="Garamond"/>
-          <w:color w:val="auto"/>
-        </w:rPr>
-        <w:t>nhance</w:t>
-      </w:r>
-      <w:r>
-        <w:rPr>
-          <w:rFonts w:ascii="Garamond" w:hAnsi="Garamond"/>
-          <w:color w:val="auto"/>
-        </w:rPr>
-        <w:t>d</w:t>
-      </w:r>
-      <w:r>
-        <w:rPr>
-          <w:rFonts w:ascii="Garamond" w:hAnsi="Garamond"/>
-          <w:color w:val="auto"/>
-        </w:rPr>
-        <w:t xml:space="preserve"> the user experience of the college website using HTML and CSS, focusing on responsive design</w:t>
-      </w:r>
-      <w:r>
-        <w:rPr>
-          <w:rFonts w:ascii="Garamond" w:hAnsi="Garamond"/>
-          <w:color w:val="auto"/>
-        </w:rPr>
-        <w:t>.</w:t>
-      </w:r>
-    </w:p>
-    <w:p>
-      <w:pPr>
-        <w:pStyle w:val="Default"/>
-        <w:numPr>
-          <w:ilvl w:val="0"/>
-          <w:numId w:val="13"/>
-        </w:numPr>
-        <w:rPr>
-          <w:rFonts w:ascii="Garamond" w:hAnsi="Garamond"/>
-          <w:color w:val="auto"/>
-        </w:rPr>
-      </w:pPr>
-      <w:r>
-        <w:rPr>
-          <w:rFonts w:ascii="Garamond" w:hAnsi="Garamond"/>
-          <w:color w:val="auto"/>
-        </w:rPr>
-        <w:t>W</w:t>
-      </w:r>
-      <w:r>
-        <w:rPr>
-          <w:rFonts w:ascii="Garamond" w:hAnsi="Garamond"/>
-          <w:color w:val="auto"/>
-        </w:rPr>
-        <w:t>ork</w:t>
-      </w:r>
-      <w:r>
-        <w:rPr>
-          <w:rFonts w:ascii="Garamond" w:hAnsi="Garamond"/>
-          <w:color w:val="auto"/>
-        </w:rPr>
-        <w:t>ed</w:t>
-      </w:r>
-      <w:r>
-        <w:rPr>
-          <w:rFonts w:ascii="Garamond" w:hAnsi="Garamond"/>
-          <w:color w:val="auto"/>
-        </w:rPr>
-        <w:t xml:space="preserve"> with minimal oversight and met established deadlines.</w:t>
-      </w:r>
-    </w:p>
-    <w:p>
-      <w:pPr>
-        <w:pStyle w:val="Default"/>
-        <w:numPr>
-          <w:ilvl w:val="1"/>
-          <w:numId w:val="13"/>
-        </w:numPr>
-        <w:rPr>
-          <w:rFonts w:ascii="Garamond" w:hAnsi="Garamond"/>
-        </w:rPr>
-      </w:pPr>
-      <w:r>
-        <w:rPr>
-          <w:rFonts w:ascii="Garamond" w:hAnsi="Garamond"/>
-          <w:b/>
-          <w:bCs/>
-        </w:rPr>
-        <w:t>Stack:</w:t>
-      </w:r>
-      <w:r>
-        <w:rPr>
-          <w:rFonts w:ascii="Garamond" w:hAnsi="Garamond"/>
-        </w:rPr>
-        <w:t xml:space="preserve"> HTML; CSS; </w:t>
-      </w:r>
-      <w:r>
-        <w:rPr>
-          <w:rFonts w:ascii="Garamond" w:hAnsi="Garamond"/>
-        </w:rPr>
-        <w:t xml:space="preserve">SQL; </w:t>
-      </w:r>
-      <w:r>
-        <w:rPr>
-          <w:rFonts w:ascii="Garamond" w:hAnsi="Garamond"/>
-        </w:rPr>
-        <w:t xml:space="preserve">Kentico </w:t>
-      </w:r>
-      <w:r>
-        <w:rPr>
-          <w:rFonts w:ascii="Garamond" w:hAnsi="Garamond"/>
-        </w:rPr>
-        <w:t>CMS</w:t>
-      </w:r>
-    </w:p>
-    <w:p>
-      <w:pPr>
-        <w:pStyle w:val="Default"/>
-        <w:rPr>
-          <w:rFonts w:ascii="Garamond" w:hAnsi="Garamond"/>
-          <w:color w:val="auto"/>
         </w:rPr>
       </w:pPr>
     </w:p>
@@ -1659,69 +1441,85 @@
         </w:pBdr>
         <w:rPr>
           <w:rFonts w:ascii="Garamond" w:hAnsi="Garamond"/>
-          <w:color w:val="auto"/>
-        </w:rPr>
-      </w:pPr>
-      <w:r>
-        <w:rPr>
-          <w:rFonts w:ascii="Garamond" w:hAnsi="Garamond"/>
-          <w:b/>
-          <w:bCs/>
-          <w:color w:val="auto"/>
-        </w:rPr>
-        <w:t>EDUCATION</w:t>
+          <w:b/>
+          <w:bCs/>
+          <w:color w:val="auto"/>
+          <w:sz w:val="36"/>
+          <w:szCs w:val="36"/>
+        </w:rPr>
+      </w:pPr>
+      <w:r>
+        <w:rPr>
+          <w:rFonts w:ascii="Garamond" w:hAnsi="Garamond"/>
+          <w:b/>
+          <w:bCs/>
+          <w:color w:val="auto"/>
+          <w:sz w:val="36"/>
+          <w:szCs w:val="36"/>
+        </w:rPr>
+        <w:t>SKILLS &amp; INTERESTS</w:t>
       </w:r>
     </w:p>
     <w:p>
       <w:pPr>
         <w:pStyle w:val="Default"/>
-        <w:tabs>
-          <w:tab w:val="left" w:pos="1660"/>
-        </w:tabs>
-        <w:rPr>
-          <w:rFonts w:ascii="Garamond" w:hAnsi="Garamond"/>
-          <w:b/>
-          <w:bCs/>
-          <w:color w:val="auto"/>
-          <w:sz w:val="4"/>
-          <w:szCs w:val="4"/>
-        </w:rPr>
-      </w:pPr>
-      <w:r>
-        <w:rPr>
-          <w:rFonts w:ascii="Garamond" w:hAnsi="Garamond"/>
-          <w:b/>
-          <w:bCs/>
-          <w:color w:val="auto"/>
-          <w:sz w:val="4"/>
-          <w:szCs w:val="4"/>
-        </w:rPr>
-        <w:tab/>
-      </w:r>
+        <w:spacing w:after="3"/>
+        <w:jc w:val="both"/>
+        <w:rPr>
+          <w:rFonts w:ascii="Garamond" w:hAnsi="Garamond"/>
+          <w:b/>
+          <w:bCs/>
+          <w:color w:val="auto"/>
+        </w:rPr>
+      </w:pPr>
     </w:p>
     <w:p>
       <w:pPr>
         <w:pStyle w:val="Default"/>
-        <w:rPr>
-          <w:rFonts w:ascii="Garamond" w:hAnsi="Garamond"/>
-          <w:b/>
-          <w:bCs/>
-          <w:color w:val="auto"/>
-        </w:rPr>
-      </w:pPr>
-      <w:r>
-        <w:rPr>
-          <w:rFonts w:ascii="Garamond" w:hAnsi="Garamond"/>
-          <w:b/>
-          <w:bCs/>
-          <w:color w:val="auto"/>
-        </w:rPr>
-        <w:t>Bellevue University</w:t>
-      </w:r>
-      <w:r>
-        <w:rPr>
-          <w:rFonts w:ascii="Garamond" w:hAnsi="Garamond"/>
-          <w:b/>
+        <w:spacing w:after="3"/>
+        <w:jc w:val="both"/>
+        <w:rPr>
+          <w:rFonts w:ascii="Garamond" w:hAnsi="Garamond"/>
+          <w:color w:val="auto"/>
+        </w:rPr>
+      </w:pPr>
+      <w:r>
+        <w:rPr>
+          <w:rFonts w:ascii="Garamond" w:hAnsi="Garamond"/>
+          <w:b/>
+          <w:bCs/>
+          <w:color w:val="auto"/>
+        </w:rPr>
+        <w:t xml:space="preserve">Web Development </w:t>
+      </w:r>
+      <w:r>
+        <w:rPr>
+          <w:rFonts w:ascii="Garamond" w:hAnsi="Garamond"/>
+          <w:b/>
+          <w:bCs/>
+          <w:color w:val="auto"/>
+        </w:rPr>
+        <w:t>Skills</w:t>
+      </w:r>
+      <w:r>
+        <w:rPr>
+          <w:rFonts w:ascii="Garamond" w:hAnsi="Garamond"/>
+          <w:b/>
+          <w:bCs/>
+          <w:color w:val="auto"/>
+        </w:rPr>
+        <w:t xml:space="preserve">: </w:t>
+      </w:r>
+      <w:r>
+        <w:rPr>
+          <w:rFonts w:ascii="Garamond" w:hAnsi="Garamond"/>
+          <w:color w:val="auto"/>
+        </w:rPr>
+        <w:t>Web Development, Web Design,</w:t>
+      </w:r>
+      <w:r>
+        <w:rPr>
+          <w:rFonts w:ascii="Garamond" w:hAnsi="Garamond"/>
           <w:bCs/>
           <w:color w:val="auto"/>
         </w:rPr>
@@ -1730,383 +1528,563 @@
       <w:r>
         <w:rPr>
           <w:rFonts w:ascii="Garamond" w:hAnsi="Garamond"/>
-          <w:b/>
-          <w:bCs/>
-          <w:color w:val="auto"/>
-        </w:rPr>
-        <w:tab/>
-      </w:r>
-      <w:r>
-        <w:rPr>
-          <w:rFonts w:ascii="Garamond" w:hAnsi="Garamond"/>
-          <w:b/>
-          <w:bCs/>
-          <w:color w:val="auto"/>
-        </w:rPr>
-        <w:tab/>
-      </w:r>
-      <w:r>
-        <w:rPr>
-          <w:rFonts w:ascii="Garamond" w:hAnsi="Garamond"/>
-          <w:b/>
-          <w:bCs/>
-          <w:color w:val="auto"/>
-        </w:rPr>
-        <w:tab/>
-      </w:r>
-      <w:r>
-        <w:rPr>
-          <w:rFonts w:ascii="Garamond" w:hAnsi="Garamond"/>
-          <w:b/>
-          <w:bCs/>
-          <w:color w:val="auto"/>
-        </w:rPr>
-        <w:tab/>
-      </w:r>
-      <w:r>
-        <w:rPr>
-          <w:rFonts w:ascii="Garamond" w:hAnsi="Garamond"/>
-          <w:b/>
-          <w:bCs/>
-          <w:color w:val="auto"/>
-        </w:rPr>
-        <w:tab/>
-        <w:t xml:space="preserve">                     </w:t>
-      </w:r>
-      <w:r>
-        <w:rPr>
-          <w:rFonts w:ascii="Garamond" w:hAnsi="Garamond"/>
-          <w:b/>
-          <w:bCs/>
-          <w:color w:val="auto"/>
-        </w:rPr>
-        <w:tab/>
-        <w:t xml:space="preserve">        </w:t>
-      </w:r>
-      <w:r>
-        <w:rPr>
-          <w:rFonts w:ascii="Garamond" w:hAnsi="Garamond"/>
-          <w:b/>
-          <w:bCs/>
-          <w:color w:val="auto"/>
-        </w:rPr>
-        <w:tab/>
-      </w:r>
-      <w:r>
-        <w:rPr>
-          <w:rFonts w:ascii="Garamond" w:hAnsi="Garamond"/>
-          <w:b/>
-          <w:bCs/>
-          <w:color w:val="auto"/>
-        </w:rPr>
-        <w:tab/>
-        <w:t xml:space="preserve">      </w:t>
-      </w:r>
-      <w:r>
-        <w:rPr>
-          <w:rFonts w:ascii="Garamond" w:hAnsi="Garamond"/>
-          <w:b/>
-          <w:bCs/>
-          <w:color w:val="auto"/>
-        </w:rPr>
-        <w:t xml:space="preserve">         Oct. 2024 </w:t>
-      </w:r>
-      <w:r>
-        <w:rPr>
-          <w:rFonts w:ascii="Garamond" w:hAnsi="Garamond"/>
-          <w:b/>
-          <w:bCs/>
-          <w:color w:val="auto"/>
-        </w:rPr>
-        <w:t>–</w:t>
-      </w:r>
-      <w:r>
-        <w:rPr>
-          <w:rFonts w:ascii="Garamond" w:hAnsi="Garamond"/>
-          <w:b/>
-          <w:bCs/>
-          <w:color w:val="auto"/>
-        </w:rPr>
-        <w:t xml:space="preserve"> Present</w:t>
-      </w:r>
-      <w:r>
-        <w:rPr>
-          <w:rFonts w:ascii="Garamond" w:hAnsi="Garamond"/>
-          <w:b/>
+          <w:bCs/>
+          <w:color w:val="auto"/>
+        </w:rPr>
+        <w:t>Version Control (Git, GitHub)</w:t>
+      </w:r>
+      <w:r>
+        <w:rPr>
+          <w:rFonts w:ascii="Garamond" w:hAnsi="Garamond"/>
+          <w:bCs/>
+          <w:color w:val="auto"/>
+        </w:rPr>
+        <w:t>,</w:t>
+      </w:r>
+      <w:r>
+        <w:rPr>
+          <w:rFonts w:ascii="Garamond" w:hAnsi="Garamond"/>
+          <w:bCs/>
+          <w:color w:val="auto"/>
+        </w:rPr>
+        <w:t xml:space="preserve"> SEO</w:t>
+      </w:r>
+      <w:r>
+        <w:rPr>
+          <w:rFonts w:ascii="Garamond" w:hAnsi="Garamond"/>
+          <w:bCs/>
+          <w:color w:val="auto"/>
+        </w:rPr>
+        <w:t>,</w:t>
+      </w:r>
+      <w:r>
+        <w:rPr>
+          <w:rFonts w:ascii="Garamond" w:hAnsi="Garamond"/>
           <w:bCs/>
           <w:color w:val="auto"/>
         </w:rPr>
         <w:t xml:space="preserve"> </w:t>
+      </w:r>
+      <w:r>
+        <w:rPr>
+          <w:rFonts w:ascii="Garamond" w:hAnsi="Garamond"/>
+          <w:bCs/>
+          <w:color w:val="auto"/>
+        </w:rPr>
+        <w:t>HTML</w:t>
+      </w:r>
+      <w:r>
+        <w:rPr>
+          <w:rFonts w:ascii="Garamond" w:hAnsi="Garamond"/>
+          <w:bCs/>
+          <w:color w:val="auto"/>
+        </w:rPr>
+        <w:t>,</w:t>
+      </w:r>
+      <w:r>
+        <w:rPr>
+          <w:rFonts w:ascii="Garamond" w:hAnsi="Garamond"/>
+          <w:bCs/>
+          <w:color w:val="auto"/>
+        </w:rPr>
+        <w:t xml:space="preserve"> </w:t>
+      </w:r>
+      <w:r>
+        <w:rPr>
+          <w:rFonts w:ascii="Garamond" w:hAnsi="Garamond"/>
+          <w:bCs/>
+          <w:color w:val="auto"/>
+        </w:rPr>
+        <w:t>CSS</w:t>
+      </w:r>
+      <w:r>
+        <w:rPr>
+          <w:rFonts w:ascii="Garamond" w:hAnsi="Garamond"/>
+          <w:bCs/>
+          <w:color w:val="auto"/>
+        </w:rPr>
+        <w:t>,</w:t>
+      </w:r>
+      <w:r>
+        <w:rPr>
+          <w:rFonts w:ascii="Garamond" w:hAnsi="Garamond"/>
+          <w:bCs/>
+          <w:color w:val="auto"/>
+        </w:rPr>
+        <w:t xml:space="preserve"> </w:t>
+      </w:r>
+      <w:r>
+        <w:rPr>
+          <w:rFonts w:ascii="Garamond" w:hAnsi="Garamond"/>
+          <w:bCs/>
+        </w:rPr>
+        <w:t>JavaScript</w:t>
+      </w:r>
+      <w:r>
+        <w:rPr>
+          <w:rFonts w:ascii="Garamond" w:hAnsi="Garamond"/>
+          <w:bCs/>
+        </w:rPr>
+        <w:t>,</w:t>
+      </w:r>
+      <w:r>
+        <w:rPr>
+          <w:rFonts w:ascii="Garamond" w:hAnsi="Garamond"/>
+          <w:bCs/>
+        </w:rPr>
+        <w:t xml:space="preserve"> </w:t>
+      </w:r>
+      <w:r>
+        <w:rPr>
+          <w:rFonts w:ascii="Garamond" w:hAnsi="Garamond"/>
+          <w:bCs/>
+        </w:rPr>
+        <w:t>Responsive Design</w:t>
+      </w:r>
+      <w:r>
+        <w:rPr>
+          <w:rFonts w:ascii="Garamond" w:hAnsi="Garamond"/>
+          <w:bCs/>
+        </w:rPr>
+        <w:t xml:space="preserve"> (Flexbox, Grid)</w:t>
+      </w:r>
+      <w:r>
+        <w:rPr>
+          <w:rFonts w:ascii="Garamond" w:hAnsi="Garamond"/>
+          <w:bCs/>
+          <w:color w:val="auto"/>
+        </w:rPr>
+        <w:t>,</w:t>
+      </w:r>
+      <w:r>
+        <w:rPr>
+          <w:rFonts w:ascii="Garamond" w:hAnsi="Garamond"/>
+          <w:bCs/>
+          <w:color w:val="auto"/>
+        </w:rPr>
+        <w:t xml:space="preserve"> </w:t>
+      </w:r>
+      <w:r>
+        <w:rPr>
+          <w:rFonts w:ascii="Garamond" w:hAnsi="Garamond"/>
+          <w:bCs/>
+          <w:color w:val="auto"/>
+        </w:rPr>
+        <w:t>UX</w:t>
+      </w:r>
+      <w:r>
+        <w:rPr>
+          <w:rFonts w:ascii="Garamond" w:hAnsi="Garamond"/>
+          <w:bCs/>
+          <w:color w:val="auto"/>
+        </w:rPr>
+        <w:t>,</w:t>
+      </w:r>
+      <w:r>
+        <w:rPr>
+          <w:rFonts w:ascii="Garamond" w:hAnsi="Garamond"/>
+          <w:bCs/>
+          <w:color w:val="auto"/>
+        </w:rPr>
+        <w:t xml:space="preserve"> UI</w:t>
+      </w:r>
+      <w:r>
+        <w:rPr>
+          <w:rFonts w:ascii="Garamond" w:hAnsi="Garamond"/>
+          <w:bCs/>
+          <w:color w:val="auto"/>
+        </w:rPr>
+        <w:t>,</w:t>
+      </w:r>
+      <w:r>
+        <w:rPr>
+          <w:rFonts w:ascii="Garamond" w:hAnsi="Garamond"/>
+          <w:bCs/>
+          <w:color w:val="auto"/>
+        </w:rPr>
+        <w:t xml:space="preserve"> </w:t>
+      </w:r>
+      <w:r>
+        <w:rPr>
+          <w:rFonts w:ascii="Garamond" w:hAnsi="Garamond"/>
+          <w:bCs/>
+          <w:color w:val="auto"/>
+        </w:rPr>
+        <w:t>Python</w:t>
+      </w:r>
+      <w:r>
+        <w:rPr>
+          <w:rFonts w:ascii="Garamond" w:hAnsi="Garamond"/>
+          <w:bCs/>
+          <w:color w:val="auto"/>
+        </w:rPr>
+        <w:t>,</w:t>
+      </w:r>
+      <w:r>
+        <w:rPr>
+          <w:rFonts w:ascii="Garamond" w:hAnsi="Garamond"/>
+          <w:bCs/>
+          <w:color w:val="auto"/>
+        </w:rPr>
+        <w:t xml:space="preserve"> </w:t>
+      </w:r>
+      <w:r>
+        <w:rPr>
+          <w:rFonts w:ascii="Garamond" w:hAnsi="Garamond"/>
+          <w:bCs/>
+          <w:color w:val="auto"/>
+        </w:rPr>
+        <w:t>SQL</w:t>
+      </w:r>
+      <w:r>
+        <w:rPr>
+          <w:rFonts w:ascii="Garamond" w:hAnsi="Garamond"/>
+          <w:bCs/>
+          <w:color w:val="auto"/>
+        </w:rPr>
+        <w:t>,</w:t>
+      </w:r>
+      <w:r>
+        <w:rPr>
+          <w:rFonts w:ascii="Garamond" w:hAnsi="Garamond"/>
+          <w:bCs/>
+          <w:color w:val="auto"/>
+        </w:rPr>
+        <w:t xml:space="preserve"> Canva</w:t>
+      </w:r>
+      <w:r>
+        <w:rPr>
+          <w:rFonts w:ascii="Garamond" w:hAnsi="Garamond"/>
+          <w:bCs/>
+          <w:color w:val="auto"/>
+        </w:rPr>
+        <w:t>,</w:t>
+      </w:r>
+      <w:r>
+        <w:rPr>
+          <w:rFonts w:ascii="Garamond" w:hAnsi="Garamond"/>
+          <w:bCs/>
+          <w:color w:val="auto"/>
+        </w:rPr>
+        <w:t xml:space="preserve"> </w:t>
+      </w:r>
+      <w:proofErr w:type="spellStart"/>
+      <w:r>
+        <w:rPr>
+          <w:rFonts w:ascii="Garamond" w:hAnsi="Garamond"/>
+          <w:bCs/>
+          <w:color w:val="auto"/>
+        </w:rPr>
+        <w:t>GoHighLevel</w:t>
+      </w:r>
+      <w:proofErr w:type="spellEnd"/>
+      <w:r>
+        <w:rPr>
+          <w:rFonts w:ascii="Garamond" w:hAnsi="Garamond"/>
+          <w:bCs/>
+          <w:color w:val="auto"/>
+        </w:rPr>
+        <w:t xml:space="preserve"> (CRM</w:t>
+      </w:r>
+      <w:r>
+        <w:rPr>
+          <w:rFonts w:ascii="Garamond" w:hAnsi="Garamond"/>
+          <w:bCs/>
+          <w:color w:val="auto"/>
+        </w:rPr>
+        <w:t xml:space="preserve">, </w:t>
+      </w:r>
+      <w:r>
+        <w:rPr>
+          <w:rFonts w:ascii="Garamond" w:hAnsi="Garamond"/>
+          <w:bCs/>
+          <w:color w:val="auto"/>
+        </w:rPr>
+        <w:t>CMS)</w:t>
+      </w:r>
+      <w:r>
+        <w:rPr>
+          <w:rFonts w:ascii="Garamond" w:hAnsi="Garamond"/>
+          <w:bCs/>
+          <w:color w:val="auto"/>
+        </w:rPr>
+        <w:t>,</w:t>
+      </w:r>
+      <w:r>
+        <w:rPr>
+          <w:rFonts w:ascii="Garamond" w:hAnsi="Garamond"/>
+          <w:bCs/>
+          <w:color w:val="auto"/>
+        </w:rPr>
+        <w:t xml:space="preserve"> </w:t>
+      </w:r>
+      <w:r>
+        <w:rPr>
+          <w:rFonts w:ascii="Garamond" w:hAnsi="Garamond"/>
+          <w:bCs/>
+          <w:color w:val="auto"/>
+        </w:rPr>
+        <w:t>Debugging</w:t>
+      </w:r>
+      <w:r>
+        <w:rPr>
+          <w:rFonts w:ascii="Garamond" w:hAnsi="Garamond"/>
+          <w:bCs/>
+          <w:color w:val="auto"/>
+        </w:rPr>
+        <w:t>,</w:t>
+      </w:r>
+      <w:r>
+        <w:rPr>
+          <w:rFonts w:ascii="Garamond" w:hAnsi="Garamond"/>
+          <w:bCs/>
+          <w:color w:val="auto"/>
+        </w:rPr>
+        <w:t xml:space="preserve"> </w:t>
+      </w:r>
+      <w:r>
+        <w:rPr>
+          <w:rFonts w:ascii="Garamond" w:hAnsi="Garamond"/>
+          <w:bCs/>
+          <w:color w:val="auto"/>
+        </w:rPr>
+        <w:t>AI</w:t>
+      </w:r>
+      <w:r>
+        <w:rPr>
+          <w:rFonts w:ascii="Garamond" w:hAnsi="Garamond"/>
+          <w:bCs/>
+          <w:color w:val="auto"/>
+        </w:rPr>
+        <w:t>,</w:t>
+      </w:r>
+      <w:r>
+        <w:rPr>
+          <w:rFonts w:ascii="Garamond" w:hAnsi="Garamond"/>
+          <w:bCs/>
+          <w:color w:val="auto"/>
+        </w:rPr>
+        <w:t xml:space="preserve"> </w:t>
+      </w:r>
+      <w:r>
+        <w:rPr>
+          <w:rFonts w:ascii="Garamond" w:hAnsi="Garamond"/>
+          <w:bCs/>
+          <w:color w:val="auto"/>
+        </w:rPr>
+        <w:t>Discord</w:t>
       </w:r>
     </w:p>
     <w:p>
       <w:pPr>
         <w:pStyle w:val="Default"/>
-        <w:rPr>
-          <w:rFonts w:ascii="Garamond" w:hAnsi="Garamond"/>
-          <w:i/>
-          <w:iCs/>
-          <w:color w:val="auto"/>
-        </w:rPr>
-      </w:pPr>
-      <w:r>
-        <w:rPr>
-          <w:rFonts w:ascii="Garamond" w:hAnsi="Garamond"/>
-          <w:i/>
-          <w:iCs/>
-          <w:color w:val="auto"/>
-        </w:rPr>
-        <w:t>B.S. in Web Development</w:t>
-      </w:r>
-      <w:r>
-        <w:rPr>
-          <w:rFonts w:ascii="Garamond" w:hAnsi="Garamond"/>
-          <w:i/>
-          <w:iCs/>
-          <w:color w:val="auto"/>
-        </w:rPr>
-        <w:tab/>
-      </w:r>
-      <w:r>
-        <w:rPr>
-          <w:rFonts w:ascii="Garamond" w:hAnsi="Garamond"/>
-          <w:i/>
-          <w:iCs/>
-          <w:color w:val="auto"/>
-        </w:rPr>
-        <w:tab/>
-      </w:r>
-      <w:r>
-        <w:rPr>
-          <w:rFonts w:ascii="Garamond" w:hAnsi="Garamond"/>
-          <w:i/>
-          <w:iCs/>
-          <w:color w:val="auto"/>
-        </w:rPr>
-        <w:tab/>
-      </w:r>
-      <w:r>
-        <w:rPr>
-          <w:rFonts w:ascii="Garamond" w:hAnsi="Garamond"/>
-          <w:i/>
-          <w:iCs/>
-          <w:color w:val="auto"/>
-        </w:rPr>
-        <w:tab/>
-      </w:r>
-      <w:r>
-        <w:rPr>
-          <w:rFonts w:ascii="Garamond" w:hAnsi="Garamond"/>
-          <w:i/>
-          <w:iCs/>
-          <w:color w:val="auto"/>
-        </w:rPr>
-        <w:tab/>
-        <w:t xml:space="preserve">   </w:t>
-      </w:r>
-      <w:r>
-        <w:rPr>
-          <w:rFonts w:ascii="Garamond" w:hAnsi="Garamond"/>
-          <w:i/>
-          <w:iCs/>
-          <w:color w:val="auto"/>
-        </w:rPr>
-        <w:tab/>
-      </w:r>
-      <w:r>
-        <w:rPr>
-          <w:rFonts w:ascii="Garamond" w:hAnsi="Garamond"/>
-          <w:i/>
-          <w:iCs/>
-          <w:color w:val="auto"/>
-        </w:rPr>
-        <w:tab/>
-      </w:r>
-      <w:r>
-        <w:rPr>
-          <w:rFonts w:ascii="Garamond" w:hAnsi="Garamond"/>
-          <w:i/>
-          <w:iCs/>
-          <w:color w:val="auto"/>
-        </w:rPr>
-        <w:tab/>
-        <w:t xml:space="preserve">            </w:t>
-      </w:r>
-      <w:r>
-        <w:rPr>
-          <w:rFonts w:ascii="Garamond" w:hAnsi="Garamond"/>
-          <w:i/>
-          <w:iCs/>
-          <w:color w:val="auto"/>
-        </w:rPr>
-        <w:t xml:space="preserve">  </w:t>
-      </w:r>
-      <w:r>
-        <w:rPr>
-          <w:rFonts w:ascii="Garamond" w:hAnsi="Garamond"/>
-          <w:i/>
-          <w:iCs/>
-          <w:color w:val="auto"/>
-        </w:rPr>
-        <w:t xml:space="preserve">                                    </w:t>
-      </w:r>
-      <w:r>
-        <w:rPr>
-          <w:rFonts w:ascii="Garamond" w:hAnsi="Garamond"/>
-          <w:i/>
-          <w:iCs/>
-          <w:color w:val="auto"/>
-        </w:rPr>
-        <w:t>Remote</w:t>
-      </w:r>
+        <w:spacing w:after="3"/>
+        <w:ind w:left="360"/>
+        <w:jc w:val="both"/>
+        <w:rPr>
+          <w:rFonts w:ascii="Garamond" w:hAnsi="Garamond"/>
+          <w:color w:val="auto"/>
+        </w:rPr>
+      </w:pPr>
     </w:p>
     <w:p>
       <w:pPr>
         <w:pStyle w:val="Default"/>
-        <w:rPr>
-          <w:rFonts w:ascii="Garamond" w:hAnsi="Garamond"/>
-          <w:b/>
-          <w:bCs/>
-          <w:color w:val="auto"/>
-        </w:rPr>
-      </w:pPr>
+        <w:spacing w:after="3"/>
+        <w:jc w:val="both"/>
+        <w:rPr>
+          <w:rFonts w:ascii="Garamond" w:hAnsi="Garamond"/>
+          <w:color w:val="auto"/>
+        </w:rPr>
+      </w:pPr>
+      <w:r>
+        <w:rPr>
+          <w:rFonts w:ascii="Garamond" w:hAnsi="Garamond"/>
+          <w:b/>
+          <w:bCs/>
+          <w:color w:val="auto"/>
+        </w:rPr>
+        <w:t>IT Skills:</w:t>
+      </w:r>
+      <w:r>
+        <w:rPr>
+          <w:rFonts w:ascii="Garamond" w:hAnsi="Garamond"/>
+          <w:bCs/>
+          <w:color w:val="auto"/>
+        </w:rPr>
+        <w:t xml:space="preserve"> </w:t>
+      </w:r>
+      <w:r>
+        <w:rPr>
+          <w:rFonts w:ascii="Garamond" w:hAnsi="Garamond"/>
+          <w:bCs/>
+          <w:color w:val="auto"/>
+        </w:rPr>
+        <w:t>Operating Systems (Windows, Linux, macOS)</w:t>
+      </w:r>
+      <w:r>
+        <w:rPr>
+          <w:rFonts w:ascii="Garamond" w:hAnsi="Garamond"/>
+          <w:bCs/>
+          <w:color w:val="auto"/>
+        </w:rPr>
+        <w:t>,</w:t>
+      </w:r>
+      <w:r>
+        <w:rPr>
+          <w:rFonts w:ascii="Garamond" w:hAnsi="Garamond"/>
+          <w:bCs/>
+          <w:color w:val="auto"/>
+        </w:rPr>
+        <w:t xml:space="preserve"> Microsoft </w:t>
+      </w:r>
+      <w:r>
+        <w:rPr>
+          <w:rFonts w:ascii="Garamond" w:hAnsi="Garamond"/>
+          <w:bCs/>
+          <w:color w:val="auto"/>
+        </w:rPr>
+        <w:t>Office</w:t>
+      </w:r>
+      <w:r>
+        <w:rPr>
+          <w:rFonts w:ascii="Garamond" w:hAnsi="Garamond"/>
+          <w:bCs/>
+          <w:color w:val="auto"/>
+        </w:rPr>
+        <w:t>,</w:t>
+      </w:r>
+      <w:r>
+        <w:rPr>
+          <w:rFonts w:ascii="Garamond" w:hAnsi="Garamond"/>
+          <w:bCs/>
+          <w:color w:val="auto"/>
+        </w:rPr>
+        <w:t xml:space="preserve"> Network</w:t>
+      </w:r>
+      <w:r>
+        <w:rPr>
+          <w:rFonts w:ascii="Garamond" w:hAnsi="Garamond"/>
+          <w:bCs/>
+          <w:color w:val="auto"/>
+        </w:rPr>
+        <w:t xml:space="preserve"> Security</w:t>
+      </w:r>
+      <w:r>
+        <w:rPr>
+          <w:rFonts w:ascii="Garamond" w:hAnsi="Garamond"/>
+          <w:bCs/>
+          <w:color w:val="auto"/>
+        </w:rPr>
+        <w:t>,</w:t>
+      </w:r>
+      <w:r>
+        <w:rPr>
+          <w:rFonts w:ascii="Garamond" w:hAnsi="Garamond"/>
+          <w:bCs/>
+          <w:color w:val="auto"/>
+        </w:rPr>
+        <w:t xml:space="preserve"> Protocols</w:t>
+      </w:r>
+      <w:r>
+        <w:rPr>
+          <w:rFonts w:ascii="Garamond" w:hAnsi="Garamond"/>
+          <w:bCs/>
+          <w:color w:val="auto"/>
+        </w:rPr>
+        <w:t xml:space="preserve"> </w:t>
+      </w:r>
+      <w:r>
+        <w:rPr>
+          <w:rFonts w:ascii="Garamond" w:hAnsi="Garamond"/>
+          <w:bCs/>
+          <w:color w:val="auto"/>
+        </w:rPr>
+        <w:t>(TCP/IP, UDP, DNS, HTTP/HTTPS)</w:t>
+      </w:r>
+      <w:r>
+        <w:rPr>
+          <w:rFonts w:ascii="Garamond" w:hAnsi="Garamond"/>
+          <w:bCs/>
+          <w:color w:val="auto"/>
+        </w:rPr>
+        <w:t>,</w:t>
+      </w:r>
+      <w:r>
+        <w:rPr>
+          <w:rFonts w:ascii="Garamond" w:hAnsi="Garamond"/>
+          <w:bCs/>
+          <w:color w:val="auto"/>
+        </w:rPr>
+        <w:t xml:space="preserve"> Troubleshooting</w:t>
+      </w:r>
+      <w:r>
+        <w:rPr>
+          <w:rFonts w:ascii="Garamond" w:hAnsi="Garamond"/>
+          <w:bCs/>
+          <w:color w:val="auto"/>
+        </w:rPr>
+        <w:t xml:space="preserve"> (Hardware, Software)</w:t>
+      </w:r>
+      <w:r>
+        <w:rPr>
+          <w:rFonts w:ascii="Garamond" w:hAnsi="Garamond"/>
+          <w:bCs/>
+          <w:color w:val="auto"/>
+        </w:rPr>
+        <w:t>,</w:t>
+      </w:r>
+      <w:r>
+        <w:rPr>
+          <w:rFonts w:ascii="Garamond" w:hAnsi="Garamond"/>
+          <w:bCs/>
+          <w:color w:val="auto"/>
+        </w:rPr>
+        <w:t xml:space="preserve"> </w:t>
+      </w:r>
+      <w:r>
+        <w:rPr>
+          <w:rFonts w:ascii="Garamond" w:hAnsi="Garamond"/>
+          <w:bCs/>
+          <w:color w:val="auto"/>
+        </w:rPr>
+        <w:t>Technical Support</w:t>
+      </w:r>
     </w:p>
     <w:p>
       <w:pPr>
         <w:pStyle w:val="Default"/>
-        <w:rPr>
-          <w:rFonts w:ascii="Garamond" w:hAnsi="Garamond"/>
-          <w:b/>
-          <w:bCs/>
-          <w:color w:val="auto"/>
-        </w:rPr>
-      </w:pPr>
-      <w:r>
-        <w:rPr>
-          <w:rFonts w:ascii="Garamond" w:hAnsi="Garamond"/>
-          <w:b/>
-          <w:bCs/>
-          <w:color w:val="auto"/>
-        </w:rPr>
-        <w:t>Metropolitan Community College</w:t>
-      </w:r>
-      <w:r>
-        <w:rPr>
-          <w:rFonts w:ascii="Garamond" w:hAnsi="Garamond"/>
-          <w:b/>
-          <w:bCs/>
-          <w:color w:val="auto"/>
-        </w:rPr>
-        <w:t xml:space="preserve"> </w:t>
-      </w:r>
-      <w:r>
-        <w:rPr>
-          <w:rFonts w:ascii="Garamond" w:hAnsi="Garamond"/>
-          <w:b/>
-          <w:bCs/>
-          <w:color w:val="auto"/>
-        </w:rPr>
-        <w:tab/>
-      </w:r>
-      <w:r>
-        <w:rPr>
-          <w:rFonts w:ascii="Garamond" w:hAnsi="Garamond"/>
-          <w:b/>
-          <w:bCs/>
-          <w:color w:val="auto"/>
-        </w:rPr>
-        <w:tab/>
-      </w:r>
-      <w:r>
-        <w:rPr>
-          <w:rFonts w:ascii="Garamond" w:hAnsi="Garamond"/>
-          <w:b/>
-          <w:bCs/>
-          <w:color w:val="auto"/>
-        </w:rPr>
-        <w:tab/>
-      </w:r>
-      <w:r>
-        <w:rPr>
-          <w:rFonts w:ascii="Garamond" w:hAnsi="Garamond"/>
-          <w:b/>
-          <w:bCs/>
-          <w:color w:val="auto"/>
-        </w:rPr>
-        <w:tab/>
-      </w:r>
-      <w:r>
-        <w:rPr>
-          <w:rFonts w:ascii="Garamond" w:hAnsi="Garamond"/>
-          <w:b/>
-          <w:bCs/>
-          <w:color w:val="auto"/>
-        </w:rPr>
-        <w:tab/>
-        <w:t xml:space="preserve">                     </w:t>
-      </w:r>
-      <w:r>
-        <w:rPr>
-          <w:rFonts w:ascii="Garamond" w:hAnsi="Garamond"/>
-          <w:b/>
-          <w:bCs/>
-          <w:color w:val="auto"/>
-        </w:rPr>
-        <w:tab/>
-        <w:t xml:space="preserve">      </w:t>
-      </w:r>
-      <w:r>
-        <w:rPr>
-          <w:rFonts w:ascii="Garamond" w:hAnsi="Garamond"/>
-          <w:b/>
-          <w:bCs/>
-          <w:color w:val="auto"/>
-        </w:rPr>
-        <w:t xml:space="preserve">                          May 2024 </w:t>
-      </w:r>
-      <w:r>
-        <w:rPr>
-          <w:rFonts w:ascii="Garamond" w:hAnsi="Garamond"/>
-          <w:b/>
-          <w:bCs/>
-          <w:color w:val="auto"/>
-        </w:rPr>
-        <w:t xml:space="preserve"> </w:t>
-      </w:r>
+        <w:spacing w:after="3"/>
+        <w:jc w:val="both"/>
+        <w:rPr>
+          <w:rFonts w:ascii="Garamond" w:hAnsi="Garamond"/>
+          <w:color w:val="auto"/>
+        </w:rPr>
+      </w:pPr>
     </w:p>
     <w:p>
       <w:pPr>
         <w:pStyle w:val="Default"/>
-        <w:rPr>
-          <w:rFonts w:ascii="Garamond" w:hAnsi="Garamond"/>
-          <w:i/>
-          <w:iCs/>
-          <w:color w:val="auto"/>
-        </w:rPr>
-      </w:pPr>
-      <w:r>
-        <w:rPr>
-          <w:rFonts w:ascii="Garamond" w:hAnsi="Garamond"/>
-          <w:i/>
-          <w:iCs/>
-          <w:color w:val="auto"/>
-        </w:rPr>
-        <w:t>Associate</w:t>
-      </w:r>
-      <w:r>
-        <w:rPr>
-          <w:rFonts w:ascii="Garamond" w:hAnsi="Garamond"/>
-          <w:i/>
-          <w:iCs/>
-          <w:color w:val="auto"/>
-        </w:rPr>
-        <w:t>s</w:t>
-      </w:r>
-      <w:r>
-        <w:rPr>
-          <w:rFonts w:ascii="Garamond" w:hAnsi="Garamond"/>
-          <w:i/>
-          <w:iCs/>
+        <w:spacing w:after="3"/>
+        <w:jc w:val="both"/>
+        <w:rPr>
+          <w:rFonts w:ascii="Garamond" w:hAnsi="Garamond"/>
+          <w:color w:val="auto"/>
+        </w:rPr>
+      </w:pPr>
+      <w:r>
+        <w:rPr>
+          <w:rFonts w:ascii="Garamond" w:hAnsi="Garamond"/>
+          <w:b/>
+          <w:bCs/>
+          <w:color w:val="auto"/>
+        </w:rPr>
+        <w:t>Soft Skills:</w:t>
+      </w:r>
+      <w:r>
+        <w:rPr>
+          <w:rFonts w:ascii="Garamond" w:hAnsi="Garamond"/>
+          <w:bCs/>
           <w:color w:val="auto"/>
         </w:rPr>
         <w:t xml:space="preserve"> </w:t>
@@ -2114,70 +2092,177 @@
       <w:r>
         <w:rPr>
           <w:rFonts w:ascii="Garamond" w:hAnsi="Garamond"/>
-          <w:i/>
-          <w:iCs/>
-          <w:color w:val="auto"/>
-        </w:rPr>
-        <w:t>in</w:t>
-      </w:r>
-      <w:r>
-        <w:rPr>
-          <w:rFonts w:ascii="Garamond" w:hAnsi="Garamond"/>
-          <w:i/>
-          <w:iCs/>
-          <w:color w:val="auto"/>
-        </w:rPr>
-        <w:t xml:space="preserve"> Applied Science (A.A.S.)</w:t>
-      </w:r>
-      <w:r>
-        <w:rPr>
-          <w:rFonts w:ascii="Garamond" w:hAnsi="Garamond"/>
-          <w:i/>
-          <w:iCs/>
-          <w:color w:val="auto"/>
-        </w:rPr>
-        <w:t xml:space="preserve"> in Information Technology – Computer Programming</w:t>
-      </w:r>
-      <w:r>
-        <w:rPr>
-          <w:rFonts w:ascii="Garamond" w:hAnsi="Garamond"/>
-          <w:i/>
-          <w:iCs/>
-          <w:color w:val="auto"/>
-        </w:rPr>
-        <w:tab/>
-      </w:r>
-      <w:r>
-        <w:rPr>
-          <w:rFonts w:ascii="Garamond" w:hAnsi="Garamond"/>
-          <w:i/>
-          <w:iCs/>
-          <w:color w:val="auto"/>
-        </w:rPr>
-        <w:tab/>
-      </w:r>
-      <w:r>
-        <w:rPr>
-          <w:rFonts w:ascii="Garamond" w:hAnsi="Garamond"/>
-          <w:i/>
-          <w:iCs/>
-          <w:color w:val="auto"/>
-        </w:rPr>
-        <w:t xml:space="preserve">                  </w:t>
-      </w:r>
-      <w:r>
-        <w:rPr>
-          <w:rFonts w:ascii="Garamond" w:hAnsi="Garamond"/>
-          <w:i/>
-          <w:iCs/>
-          <w:color w:val="auto"/>
-        </w:rPr>
-        <w:t>Omaha, NE</w:t>
+          <w:bCs/>
+          <w:color w:val="auto"/>
+        </w:rPr>
+        <w:t>Time Management</w:t>
+      </w:r>
+      <w:r>
+        <w:rPr>
+          <w:rFonts w:ascii="Garamond" w:hAnsi="Garamond"/>
+          <w:bCs/>
+          <w:color w:val="auto"/>
+        </w:rPr>
+        <w:t>,</w:t>
+      </w:r>
+      <w:r>
+        <w:rPr>
+          <w:rFonts w:ascii="Garamond" w:hAnsi="Garamond"/>
+          <w:bCs/>
+          <w:color w:val="auto"/>
+        </w:rPr>
+        <w:t xml:space="preserve"> Teamwork</w:t>
+      </w:r>
+      <w:r>
+        <w:rPr>
+          <w:rFonts w:ascii="Garamond" w:hAnsi="Garamond"/>
+          <w:bCs/>
+          <w:color w:val="auto"/>
+        </w:rPr>
+        <w:t>,</w:t>
+      </w:r>
+      <w:r>
+        <w:rPr>
+          <w:rFonts w:ascii="Garamond" w:hAnsi="Garamond"/>
+          <w:bCs/>
+          <w:color w:val="auto"/>
+        </w:rPr>
+        <w:t xml:space="preserve"> Collaboration</w:t>
+      </w:r>
+      <w:r>
+        <w:rPr>
+          <w:rFonts w:ascii="Garamond" w:hAnsi="Garamond"/>
+          <w:bCs/>
+          <w:color w:val="auto"/>
+        </w:rPr>
+        <w:t>,</w:t>
+      </w:r>
+      <w:r>
+        <w:rPr>
+          <w:rFonts w:ascii="Garamond" w:hAnsi="Garamond"/>
+          <w:bCs/>
+          <w:color w:val="auto"/>
+        </w:rPr>
+        <w:t xml:space="preserve"> Communication</w:t>
+      </w:r>
+      <w:r>
+        <w:rPr>
+          <w:rFonts w:ascii="Garamond" w:hAnsi="Garamond"/>
+          <w:bCs/>
+          <w:color w:val="auto"/>
+        </w:rPr>
+        <w:t>,</w:t>
+      </w:r>
+      <w:r>
+        <w:rPr>
+          <w:rFonts w:ascii="Garamond" w:hAnsi="Garamond"/>
+          <w:bCs/>
+          <w:color w:val="auto"/>
+        </w:rPr>
+        <w:t xml:space="preserve"> Adaptability</w:t>
+      </w:r>
+      <w:r>
+        <w:rPr>
+          <w:rFonts w:ascii="Garamond" w:hAnsi="Garamond"/>
+          <w:bCs/>
+          <w:color w:val="auto"/>
+        </w:rPr>
+        <w:t>,</w:t>
+      </w:r>
+      <w:r>
+        <w:rPr>
+          <w:rFonts w:ascii="Garamond" w:hAnsi="Garamond"/>
+          <w:bCs/>
+          <w:color w:val="auto"/>
+        </w:rPr>
+        <w:t xml:space="preserve"> </w:t>
+      </w:r>
+      <w:r>
+        <w:rPr>
+          <w:rFonts w:ascii="Garamond" w:hAnsi="Garamond"/>
+          <w:bCs/>
+          <w:color w:val="auto"/>
+        </w:rPr>
+        <w:t>Problem-Solving</w:t>
+      </w:r>
+      <w:r>
+        <w:rPr>
+          <w:rFonts w:ascii="Garamond" w:hAnsi="Garamond"/>
+          <w:bCs/>
+          <w:color w:val="auto"/>
+        </w:rPr>
+        <w:t>,</w:t>
+      </w:r>
+      <w:r>
+        <w:rPr>
+          <w:rFonts w:ascii="Garamond" w:hAnsi="Garamond"/>
+          <w:bCs/>
+          <w:color w:val="auto"/>
+        </w:rPr>
+        <w:t xml:space="preserve"> </w:t>
+      </w:r>
+      <w:r>
+        <w:rPr>
+          <w:rFonts w:ascii="Garamond" w:hAnsi="Garamond"/>
+          <w:bCs/>
+          <w:color w:val="auto"/>
+        </w:rPr>
+        <w:t>Attention to Detail</w:t>
+      </w:r>
+      <w:r>
+        <w:rPr>
+          <w:rFonts w:ascii="Garamond" w:hAnsi="Garamond"/>
+          <w:bCs/>
+          <w:color w:val="auto"/>
+        </w:rPr>
+        <w:t>,</w:t>
+      </w:r>
+      <w:r>
+        <w:rPr>
+          <w:rFonts w:ascii="Garamond" w:hAnsi="Garamond"/>
+          <w:bCs/>
+          <w:color w:val="auto"/>
+        </w:rPr>
+        <w:t xml:space="preserve"> </w:t>
+      </w:r>
+      <w:r>
+        <w:rPr>
+          <w:rFonts w:ascii="Garamond" w:hAnsi="Garamond"/>
+          <w:bCs/>
+          <w:color w:val="auto"/>
+        </w:rPr>
+        <w:t>Self-Motivation</w:t>
+      </w:r>
+      <w:r>
+        <w:rPr>
+          <w:rFonts w:ascii="Garamond" w:hAnsi="Garamond"/>
+          <w:bCs/>
+          <w:color w:val="auto"/>
+        </w:rPr>
+        <w:t>,</w:t>
+      </w:r>
+      <w:r>
+        <w:rPr>
+          <w:rFonts w:ascii="Garamond" w:hAnsi="Garamond"/>
+          <w:bCs/>
+          <w:color w:val="auto"/>
+        </w:rPr>
+        <w:t xml:space="preserve"> </w:t>
+      </w:r>
+      <w:r>
+        <w:rPr>
+          <w:rFonts w:ascii="Garamond" w:hAnsi="Garamond"/>
+          <w:bCs/>
+          <w:color w:val="auto"/>
+        </w:rPr>
+        <w:t>Analytical Thinking</w:t>
       </w:r>
     </w:p>
     <w:p>
       <w:pPr>
         <w:pStyle w:val="Default"/>
+        <w:spacing w:after="3"/>
+        <w:jc w:val="both"/>
         <w:rPr>
           <w:rFonts w:ascii="Garamond" w:hAnsi="Garamond"/>
           <w:color w:val="auto"/>
@@ -2187,39 +2272,48 @@
     <w:p>
       <w:pPr>
         <w:pStyle w:val="Default"/>
-        <w:pBdr>
-          <w:bottom w:val="single" w:sz="6" w:space="1" w:color="auto"/>
-        </w:pBdr>
-        <w:rPr>
-          <w:rFonts w:ascii="Garamond" w:hAnsi="Garamond"/>
-          <w:b/>
-          <w:bCs/>
-          <w:color w:val="auto"/>
-        </w:rPr>
-      </w:pPr>
-      <w:r>
-        <w:rPr>
-          <w:rFonts w:ascii="Garamond" w:hAnsi="Garamond"/>
-          <w:b/>
-          <w:bCs/>
-          <w:color w:val="auto"/>
-        </w:rPr>
-        <w:t xml:space="preserve">CERTIFICATIONS, </w:t>
-      </w:r>
-      <w:r>
-        <w:rPr>
-          <w:rFonts w:ascii="Garamond" w:hAnsi="Garamond"/>
-          <w:b/>
-          <w:bCs/>
-          <w:color w:val="auto"/>
-        </w:rPr>
-        <w:t>SKILLS</w:t>
-      </w:r>
-      <w:r>
-        <w:rPr>
-          <w:rFonts w:ascii="Garamond" w:hAnsi="Garamond"/>
-          <w:b/>
-          <w:bCs/>
+        <w:rPr>
+          <w:rFonts w:ascii="Garamond" w:hAnsi="Garamond"/>
+          <w:color w:val="auto"/>
+        </w:rPr>
+      </w:pPr>
+      <w:r>
+        <w:rPr>
+          <w:rFonts w:ascii="Garamond" w:hAnsi="Garamond"/>
+          <w:b/>
+          <w:bCs/>
+          <w:color w:val="auto"/>
+        </w:rPr>
+        <w:t>Interests</w:t>
+      </w:r>
+      <w:r>
+        <w:rPr>
+          <w:rFonts w:ascii="Garamond" w:hAnsi="Garamond"/>
+          <w:b/>
+          <w:bCs/>
+          <w:color w:val="auto"/>
+        </w:rPr>
+        <w:t>:</w:t>
+      </w:r>
+      <w:r>
+        <w:rPr>
+          <w:rFonts w:ascii="Garamond" w:hAnsi="Garamond"/>
+          <w:b/>
+          <w:bCs/>
+          <w:color w:val="auto"/>
+        </w:rPr>
+        <w:t xml:space="preserve"> </w:t>
+      </w:r>
+      <w:r>
+        <w:rPr>
+          <w:rFonts w:ascii="Garamond" w:hAnsi="Garamond"/>
+          <w:color w:val="auto"/>
+        </w:rPr>
+        <w:t>Gaming</w:t>
+      </w:r>
+      <w:r>
+        <w:rPr>
+          <w:rFonts w:ascii="Garamond" w:hAnsi="Garamond"/>
           <w:color w:val="auto"/>
         </w:rPr>
         <w:t>,</w:t>
@@ -2227,98 +2321,6 @@
       <w:r>
         <w:rPr>
           <w:rFonts w:ascii="Garamond" w:hAnsi="Garamond"/>
-          <w:b/>
-          <w:bCs/>
-          <w:color w:val="auto"/>
-        </w:rPr>
-        <w:t xml:space="preserve"> &amp; INTERESTS</w:t>
-      </w:r>
-    </w:p>
-    <w:p>
-      <w:pPr>
-        <w:pStyle w:val="Default"/>
-        <w:rPr>
-          <w:rFonts w:ascii="Garamond" w:hAnsi="Garamond"/>
-          <w:color w:val="auto"/>
-          <w:sz w:val="4"/>
-          <w:szCs w:val="4"/>
-          <w:u w:val="single"/>
-        </w:rPr>
-      </w:pPr>
-    </w:p>
-    <w:p>
-      <w:pPr>
-        <w:pStyle w:val="Default"/>
-        <w:numPr>
-          <w:ilvl w:val="0"/>
-          <w:numId w:val="7"/>
-        </w:numPr>
-        <w:spacing w:after="3"/>
-        <w:rPr>
-          <w:rFonts w:ascii="Garamond" w:hAnsi="Garamond"/>
-          <w:color w:val="auto"/>
-        </w:rPr>
-      </w:pPr>
-      <w:r>
-        <w:rPr>
-          <w:rFonts w:ascii="Garamond" w:hAnsi="Garamond"/>
-          <w:b/>
-          <w:bCs/>
-          <w:color w:val="auto"/>
-        </w:rPr>
-        <w:t xml:space="preserve">Certifications: </w:t>
-      </w:r>
-      <w:r>
-        <w:rPr>
-          <w:rFonts w:ascii="Garamond" w:hAnsi="Garamond"/>
-          <w:color w:val="auto"/>
-        </w:rPr>
-        <w:t>CompTIA A+</w:t>
-      </w:r>
-    </w:p>
-    <w:p>
-      <w:pPr>
-        <w:pStyle w:val="Default"/>
-        <w:numPr>
-          <w:ilvl w:val="0"/>
-          <w:numId w:val="7"/>
-        </w:numPr>
-        <w:spacing w:after="3"/>
-        <w:jc w:val="both"/>
-        <w:rPr>
-          <w:rFonts w:ascii="Garamond" w:hAnsi="Garamond"/>
-          <w:color w:val="auto"/>
-        </w:rPr>
-      </w:pPr>
-      <w:r>
-        <w:rPr>
-          <w:rFonts w:ascii="Garamond" w:hAnsi="Garamond"/>
-          <w:b/>
-          <w:bCs/>
-          <w:color w:val="auto"/>
-        </w:rPr>
-        <w:t>Skills</w:t>
-      </w:r>
-      <w:r>
-        <w:rPr>
-          <w:rFonts w:ascii="Garamond" w:hAnsi="Garamond"/>
-          <w:b/>
-          <w:bCs/>
-          <w:color w:val="auto"/>
-        </w:rPr>
-        <w:t xml:space="preserve">: </w:t>
-      </w:r>
-      <w:r>
-        <w:rPr>
-          <w:rFonts w:ascii="Garamond" w:hAnsi="Garamond"/>
-          <w:color w:val="auto"/>
-        </w:rPr>
-        <w:t>Web Development, Web Design,</w:t>
-      </w:r>
-      <w:r>
-        <w:rPr>
-          <w:rFonts w:ascii="Garamond" w:hAnsi="Garamond"/>
-          <w:bCs/>
           <w:color w:val="auto"/>
         </w:rPr>
         <w:t xml:space="preserve"> </w:t>
@@ -2326,39 +2328,20 @@
       <w:r>
         <w:rPr>
           <w:rFonts w:ascii="Garamond" w:hAnsi="Garamond"/>
-          <w:bCs/>
-          <w:color w:val="auto"/>
-        </w:rPr>
-        <w:t>Version Control (Git, GitHub)</w:t>
-      </w:r>
-      <w:r>
-        <w:rPr>
-          <w:rFonts w:ascii="Garamond" w:hAnsi="Garamond"/>
-          <w:bCs/>
-          <w:color w:val="auto"/>
-        </w:rPr>
-        <w:t>;</w:t>
-      </w:r>
-      <w:r>
-        <w:rPr>
-          <w:rFonts w:ascii="Garamond" w:hAnsi="Garamond"/>
-          <w:bCs/>
-          <w:color w:val="auto"/>
-        </w:rPr>
-        <w:t xml:space="preserve"> SEO</w:t>
-      </w:r>
-      <w:r>
-        <w:rPr>
-          <w:rFonts w:ascii="Garamond" w:hAnsi="Garamond"/>
-          <w:bCs/>
-          <w:color w:val="auto"/>
-        </w:rPr>
-        <w:t>;</w:t>
-      </w:r>
-      <w:r>
-        <w:rPr>
-          <w:rFonts w:ascii="Garamond" w:hAnsi="Garamond"/>
-          <w:bCs/>
+          <w:color w:val="auto"/>
+        </w:rPr>
+        <w:t>Reading</w:t>
+      </w:r>
+      <w:r>
+        <w:rPr>
+          <w:rFonts w:ascii="Garamond" w:hAnsi="Garamond"/>
+          <w:color w:val="auto"/>
+        </w:rPr>
+        <w:t>,</w:t>
+      </w:r>
+      <w:r>
+        <w:rPr>
+          <w:rFonts w:ascii="Garamond" w:hAnsi="Garamond"/>
           <w:color w:val="auto"/>
         </w:rPr>
         <w:t xml:space="preserve"> </w:t>
@@ -2366,395 +2349,30 @@
       <w:r>
         <w:rPr>
           <w:rFonts w:ascii="Garamond" w:hAnsi="Garamond"/>
-          <w:bCs/>
-          <w:color w:val="auto"/>
-        </w:rPr>
-        <w:t>HTML</w:t>
-      </w:r>
-      <w:r>
-        <w:rPr>
-          <w:rFonts w:ascii="Garamond" w:hAnsi="Garamond"/>
-          <w:bCs/>
-          <w:color w:val="auto"/>
-        </w:rPr>
-        <w:t xml:space="preserve">; </w:t>
-      </w:r>
-      <w:r>
-        <w:rPr>
-          <w:rFonts w:ascii="Garamond" w:hAnsi="Garamond"/>
-          <w:bCs/>
-          <w:color w:val="auto"/>
-        </w:rPr>
-        <w:t>CSS</w:t>
-      </w:r>
-      <w:r>
-        <w:rPr>
-          <w:rFonts w:ascii="Garamond" w:hAnsi="Garamond"/>
-          <w:bCs/>
-          <w:color w:val="auto"/>
-        </w:rPr>
-        <w:t xml:space="preserve">; </w:t>
-      </w:r>
-      <w:r>
-        <w:rPr>
-          <w:rFonts w:ascii="Garamond" w:hAnsi="Garamond"/>
-          <w:bCs/>
-        </w:rPr>
-        <w:t>JavaScript</w:t>
-      </w:r>
-      <w:r>
-        <w:rPr>
-          <w:rFonts w:ascii="Garamond" w:hAnsi="Garamond"/>
-          <w:bCs/>
-        </w:rPr>
-        <w:t xml:space="preserve">; </w:t>
-      </w:r>
-      <w:r>
-        <w:rPr>
-          <w:rFonts w:ascii="Garamond" w:hAnsi="Garamond"/>
-          <w:bCs/>
-        </w:rPr>
-        <w:t>Responsive Design</w:t>
-      </w:r>
-      <w:r>
-        <w:rPr>
-          <w:rFonts w:ascii="Garamond" w:hAnsi="Garamond"/>
-          <w:bCs/>
-        </w:rPr>
-        <w:t xml:space="preserve"> (Flexbox, Grid)</w:t>
-      </w:r>
-      <w:r>
-        <w:rPr>
-          <w:rFonts w:ascii="Garamond" w:hAnsi="Garamond"/>
-          <w:bCs/>
-          <w:color w:val="auto"/>
-        </w:rPr>
-        <w:t xml:space="preserve">; </w:t>
-      </w:r>
-      <w:r>
-        <w:rPr>
-          <w:rFonts w:ascii="Garamond" w:hAnsi="Garamond"/>
-          <w:bCs/>
-          <w:color w:val="auto"/>
-        </w:rPr>
-        <w:t xml:space="preserve">UX; UI; </w:t>
-      </w:r>
-      <w:r>
-        <w:rPr>
-          <w:rFonts w:ascii="Garamond" w:hAnsi="Garamond"/>
-          <w:bCs/>
-          <w:color w:val="auto"/>
-        </w:rPr>
-        <w:t>Python</w:t>
-      </w:r>
-      <w:r>
-        <w:rPr>
-          <w:rFonts w:ascii="Garamond" w:hAnsi="Garamond"/>
-          <w:bCs/>
-          <w:color w:val="auto"/>
-        </w:rPr>
-        <w:t xml:space="preserve">; </w:t>
-      </w:r>
-      <w:r>
-        <w:rPr>
-          <w:rFonts w:ascii="Garamond" w:hAnsi="Garamond"/>
-          <w:bCs/>
-          <w:color w:val="auto"/>
-        </w:rPr>
-        <w:t>SQL</w:t>
-      </w:r>
-      <w:r>
-        <w:rPr>
-          <w:rFonts w:ascii="Garamond" w:hAnsi="Garamond"/>
-          <w:bCs/>
-          <w:color w:val="auto"/>
-        </w:rPr>
-        <w:t>; Canva</w:t>
-      </w:r>
-      <w:r>
-        <w:rPr>
-          <w:rFonts w:ascii="Garamond" w:hAnsi="Garamond"/>
-          <w:bCs/>
-          <w:color w:val="auto"/>
-        </w:rPr>
-        <w:t xml:space="preserve">; </w:t>
-      </w:r>
-      <w:r>
-        <w:rPr>
-          <w:rFonts w:ascii="Garamond" w:hAnsi="Garamond"/>
-          <w:bCs/>
-          <w:color w:val="auto"/>
-        </w:rPr>
-        <w:t>GoHighLevel (CRM</w:t>
-      </w:r>
-      <w:r>
-        <w:rPr>
-          <w:rFonts w:ascii="Garamond" w:hAnsi="Garamond"/>
-          <w:bCs/>
-          <w:color w:val="auto"/>
-        </w:rPr>
-        <w:t xml:space="preserve">, </w:t>
-      </w:r>
-      <w:r>
-        <w:rPr>
-          <w:rFonts w:ascii="Garamond" w:hAnsi="Garamond"/>
-          <w:bCs/>
-          <w:color w:val="auto"/>
-        </w:rPr>
-        <w:t>CMS);</w:t>
-      </w:r>
-      <w:r>
-        <w:rPr>
-          <w:rFonts w:ascii="Garamond" w:hAnsi="Garamond"/>
-          <w:bCs/>
-          <w:color w:val="auto"/>
-        </w:rPr>
-        <w:t xml:space="preserve"> </w:t>
-      </w:r>
-      <w:r>
-        <w:rPr>
-          <w:rFonts w:ascii="Garamond" w:hAnsi="Garamond"/>
-          <w:bCs/>
-          <w:color w:val="auto"/>
-        </w:rPr>
-        <w:t xml:space="preserve">Debugging; </w:t>
-      </w:r>
-      <w:r>
-        <w:rPr>
-          <w:rFonts w:ascii="Garamond" w:hAnsi="Garamond"/>
-          <w:bCs/>
-          <w:color w:val="auto"/>
-        </w:rPr>
-        <w:t xml:space="preserve">AI; </w:t>
-      </w:r>
-      <w:r>
-        <w:rPr>
-          <w:rFonts w:ascii="Garamond" w:hAnsi="Garamond"/>
-          <w:bCs/>
-          <w:color w:val="auto"/>
-        </w:rPr>
-        <w:t xml:space="preserve">Discord; </w:t>
-      </w:r>
-      <w:r>
-        <w:rPr>
-          <w:rFonts w:ascii="Garamond" w:hAnsi="Garamond"/>
-          <w:bCs/>
-          <w:color w:val="auto"/>
-        </w:rPr>
-        <w:t xml:space="preserve"> </w:t>
-      </w:r>
-      <w:r>
-        <w:rPr>
-          <w:rFonts w:ascii="Garamond" w:hAnsi="Garamond"/>
-          <w:bCs/>
-          <w:color w:val="auto"/>
-        </w:rPr>
-        <w:t>Operating Systems (Windows, Linux, macOS)</w:t>
-      </w:r>
-      <w:r>
-        <w:rPr>
-          <w:rFonts w:ascii="Garamond" w:hAnsi="Garamond"/>
-          <w:bCs/>
-          <w:color w:val="auto"/>
-        </w:rPr>
-        <w:t>;</w:t>
-      </w:r>
-      <w:r>
-        <w:rPr>
-          <w:rFonts w:ascii="Garamond" w:hAnsi="Garamond"/>
-          <w:bCs/>
-          <w:color w:val="auto"/>
-        </w:rPr>
-        <w:t xml:space="preserve"> Microsoft Office; </w:t>
-      </w:r>
-      <w:r>
-        <w:rPr>
-          <w:rFonts w:ascii="Garamond" w:hAnsi="Garamond"/>
-          <w:bCs/>
-          <w:color w:val="auto"/>
-        </w:rPr>
-        <w:t xml:space="preserve"> </w:t>
-      </w:r>
-      <w:r>
-        <w:rPr>
-          <w:rFonts w:ascii="Garamond" w:hAnsi="Garamond"/>
-          <w:bCs/>
-          <w:color w:val="auto"/>
-        </w:rPr>
-        <w:t>Network Security;</w:t>
-      </w:r>
-      <w:r>
-        <w:rPr>
-          <w:rFonts w:ascii="Garamond" w:hAnsi="Garamond"/>
-          <w:bCs/>
-          <w:color w:val="auto"/>
-        </w:rPr>
-        <w:t xml:space="preserve"> Protocols</w:t>
-      </w:r>
-      <w:r>
-        <w:rPr>
-          <w:rFonts w:ascii="Garamond" w:hAnsi="Garamond"/>
-          <w:bCs/>
-          <w:color w:val="auto"/>
-        </w:rPr>
-        <w:t xml:space="preserve"> </w:t>
-      </w:r>
-      <w:r>
-        <w:rPr>
-          <w:rFonts w:ascii="Garamond" w:hAnsi="Garamond"/>
-          <w:bCs/>
-          <w:color w:val="auto"/>
-        </w:rPr>
-        <w:t>(TCP/IP, UDP, DNS, HTTP/HTTPS)</w:t>
-      </w:r>
-      <w:r>
-        <w:rPr>
-          <w:rFonts w:ascii="Garamond" w:hAnsi="Garamond"/>
-          <w:bCs/>
-          <w:color w:val="auto"/>
-        </w:rPr>
-        <w:t>;</w:t>
-      </w:r>
-      <w:r>
-        <w:rPr>
-          <w:rFonts w:ascii="Garamond" w:hAnsi="Garamond"/>
-          <w:bCs/>
-          <w:color w:val="auto"/>
-        </w:rPr>
-        <w:t xml:space="preserve"> Troubleshooting</w:t>
-      </w:r>
-      <w:r>
-        <w:rPr>
-          <w:rFonts w:ascii="Garamond" w:hAnsi="Garamond"/>
-          <w:bCs/>
-          <w:color w:val="auto"/>
-        </w:rPr>
-        <w:t xml:space="preserve"> (Hardware, Software)</w:t>
-      </w:r>
-      <w:r>
-        <w:rPr>
-          <w:rFonts w:ascii="Garamond" w:hAnsi="Garamond"/>
-          <w:bCs/>
-          <w:color w:val="auto"/>
-        </w:rPr>
-        <w:t xml:space="preserve">; </w:t>
-      </w:r>
-      <w:r>
-        <w:rPr>
-          <w:rFonts w:ascii="Garamond" w:hAnsi="Garamond"/>
-          <w:bCs/>
-          <w:color w:val="auto"/>
-        </w:rPr>
-        <w:t xml:space="preserve">Technical Support; </w:t>
-      </w:r>
-      <w:r>
-        <w:rPr>
-          <w:rFonts w:ascii="Garamond" w:hAnsi="Garamond"/>
-          <w:bCs/>
-          <w:color w:val="auto"/>
-        </w:rPr>
-        <w:t>Time Management; Teamwork; Collaboration;</w:t>
-      </w:r>
-      <w:r>
-        <w:rPr>
-          <w:rFonts w:ascii="Garamond" w:hAnsi="Garamond"/>
-          <w:bCs/>
-          <w:color w:val="auto"/>
-        </w:rPr>
-        <w:t xml:space="preserve"> Communication</w:t>
-      </w:r>
-      <w:r>
-        <w:rPr>
-          <w:rFonts w:ascii="Garamond" w:hAnsi="Garamond"/>
-          <w:bCs/>
-          <w:color w:val="auto"/>
-        </w:rPr>
-        <w:t>; Adaptability</w:t>
-      </w:r>
-      <w:r>
-        <w:rPr>
-          <w:rFonts w:ascii="Garamond" w:hAnsi="Garamond"/>
-          <w:bCs/>
-          <w:color w:val="auto"/>
-        </w:rPr>
-        <w:t xml:space="preserve">; </w:t>
-      </w:r>
-      <w:r>
-        <w:rPr>
-          <w:rFonts w:ascii="Garamond" w:hAnsi="Garamond"/>
-          <w:bCs/>
-          <w:color w:val="auto"/>
-        </w:rPr>
-        <w:t xml:space="preserve">Problem-Solving; </w:t>
-      </w:r>
-      <w:r>
-        <w:rPr>
-          <w:rFonts w:ascii="Garamond" w:hAnsi="Garamond"/>
-          <w:bCs/>
-          <w:color w:val="auto"/>
-        </w:rPr>
-        <w:t>Attention to Detail</w:t>
-      </w:r>
-    </w:p>
-    <w:p>
-      <w:pPr>
-        <w:pStyle w:val="Default"/>
-        <w:numPr>
-          <w:ilvl w:val="0"/>
-          <w:numId w:val="7"/>
-        </w:numPr>
-        <w:rPr>
-          <w:rFonts w:ascii="Garamond" w:hAnsi="Garamond"/>
-          <w:color w:val="auto"/>
-        </w:rPr>
-      </w:pPr>
-      <w:r>
-        <w:rPr>
-          <w:rFonts w:ascii="Garamond" w:hAnsi="Garamond"/>
-          <w:b/>
-          <w:bCs/>
-          <w:color w:val="auto"/>
-        </w:rPr>
-        <w:t>Interests</w:t>
-      </w:r>
-      <w:r>
-        <w:rPr>
-          <w:rFonts w:ascii="Garamond" w:hAnsi="Garamond"/>
-          <w:b/>
-          <w:bCs/>
-          <w:color w:val="auto"/>
-        </w:rPr>
-        <w:t>:</w:t>
-      </w:r>
-      <w:r>
-        <w:rPr>
-          <w:rFonts w:ascii="Garamond" w:hAnsi="Garamond"/>
-          <w:b/>
-          <w:bCs/>
-          <w:color w:val="auto"/>
-        </w:rPr>
-        <w:t xml:space="preserve"> </w:t>
-      </w:r>
-      <w:r>
-        <w:rPr>
-          <w:rFonts w:ascii="Garamond" w:hAnsi="Garamond"/>
-          <w:color w:val="auto"/>
-        </w:rPr>
-        <w:t xml:space="preserve">Gaming; </w:t>
-      </w:r>
-      <w:r>
-        <w:rPr>
-          <w:rFonts w:ascii="Garamond" w:hAnsi="Garamond"/>
-          <w:color w:val="auto"/>
-        </w:rPr>
-        <w:t xml:space="preserve">Reading; </w:t>
-      </w:r>
-      <w:r>
-        <w:rPr>
-          <w:rFonts w:ascii="Garamond" w:hAnsi="Garamond"/>
-          <w:color w:val="auto"/>
-        </w:rPr>
-        <w:t>Running; Hiking;</w:t>
+          <w:color w:val="auto"/>
+        </w:rPr>
+        <w:t>Running</w:t>
+      </w:r>
+      <w:r>
+        <w:rPr>
+          <w:rFonts w:ascii="Garamond" w:hAnsi="Garamond"/>
+          <w:color w:val="auto"/>
+        </w:rPr>
+        <w:t>,</w:t>
+      </w:r>
+      <w:r>
+        <w:rPr>
+          <w:rFonts w:ascii="Garamond" w:hAnsi="Garamond"/>
+          <w:color w:val="auto"/>
+        </w:rPr>
+        <w:t xml:space="preserve"> Hiking</w:t>
+      </w:r>
+      <w:r>
+        <w:rPr>
+          <w:rFonts w:ascii="Garamond" w:hAnsi="Garamond"/>
+          <w:color w:val="auto"/>
+        </w:rPr>
+        <w:t>,</w:t>
       </w:r>
       <w:r>
         <w:rPr>
@@ -2762,6 +2380,13 @@
           <w:color w:val="auto"/>
         </w:rPr>
         <w:t xml:space="preserve"> Meditation</w:t>
+      </w:r>
+      <w:r>
+        <w:rPr>
+          <w:rFonts w:ascii="Garamond" w:hAnsi="Garamond"/>
+          <w:color w:val="auto"/>
+        </w:rPr>
+        <w:t>, Tech, Web</w:t>
       </w:r>
     </w:p>
     <w:sectPr>
@@ -2930,7 +2555,7 @@
   <w:abstractNum w:abstractNumId="1" w15:restartNumberingAfterBreak="0">
     <w:nsid w:val="03347FBA"/>
     <w:multiLevelType w:val="hybridMultilevel"/>
-    <w:tmpl w:val="8E62D0B0"/>
+    <w:tmpl w:val="780A7220"/>
     <w:lvl w:ilvl="0" w:tplc="04090005">
       <w:start w:val="1"/>
       <w:numFmt w:val="bullet"/>
@@ -3156,6 +2781,119 @@
     </w:lvl>
   </w:abstractNum>
   <w:abstractNum w:abstractNumId="3" w15:restartNumberingAfterBreak="0">
+    <w:nsid w:val="0A5D509B"/>
+    <w:multiLevelType w:val="hybridMultilevel"/>
+    <w:tmpl w:val="C67627E4"/>
+    <w:lvl w:ilvl="0" w:tplc="04090005">
+      <w:start w:val="1"/>
+      <w:numFmt w:val="bullet"/>
+      <w:lvlText w:val=""/>
+      <w:lvlJc w:val="left"/>
+      <w:pPr>
+        <w:ind w:left="720" w:hanging="360"/>
+      </w:pPr>
+      <w:rPr>
+        <w:rFonts w:ascii="Wingdings" w:hAnsi="Wingdings" w:hint="default"/>
+      </w:rPr>
+    </w:lvl>
+    <w:lvl w:ilvl="1" w:tplc="04090003" w:tentative="1">
+      <w:start w:val="1"/>
+      <w:numFmt w:val="bullet"/>
+      <w:lvlText w:val="o"/>
+      <w:lvlJc w:val="left"/>
+      <w:pPr>
+        <w:ind w:left="1440" w:hanging="360"/>
+      </w:pPr>
+      <w:rPr>
+        <w:rFonts w:ascii="Courier New" w:hAnsi="Courier New" w:cs="Courier New" w:hint="default"/>
+      </w:rPr>
+    </w:lvl>
+    <w:lvl w:ilvl="2" w:tplc="04090005" w:tentative="1">
+      <w:start w:val="1"/>
+      <w:numFmt w:val="bullet"/>
+      <w:lvlText w:val=""/>
+      <w:lvlJc w:val="left"/>
+      <w:pPr>
+        <w:ind w:left="2160" w:hanging="360"/>
+      </w:pPr>
+      <w:rPr>
+        <w:rFonts w:ascii="Wingdings" w:hAnsi="Wingdings" w:hint="default"/>
+      </w:rPr>
+    </w:lvl>
+    <w:lvl w:ilvl="3" w:tplc="04090001" w:tentative="1">
+      <w:start w:val="1"/>
+      <w:numFmt w:val="bullet"/>
+      <w:lvlText w:val=""/>
+      <w:lvlJc w:val="left"/>
+      <w:pPr>
+        <w:ind w:left="2880" w:hanging="360"/>
+      </w:pPr>
+      <w:rPr>
+        <w:rFonts w:ascii="Symbol" w:hAnsi="Symbol" w:hint="default"/>
+      </w:rPr>
+    </w:lvl>
+    <w:lvl w:ilvl="4" w:tplc="04090003" w:tentative="1">
+      <w:start w:val="1"/>
+      <w:numFmt w:val="bullet"/>
+      <w:lvlText w:val="o"/>
+      <w:lvlJc w:val="left"/>
+      <w:pPr>
+        <w:ind w:left="3600" w:hanging="360"/>
+      </w:pPr>
+      <w:rPr>
+        <w:rFonts w:ascii="Courier New" w:hAnsi="Courier New" w:cs="Courier New" w:hint="default"/>
+      </w:rPr>
+    </w:lvl>
+    <w:lvl w:ilvl="5" w:tplc="04090005" w:tentative="1">
+      <w:start w:val="1"/>
+      <w:numFmt w:val="bullet"/>
+      <w:lvlText w:val=""/>
+      <w:lvlJc w:val="left"/>
+      <w:pPr>
+        <w:ind w:left="4320" w:hanging="360"/>
+      </w:pPr>
+      <w:rPr>
+        <w:rFonts w:ascii="Wingdings" w:hAnsi="Wingdings" w:hint="default"/>
+      </w:rPr>
+    </w:lvl>
+    <w:lvl w:ilvl="6" w:tplc="04090001" w:tentative="1">
+      <w:start w:val="1"/>
+      <w:numFmt w:val="bullet"/>
+      <w:lvlText w:val=""/>
+      <w:lvlJc w:val="left"/>
+      <w:pPr>
+        <w:ind w:left="5040" w:hanging="360"/>
+      </w:pPr>
+      <w:rPr>
+        <w:rFonts w:ascii="Symbol" w:hAnsi="Symbol" w:hint="default"/>
+      </w:rPr>
+    </w:lvl>
+    <w:lvl w:ilvl="7" w:tplc="04090003" w:tentative="1">
+      <w:start w:val="1"/>
+      <w:numFmt w:val="bullet"/>
+      <w:lvlText w:val="o"/>
+      <w:lvlJc w:val="left"/>
+      <w:pPr>
+        <w:ind w:left="5760" w:hanging="360"/>
+      </w:pPr>
+      <w:rPr>
+        <w:rFonts w:ascii="Courier New" w:hAnsi="Courier New" w:cs="Courier New" w:hint="default"/>
+      </w:rPr>
+    </w:lvl>
+    <w:lvl w:ilvl="8" w:tplc="04090005" w:tentative="1">
+      <w:start w:val="1"/>
+      <w:numFmt w:val="bullet"/>
+      <w:lvlText w:val=""/>
+      <w:lvlJc w:val="left"/>
+      <w:pPr>
+        <w:ind w:left="6480" w:hanging="360"/>
+      </w:pPr>
+      <w:rPr>
+        <w:rFonts w:ascii="Wingdings" w:hAnsi="Wingdings" w:hint="default"/>
+      </w:rPr>
+    </w:lvl>
+  </w:abstractNum>
+  <w:abstractNum w:abstractNumId="4" w15:restartNumberingAfterBreak="0">
     <w:nsid w:val="0DF47A2B"/>
     <w:multiLevelType w:val="hybridMultilevel"/>
     <w:tmpl w:val="1FA2E6A6"/>
@@ -3268,7 +3006,7 @@
       </w:rPr>
     </w:lvl>
   </w:abstractNum>
-  <w:abstractNum w:abstractNumId="4" w15:restartNumberingAfterBreak="0">
+  <w:abstractNum w:abstractNumId="5" w15:restartNumberingAfterBreak="0">
     <w:nsid w:val="0EA04415"/>
     <w:multiLevelType w:val="hybridMultilevel"/>
     <w:tmpl w:val="56FC76FC"/>
@@ -3381,10 +3119,10 @@
       </w:rPr>
     </w:lvl>
   </w:abstractNum>
-  <w:abstractNum w:abstractNumId="5" w15:restartNumberingAfterBreak="0">
+  <w:abstractNum w:abstractNumId="6" w15:restartNumberingAfterBreak="0">
     <w:nsid w:val="102F00BD"/>
     <w:multiLevelType w:val="hybridMultilevel"/>
-    <w:tmpl w:val="F2E4AF16"/>
+    <w:tmpl w:val="A3D6CF54"/>
     <w:lvl w:ilvl="0" w:tplc="04090005">
       <w:start w:val="1"/>
       <w:numFmt w:val="bullet"/>
@@ -3494,7 +3232,7 @@
       </w:rPr>
     </w:lvl>
   </w:abstractNum>
-  <w:abstractNum w:abstractNumId="6" w15:restartNumberingAfterBreak="0">
+  <w:abstractNum w:abstractNumId="7" w15:restartNumberingAfterBreak="0">
     <w:nsid w:val="158C5A13"/>
     <w:multiLevelType w:val="hybridMultilevel"/>
     <w:tmpl w:val="C5943EF8"/>
@@ -3607,7 +3345,7 @@
       </w:rPr>
     </w:lvl>
   </w:abstractNum>
-  <w:abstractNum w:abstractNumId="7" w15:restartNumberingAfterBreak="0">
+  <w:abstractNum w:abstractNumId="8" w15:restartNumberingAfterBreak="0">
     <w:nsid w:val="232925DC"/>
     <w:multiLevelType w:val="multilevel"/>
     <w:tmpl w:val="76E82490"/>
@@ -3720,7 +3458,7 @@
       </w:rPr>
     </w:lvl>
   </w:abstractNum>
-  <w:abstractNum w:abstractNumId="8" w15:restartNumberingAfterBreak="0">
+  <w:abstractNum w:abstractNumId="9" w15:restartNumberingAfterBreak="0">
     <w:nsid w:val="308F1A09"/>
     <w:multiLevelType w:val="hybridMultilevel"/>
     <w:tmpl w:val="CBFC2DBC"/>
@@ -3833,7 +3571,120 @@
       </w:rPr>
     </w:lvl>
   </w:abstractNum>
-  <w:abstractNum w:abstractNumId="9" w15:restartNumberingAfterBreak="0">
+  <w:abstractNum w:abstractNumId="10" w15:restartNumberingAfterBreak="0">
+    <w:nsid w:val="36AA674C"/>
+    <w:multiLevelType w:val="hybridMultilevel"/>
+    <w:tmpl w:val="8BD877D6"/>
+    <w:lvl w:ilvl="0" w:tplc="BF62B39A">
+      <w:start w:val="1"/>
+      <w:numFmt w:val="bullet"/>
+      <w:lvlText w:val=""/>
+      <w:lvlJc w:val="left"/>
+      <w:pPr>
+        <w:ind w:left="720" w:hanging="360"/>
+      </w:pPr>
+      <w:rPr>
+        <w:rFonts w:ascii="Symbol" w:hAnsi="Symbol" w:hint="default"/>
+      </w:rPr>
+    </w:lvl>
+    <w:lvl w:ilvl="1" w:tplc="FFFFFFFF" w:tentative="1">
+      <w:start w:val="1"/>
+      <w:numFmt w:val="bullet"/>
+      <w:lvlText w:val="o"/>
+      <w:lvlJc w:val="left"/>
+      <w:pPr>
+        <w:ind w:left="1440" w:hanging="360"/>
+      </w:pPr>
+      <w:rPr>
+        <w:rFonts w:ascii="Courier New" w:hAnsi="Courier New" w:cs="Courier New" w:hint="default"/>
+      </w:rPr>
+    </w:lvl>
+    <w:lvl w:ilvl="2" w:tplc="FFFFFFFF" w:tentative="1">
+      <w:start w:val="1"/>
+      <w:numFmt w:val="bullet"/>
+      <w:lvlText w:val=""/>
+      <w:lvlJc w:val="left"/>
+      <w:pPr>
+        <w:ind w:left="2160" w:hanging="360"/>
+      </w:pPr>
+      <w:rPr>
+        <w:rFonts w:ascii="Wingdings" w:hAnsi="Wingdings" w:hint="default"/>
+      </w:rPr>
+    </w:lvl>
+    <w:lvl w:ilvl="3" w:tplc="FFFFFFFF" w:tentative="1">
+      <w:start w:val="1"/>
+      <w:numFmt w:val="bullet"/>
+      <w:lvlText w:val=""/>
+      <w:lvlJc w:val="left"/>
+      <w:pPr>
+        <w:ind w:left="2880" w:hanging="360"/>
+      </w:pPr>
+      <w:rPr>
+        <w:rFonts w:ascii="Symbol" w:hAnsi="Symbol" w:hint="default"/>
+      </w:rPr>
+    </w:lvl>
+    <w:lvl w:ilvl="4" w:tplc="FFFFFFFF" w:tentative="1">
+      <w:start w:val="1"/>
+      <w:numFmt w:val="bullet"/>
+      <w:lvlText w:val="o"/>
+      <w:lvlJc w:val="left"/>
+      <w:pPr>
+        <w:ind w:left="3600" w:hanging="360"/>
+      </w:pPr>
+      <w:rPr>
+        <w:rFonts w:ascii="Courier New" w:hAnsi="Courier New" w:cs="Courier New" w:hint="default"/>
+      </w:rPr>
+    </w:lvl>
+    <w:lvl w:ilvl="5" w:tplc="FFFFFFFF" w:tentative="1">
+      <w:start w:val="1"/>
+      <w:numFmt w:val="bullet"/>
+      <w:lvlText w:val=""/>
+      <w:lvlJc w:val="left"/>
+      <w:pPr>
+        <w:ind w:left="4320" w:hanging="360"/>
+      </w:pPr>
+      <w:rPr>
+        <w:rFonts w:ascii="Wingdings" w:hAnsi="Wingdings" w:hint="default"/>
+      </w:rPr>
+    </w:lvl>
+    <w:lvl w:ilvl="6" w:tplc="FFFFFFFF" w:tentative="1">
+      <w:start w:val="1"/>
+      <w:numFmt w:val="bullet"/>
+      <w:lvlText w:val=""/>
+      <w:lvlJc w:val="left"/>
+      <w:pPr>
+        <w:ind w:left="5040" w:hanging="360"/>
+      </w:pPr>
+      <w:rPr>
+        <w:rFonts w:ascii="Symbol" w:hAnsi="Symbol" w:hint="default"/>
+      </w:rPr>
+    </w:lvl>
+    <w:lvl w:ilvl="7" w:tplc="FFFFFFFF" w:tentative="1">
+      <w:start w:val="1"/>
+      <w:numFmt w:val="bullet"/>
+      <w:lvlText w:val="o"/>
+      <w:lvlJc w:val="left"/>
+      <w:pPr>
+        <w:ind w:left="5760" w:hanging="360"/>
+      </w:pPr>
+      <w:rPr>
+        <w:rFonts w:ascii="Courier New" w:hAnsi="Courier New" w:cs="Courier New" w:hint="default"/>
+      </w:rPr>
+    </w:lvl>
+    <w:lvl w:ilvl="8" w:tplc="FFFFFFFF" w:tentative="1">
+      <w:start w:val="1"/>
+      <w:numFmt w:val="bullet"/>
+      <w:lvlText w:val=""/>
+      <w:lvlJc w:val="left"/>
+      <w:pPr>
+        <w:ind w:left="6480" w:hanging="360"/>
+      </w:pPr>
+      <w:rPr>
+        <w:rFonts w:ascii="Wingdings" w:hAnsi="Wingdings" w:hint="default"/>
+      </w:rPr>
+    </w:lvl>
+  </w:abstractNum>
+  <w:abstractNum w:abstractNumId="11" w15:restartNumberingAfterBreak="0">
     <w:nsid w:val="3C750F28"/>
     <w:multiLevelType w:val="multilevel"/>
     <w:tmpl w:val="652CB6C4"/>
@@ -3982,7 +3833,7 @@
       </w:rPr>
     </w:lvl>
   </w:abstractNum>
-  <w:abstractNum w:abstractNumId="10" w15:restartNumberingAfterBreak="0">
+  <w:abstractNum w:abstractNumId="12" w15:restartNumberingAfterBreak="0">
     <w:nsid w:val="3DD255AD"/>
     <w:multiLevelType w:val="hybridMultilevel"/>
     <w:tmpl w:val="DEA86712"/>
@@ -4095,7 +3946,7 @@
       </w:rPr>
     </w:lvl>
   </w:abstractNum>
-  <w:abstractNum w:abstractNumId="11" w15:restartNumberingAfterBreak="0">
+  <w:abstractNum w:abstractNumId="13" w15:restartNumberingAfterBreak="0">
     <w:nsid w:val="3FEE5AED"/>
     <w:multiLevelType w:val="hybridMultilevel"/>
     <w:tmpl w:val="F192217E"/>
@@ -4208,7 +4059,7 @@
       </w:rPr>
     </w:lvl>
   </w:abstractNum>
-  <w:abstractNum w:abstractNumId="12" w15:restartNumberingAfterBreak="0">
+  <w:abstractNum w:abstractNumId="14" w15:restartNumberingAfterBreak="0">
     <w:nsid w:val="40303FEF"/>
     <w:multiLevelType w:val="hybridMultilevel"/>
     <w:tmpl w:val="3E42D6B4"/>
@@ -4320,7 +4171,7 @@
       </w:rPr>
     </w:lvl>
   </w:abstractNum>
-  <w:abstractNum w:abstractNumId="13" w15:restartNumberingAfterBreak="0">
+  <w:abstractNum w:abstractNumId="15" w15:restartNumberingAfterBreak="0">
     <w:nsid w:val="568567E3"/>
     <w:multiLevelType w:val="hybridMultilevel"/>
     <w:tmpl w:val="56BAA7FA"/>
@@ -4433,7 +4284,7 @@
       </w:rPr>
     </w:lvl>
   </w:abstractNum>
-  <w:abstractNum w:abstractNumId="14" w15:restartNumberingAfterBreak="0">
+  <w:abstractNum w:abstractNumId="16" w15:restartNumberingAfterBreak="0">
     <w:nsid w:val="58061B6C"/>
     <w:multiLevelType w:val="hybridMultilevel"/>
     <w:tmpl w:val="4EB29636"/>
@@ -4546,7 +4397,7 @@
       </w:rPr>
     </w:lvl>
   </w:abstractNum>
-  <w:abstractNum w:abstractNumId="15" w15:restartNumberingAfterBreak="0">
+  <w:abstractNum w:abstractNumId="17" w15:restartNumberingAfterBreak="0">
     <w:nsid w:val="5F8E0D82"/>
     <w:multiLevelType w:val="hybridMultilevel"/>
     <w:tmpl w:val="DB1EB92A"/>
@@ -4659,7 +4510,7 @@
       </w:rPr>
     </w:lvl>
   </w:abstractNum>
-  <w:abstractNum w:abstractNumId="16" w15:restartNumberingAfterBreak="0">
+  <w:abstractNum w:abstractNumId="18" w15:restartNumberingAfterBreak="0">
     <w:nsid w:val="60EC7EEA"/>
     <w:multiLevelType w:val="hybridMultilevel"/>
     <w:tmpl w:val="5E56862A"/>
@@ -4772,7 +4623,233 @@
       </w:rPr>
     </w:lvl>
   </w:abstractNum>
-  <w:abstractNum w:abstractNumId="17" w15:restartNumberingAfterBreak="0">
+  <w:abstractNum w:abstractNumId="19" w15:restartNumberingAfterBreak="0">
+    <w:nsid w:val="662B4367"/>
+    <w:multiLevelType w:val="hybridMultilevel"/>
+    <w:tmpl w:val="1B9CABF6"/>
+    <w:lvl w:ilvl="0" w:tplc="04090001">
+      <w:start w:val="1"/>
+      <w:numFmt w:val="bullet"/>
+      <w:lvlText w:val=""/>
+      <w:lvlJc w:val="left"/>
+      <w:pPr>
+        <w:ind w:left="720" w:hanging="360"/>
+      </w:pPr>
+      <w:rPr>
+        <w:rFonts w:ascii="Symbol" w:hAnsi="Symbol" w:hint="default"/>
+      </w:rPr>
+    </w:lvl>
+    <w:lvl w:ilvl="1" w:tplc="04090003" w:tentative="1">
+      <w:start w:val="1"/>
+      <w:numFmt w:val="bullet"/>
+      <w:lvlText w:val="o"/>
+      <w:lvlJc w:val="left"/>
+      <w:pPr>
+        <w:ind w:left="1440" w:hanging="360"/>
+      </w:pPr>
+      <w:rPr>
+        <w:rFonts w:ascii="Courier New" w:hAnsi="Courier New" w:cs="Courier New" w:hint="default"/>
+      </w:rPr>
+    </w:lvl>
+    <w:lvl w:ilvl="2" w:tplc="04090005" w:tentative="1">
+      <w:start w:val="1"/>
+      <w:numFmt w:val="bullet"/>
+      <w:lvlText w:val=""/>
+      <w:lvlJc w:val="left"/>
+      <w:pPr>
+        <w:ind w:left="2160" w:hanging="360"/>
+      </w:pPr>
+      <w:rPr>
+        <w:rFonts w:ascii="Wingdings" w:hAnsi="Wingdings" w:hint="default"/>
+      </w:rPr>
+    </w:lvl>
+    <w:lvl w:ilvl="3" w:tplc="04090001" w:tentative="1">
+      <w:start w:val="1"/>
+      <w:numFmt w:val="bullet"/>
+      <w:lvlText w:val=""/>
+      <w:lvlJc w:val="left"/>
+      <w:pPr>
+        <w:ind w:left="2880" w:hanging="360"/>
+      </w:pPr>
+      <w:rPr>
+        <w:rFonts w:ascii="Symbol" w:hAnsi="Symbol" w:hint="default"/>
+      </w:rPr>
+    </w:lvl>
+    <w:lvl w:ilvl="4" w:tplc="04090003" w:tentative="1">
+      <w:start w:val="1"/>
+      <w:numFmt w:val="bullet"/>
+      <w:lvlText w:val="o"/>
+      <w:lvlJc w:val="left"/>
+      <w:pPr>
+        <w:ind w:left="3600" w:hanging="360"/>
+      </w:pPr>
+      <w:rPr>
+        <w:rFonts w:ascii="Courier New" w:hAnsi="Courier New" w:cs="Courier New" w:hint="default"/>
+      </w:rPr>
+    </w:lvl>
+    <w:lvl w:ilvl="5" w:tplc="04090005" w:tentative="1">
+      <w:start w:val="1"/>
+      <w:numFmt w:val="bullet"/>
+      <w:lvlText w:val=""/>
+      <w:lvlJc w:val="left"/>
+      <w:pPr>
+        <w:ind w:left="4320" w:hanging="360"/>
+      </w:pPr>
+      <w:rPr>
+        <w:rFonts w:ascii="Wingdings" w:hAnsi="Wingdings" w:hint="default"/>
+      </w:rPr>
+    </w:lvl>
+    <w:lvl w:ilvl="6" w:tplc="04090001" w:tentative="1">
+      <w:start w:val="1"/>
+      <w:numFmt w:val="bullet"/>
+      <w:lvlText w:val=""/>
+      <w:lvlJc w:val="left"/>
+      <w:pPr>
+        <w:ind w:left="5040" w:hanging="360"/>
+      </w:pPr>
+      <w:rPr>
+        <w:rFonts w:ascii="Symbol" w:hAnsi="Symbol" w:hint="default"/>
+      </w:rPr>
+    </w:lvl>
+    <w:lvl w:ilvl="7" w:tplc="04090003" w:tentative="1">
+      <w:start w:val="1"/>
+      <w:numFmt w:val="bullet"/>
+      <w:lvlText w:val="o"/>
+      <w:lvlJc w:val="left"/>
+      <w:pPr>
+        <w:ind w:left="5760" w:hanging="360"/>
+      </w:pPr>
+      <w:rPr>
+        <w:rFonts w:ascii="Courier New" w:hAnsi="Courier New" w:cs="Courier New" w:hint="default"/>
+      </w:rPr>
+    </w:lvl>
+    <w:lvl w:ilvl="8" w:tplc="04090005" w:tentative="1">
+      <w:start w:val="1"/>
+      <w:numFmt w:val="bullet"/>
+      <w:lvlText w:val=""/>
+      <w:lvlJc w:val="left"/>
+      <w:pPr>
+        <w:ind w:left="6480" w:hanging="360"/>
+      </w:pPr>
+      <w:rPr>
+        <w:rFonts w:ascii="Wingdings" w:hAnsi="Wingdings" w:hint="default"/>
+      </w:rPr>
+    </w:lvl>
+  </w:abstractNum>
+  <w:abstractNum w:abstractNumId="20" w15:restartNumberingAfterBreak="0">
+    <w:nsid w:val="6B15573F"/>
+    <w:multiLevelType w:val="hybridMultilevel"/>
+    <w:tmpl w:val="C9CC4382"/>
+    <w:lvl w:ilvl="0" w:tplc="04090001">
+      <w:start w:val="1"/>
+      <w:numFmt w:val="bullet"/>
+      <w:lvlText w:val=""/>
+      <w:lvlJc w:val="left"/>
+      <w:pPr>
+        <w:ind w:left="720" w:hanging="360"/>
+      </w:pPr>
+      <w:rPr>
+        <w:rFonts w:ascii="Symbol" w:hAnsi="Symbol" w:hint="default"/>
+      </w:rPr>
+    </w:lvl>
+    <w:lvl w:ilvl="1" w:tplc="04090003" w:tentative="1">
+      <w:start w:val="1"/>
+      <w:numFmt w:val="bullet"/>
+      <w:lvlText w:val="o"/>
+      <w:lvlJc w:val="left"/>
+      <w:pPr>
+        <w:ind w:left="1440" w:hanging="360"/>
+      </w:pPr>
+      <w:rPr>
+        <w:rFonts w:ascii="Courier New" w:hAnsi="Courier New" w:cs="Courier New" w:hint="default"/>
+      </w:rPr>
+    </w:lvl>
+    <w:lvl w:ilvl="2" w:tplc="04090005" w:tentative="1">
+      <w:start w:val="1"/>
+      <w:numFmt w:val="bullet"/>
+      <w:lvlText w:val=""/>
+      <w:lvlJc w:val="left"/>
+      <w:pPr>
+        <w:ind w:left="2160" w:hanging="360"/>
+      </w:pPr>
+      <w:rPr>
+        <w:rFonts w:ascii="Wingdings" w:hAnsi="Wingdings" w:hint="default"/>
+      </w:rPr>
+    </w:lvl>
+    <w:lvl w:ilvl="3" w:tplc="04090001" w:tentative="1">
+      <w:start w:val="1"/>
+      <w:numFmt w:val="bullet"/>
+      <w:lvlText w:val=""/>
+      <w:lvlJc w:val="left"/>
+      <w:pPr>
+        <w:ind w:left="2880" w:hanging="360"/>
+      </w:pPr>
+      <w:rPr>
+        <w:rFonts w:ascii="Symbol" w:hAnsi="Symbol" w:hint="default"/>
+      </w:rPr>
+    </w:lvl>
+    <w:lvl w:ilvl="4" w:tplc="04090003" w:tentative="1">
+      <w:start w:val="1"/>
+      <w:numFmt w:val="bullet"/>
+      <w:lvlText w:val="o"/>
+      <w:lvlJc w:val="left"/>
+      <w:pPr>
+        <w:ind w:left="3600" w:hanging="360"/>
+      </w:pPr>
+      <w:rPr>
+        <w:rFonts w:ascii="Courier New" w:hAnsi="Courier New" w:cs="Courier New" w:hint="default"/>
+      </w:rPr>
+    </w:lvl>
+    <w:lvl w:ilvl="5" w:tplc="04090005" w:tentative="1">
+      <w:start w:val="1"/>
+      <w:numFmt w:val="bullet"/>
+      <w:lvlText w:val=""/>
+      <w:lvlJc w:val="left"/>
+      <w:pPr>
+        <w:ind w:left="4320" w:hanging="360"/>
+      </w:pPr>
+      <w:rPr>
+        <w:rFonts w:ascii="Wingdings" w:hAnsi="Wingdings" w:hint="default"/>
+      </w:rPr>
+    </w:lvl>
+    <w:lvl w:ilvl="6" w:tplc="04090001" w:tentative="1">
+      <w:start w:val="1"/>
+      <w:numFmt w:val="bullet"/>
+      <w:lvlText w:val=""/>
+      <w:lvlJc w:val="left"/>
+      <w:pPr>
+        <w:ind w:left="5040" w:hanging="360"/>
+      </w:pPr>
+      <w:rPr>
+        <w:rFonts w:ascii="Symbol" w:hAnsi="Symbol" w:hint="default"/>
+      </w:rPr>
+    </w:lvl>
+    <w:lvl w:ilvl="7" w:tplc="04090003" w:tentative="1">
+      <w:start w:val="1"/>
+      <w:numFmt w:val="bullet"/>
+      <w:lvlText w:val="o"/>
+      <w:lvlJc w:val="left"/>
+      <w:pPr>
+        <w:ind w:left="5760" w:hanging="360"/>
+      </w:pPr>
+      <w:rPr>
+        <w:rFonts w:ascii="Courier New" w:hAnsi="Courier New" w:cs="Courier New" w:hint="default"/>
+      </w:rPr>
+    </w:lvl>
+    <w:lvl w:ilvl="8" w:tplc="04090005" w:tentative="1">
+      <w:start w:val="1"/>
+      <w:numFmt w:val="bullet"/>
+      <w:lvlText w:val=""/>
+      <w:lvlJc w:val="left"/>
+      <w:pPr>
+        <w:ind w:left="6480" w:hanging="360"/>
+      </w:pPr>
+      <w:rPr>
+        <w:rFonts w:ascii="Wingdings" w:hAnsi="Wingdings" w:hint="default"/>
+      </w:rPr>
+    </w:lvl>
+  </w:abstractNum>
+  <w:abstractNum w:abstractNumId="21" w15:restartNumberingAfterBreak="0">
     <w:nsid w:val="6FFA22F6"/>
     <w:multiLevelType w:val="multilevel"/>
     <w:tmpl w:val="EBACB3F4"/>
@@ -4885,7 +4962,7 @@
       </w:rPr>
     </w:lvl>
   </w:abstractNum>
-  <w:abstractNum w:abstractNumId="18" w15:restartNumberingAfterBreak="0">
+  <w:abstractNum w:abstractNumId="22" w15:restartNumberingAfterBreak="0">
     <w:nsid w:val="712E3FC5"/>
     <w:multiLevelType w:val="hybridMultilevel"/>
     <w:tmpl w:val="74043FCC"/>
@@ -4998,7 +5075,7 @@
       </w:rPr>
     </w:lvl>
   </w:abstractNum>
-  <w:abstractNum w:abstractNumId="19" w15:restartNumberingAfterBreak="0">
+  <w:abstractNum w:abstractNumId="23" w15:restartNumberingAfterBreak="0">
     <w:nsid w:val="728A5CAB"/>
     <w:multiLevelType w:val="hybridMultilevel"/>
     <w:tmpl w:val="92BEE96A"/>
@@ -5111,7 +5188,7 @@
       </w:rPr>
     </w:lvl>
   </w:abstractNum>
-  <w:abstractNum w:abstractNumId="20" w15:restartNumberingAfterBreak="0">
+  <w:abstractNum w:abstractNumId="24" w15:restartNumberingAfterBreak="0">
     <w:nsid w:val="738F1137"/>
     <w:multiLevelType w:val="hybridMultilevel"/>
     <w:tmpl w:val="45625344"/>
@@ -5225,66 +5302,78 @@
     </w:lvl>
   </w:abstractNum>
   <w:num w:numId="1" w16cid:durableId="814686933">
-    <w:abstractNumId w:val="11"/>
+    <w:abstractNumId w:val="13"/>
   </w:num>
   <w:num w:numId="2" w16cid:durableId="1324434960">
+    <w:abstractNumId w:val="18"/>
+  </w:num>
+  <w:num w:numId="3" w16cid:durableId="859507066">
     <w:abstractNumId w:val="16"/>
   </w:num>
-  <w:num w:numId="3" w16cid:durableId="859507066">
-    <w:abstractNumId w:val="14"/>
-  </w:num>
   <w:num w:numId="4" w16cid:durableId="158277627">
-    <w:abstractNumId w:val="13"/>
+    <w:abstractNumId w:val="15"/>
   </w:num>
   <w:num w:numId="5" w16cid:durableId="1925605918">
-    <w:abstractNumId w:val="20"/>
+    <w:abstractNumId w:val="24"/>
   </w:num>
   <w:num w:numId="6" w16cid:durableId="178083057">
     <w:abstractNumId w:val="2"/>
   </w:num>
   <w:num w:numId="7" w16cid:durableId="205682367">
+    <w:abstractNumId w:val="9"/>
+  </w:num>
+  <w:num w:numId="8" w16cid:durableId="137646633">
     <w:abstractNumId w:val="8"/>
   </w:num>
-  <w:num w:numId="8" w16cid:durableId="137646633">
-    <w:abstractNumId w:val="7"/>
-  </w:num>
   <w:num w:numId="9" w16cid:durableId="1267348466">
-    <w:abstractNumId w:val="17"/>
+    <w:abstractNumId w:val="21"/>
   </w:num>
   <w:num w:numId="10" w16cid:durableId="1014302902">
-    <w:abstractNumId w:val="19"/>
+    <w:abstractNumId w:val="23"/>
   </w:num>
   <w:num w:numId="11" w16cid:durableId="334697921">
     <w:abstractNumId w:val="0"/>
   </w:num>
   <w:num w:numId="12" w16cid:durableId="1418752164">
-    <w:abstractNumId w:val="15"/>
+    <w:abstractNumId w:val="17"/>
   </w:num>
   <w:num w:numId="13" w16cid:durableId="1232933549">
+    <w:abstractNumId w:val="6"/>
+  </w:num>
+  <w:num w:numId="14" w16cid:durableId="1006782716">
     <w:abstractNumId w:val="5"/>
   </w:num>
-  <w:num w:numId="14" w16cid:durableId="1006782716">
+  <w:num w:numId="15" w16cid:durableId="751242785">
     <w:abstractNumId w:val="4"/>
   </w:num>
-  <w:num w:numId="15" w16cid:durableId="751242785">
-    <w:abstractNumId w:val="3"/>
-  </w:num>
   <w:num w:numId="16" w16cid:durableId="1302080488">
-    <w:abstractNumId w:val="18"/>
+    <w:abstractNumId w:val="22"/>
   </w:num>
   <w:num w:numId="17" w16cid:durableId="738987264">
-    <w:abstractNumId w:val="12"/>
+    <w:abstractNumId w:val="14"/>
   </w:num>
   <w:num w:numId="18" w16cid:durableId="1519736249">
-    <w:abstractNumId w:val="6"/>
+    <w:abstractNumId w:val="7"/>
   </w:num>
   <w:num w:numId="19" w16cid:durableId="1078017791">
     <w:abstractNumId w:val="1"/>
   </w:num>
   <w:num w:numId="20" w16cid:durableId="258760654">
-    <w:abstractNumId w:val="9"/>
+    <w:abstractNumId w:val="11"/>
   </w:num>
   <w:num w:numId="21" w16cid:durableId="362021842">
+    <w:abstractNumId w:val="12"/>
+  </w:num>
+  <w:num w:numId="22" w16cid:durableId="448355716">
+    <w:abstractNumId w:val="20"/>
+  </w:num>
+  <w:num w:numId="23" w16cid:durableId="744569102">
+    <w:abstractNumId w:val="3"/>
+  </w:num>
+  <w:num w:numId="24" w16cid:durableId="628632541">
+    <w:abstractNumId w:val="19"/>
+  </w:num>
+  <w:num w:numId="25" w16cid:durableId="512961353">
     <w:abstractNumId w:val="10"/>
   </w:num>
 </w:numbering>
@@ -5823,6 +5912,17 @@
       <w:rFonts w:ascii="Times New Roman" w:eastAsia="Times New Roman" w:hAnsi="Times New Roman" w:cs="Times New Roman"/>
     </w:rPr>
   </w:style>
+  <w:style w:type="character" w:styleId="Strong">
+    <w:name w:val="Strong"/>
+    <w:basedOn w:val="DefaultParagraphFont"/>
+    <w:uiPriority w:val="22"/>
+    <w:qFormat/>
+    <w:rsid w:val="00A81A3A"/>
+    <w:rPr>
+      <w:b/>
+      <w:bCs/>
+    </w:rPr>
+  </w:style>
 </w:styles>
 </file>
 

--- a/assets/pdf/noah_hamblen_portfolio_resume.docx
+++ b/assets/pdf/noah_hamblen_portfolio_resume.docx
@@ -388,32 +388,6 @@
         <w:pStyle w:val="Default"/>
         <w:rPr>
           <w:rFonts w:ascii="Garamond" w:hAnsi="Garamond"/>
-        </w:rPr>
-      </w:pPr>
-      <w:r>
-        <w:rPr>
-          <w:rFonts w:ascii="Garamond" w:hAnsi="Garamond"/>
-        </w:rPr>
-        <w:t>CompTIA Network+ (</w:t>
-      </w:r>
-      <w:r>
-        <w:rPr>
-          <w:rFonts w:ascii="Garamond" w:hAnsi="Garamond"/>
-        </w:rPr>
-        <w:t>In Progress</w:t>
-      </w:r>
-      <w:r>
-        <w:rPr>
-          <w:rFonts w:ascii="Garamond" w:hAnsi="Garamond"/>
-        </w:rPr>
-        <w:t>)</w:t>
-      </w:r>
-    </w:p>
-    <w:p>
-      <w:pPr>
-        <w:pStyle w:val="Default"/>
-        <w:rPr>
-          <w:rFonts w:ascii="Garamond" w:hAnsi="Garamond"/>
           <w:color w:val="auto"/>
           <w:sz w:val="20"/>
         </w:rPr>
@@ -421,20 +395,9 @@
       <w:r>
         <w:rPr>
           <w:rFonts w:ascii="Garamond" w:hAnsi="Garamond"/>
-          <w:color w:val="auto"/>
-        </w:rPr>
-        <w:t>CompTIA Security+ (To be completed soon)</w:t>
-      </w:r>
-    </w:p>
-    <w:p>
-      <w:pPr>
-        <w:pStyle w:val="Default"/>
-        <w:rPr>
-          <w:rFonts w:ascii="Garamond" w:hAnsi="Garamond"/>
-          <w:color w:val="auto"/>
-          <w:sz w:val="20"/>
-        </w:rPr>
-      </w:pPr>
+        </w:rPr>
+        <w:t>(More in progress)</w:t>
+      </w:r>
     </w:p>
     <w:p>
       <w:pPr>

--- a/assets/pdf/noah_hamblen_portfolio_resume.docx
+++ b/assets/pdf/noah_hamblen_portfolio_resume.docx
@@ -196,19 +196,8 @@
             <w:sz w:val="28"/>
             <w:szCs w:val="28"/>
           </w:rPr>
-          <w:t>linkedin.com/in/</w:t>
+          <w:t>linkedin.com/in/noahhamblen</w:t>
         </w:r>
-        <w:proofErr w:type="spellStart"/>
-        <w:r>
-          <w:rPr>
-            <w:rStyle w:val="Hyperlink"/>
-            <w:rFonts w:ascii="Garamond" w:hAnsi="Garamond"/>
-            <w:sz w:val="28"/>
-            <w:szCs w:val="28"/>
-          </w:rPr>
-          <w:t>noahhamblen</w:t>
-        </w:r>
-        <w:proofErr w:type="spellEnd"/>
       </w:hyperlink>
       <w:r>
         <w:rPr>
@@ -261,7 +250,6 @@
           </w:rPr>
           <w:t>github.com/</w:t>
         </w:r>
-        <w:proofErr w:type="spellStart"/>
         <w:r>
           <w:rPr>
             <w:rStyle w:val="Hyperlink"/>
@@ -280,7 +268,6 @@
           </w:rPr>
           <w:t>hamblen</w:t>
         </w:r>
-        <w:proofErr w:type="spellEnd"/>
       </w:hyperlink>
     </w:p>
     <w:p>
@@ -422,6 +409,16 @@
     <w:p>
       <w:pPr>
         <w:pStyle w:val="Default"/>
+        <w:rPr>
+          <w:rFonts w:ascii="Garamond" w:hAnsi="Garamond"/>
+          <w:color w:val="auto"/>
+          <w:sz w:val="20"/>
+        </w:rPr>
+      </w:pPr>
+    </w:p>
+    <w:p>
+      <w:pPr>
+        <w:pStyle w:val="Default"/>
         <w:pBdr>
           <w:bottom w:val="single" w:sz="6" w:space="1" w:color="auto"/>
         </w:pBdr>
@@ -639,7 +636,7 @@
           <w:iCs/>
           <w:color w:val="auto"/>
         </w:rPr>
-        <w:t>B.S. in Web Development</w:t>
+        <w:t xml:space="preserve">Bachelor of Science (B.S.) </w:t>
       </w:r>
       <w:r>
         <w:rPr>
@@ -648,7 +645,7 @@
           <w:iCs/>
           <w:color w:val="auto"/>
         </w:rPr>
-        <w:tab/>
+        <w:t>in Web Developmen</w:t>
       </w:r>
       <w:r>
         <w:rPr>
@@ -657,7 +654,7 @@
           <w:iCs/>
           <w:color w:val="auto"/>
         </w:rPr>
-        <w:tab/>
+        <w:t>t</w:t>
       </w:r>
       <w:r>
         <w:rPr>
@@ -666,7 +663,7 @@
           <w:iCs/>
           <w:color w:val="auto"/>
         </w:rPr>
-        <w:tab/>
+        <w:t xml:space="preserve">                                                         </w:t>
       </w:r>
       <w:r>
         <w:rPr>
@@ -676,6 +673,7 @@
           <w:color w:val="auto"/>
         </w:rPr>
         <w:tab/>
+        <w:t xml:space="preserve">            </w:t>
       </w:r>
       <w:r>
         <w:rPr>
@@ -684,18 +682,151 @@
           <w:iCs/>
           <w:color w:val="auto"/>
         </w:rPr>
+        <w:t xml:space="preserve">                                      Remote</w:t>
+      </w:r>
+    </w:p>
+    <w:p>
+      <w:pPr>
+        <w:pStyle w:val="Default"/>
+        <w:rPr>
+          <w:rFonts w:ascii="Garamond" w:hAnsi="Garamond"/>
+          <w:b/>
+          <w:bCs/>
+          <w:color w:val="auto"/>
+        </w:rPr>
+      </w:pPr>
+    </w:p>
+    <w:p>
+      <w:pPr>
+        <w:pStyle w:val="Default"/>
+        <w:rPr>
+          <w:rFonts w:ascii="Garamond" w:hAnsi="Garamond"/>
+          <w:b/>
+          <w:bCs/>
+          <w:color w:val="auto"/>
+        </w:rPr>
+      </w:pPr>
+      <w:r>
+        <w:rPr>
+          <w:rFonts w:ascii="Garamond" w:hAnsi="Garamond"/>
+          <w:b/>
+          <w:bCs/>
+          <w:color w:val="auto"/>
+        </w:rPr>
+        <w:t>Metropolitan Community College</w:t>
+      </w:r>
+      <w:r>
+        <w:rPr>
+          <w:rFonts w:ascii="Garamond" w:hAnsi="Garamond"/>
+          <w:b/>
+          <w:bCs/>
+          <w:color w:val="auto"/>
+        </w:rPr>
+        <w:t xml:space="preserve"> </w:t>
+      </w:r>
+      <w:r>
+        <w:rPr>
+          <w:rFonts w:ascii="Garamond" w:hAnsi="Garamond"/>
+          <w:b/>
+          <w:bCs/>
+          <w:color w:val="auto"/>
+        </w:rPr>
         <w:tab/>
-        <w:t xml:space="preserve">   </w:t>
-      </w:r>
-      <w:r>
+      </w:r>
+      <w:r>
+        <w:rPr>
+          <w:rFonts w:ascii="Garamond" w:hAnsi="Garamond"/>
+          <w:b/>
+          <w:bCs/>
+          <w:color w:val="auto"/>
+        </w:rPr>
+        <w:tab/>
+      </w:r>
+      <w:r>
+        <w:rPr>
+          <w:rFonts w:ascii="Garamond" w:hAnsi="Garamond"/>
+          <w:b/>
+          <w:bCs/>
+          <w:color w:val="auto"/>
+        </w:rPr>
+        <w:tab/>
+      </w:r>
+      <w:r>
+        <w:rPr>
+          <w:rFonts w:ascii="Garamond" w:hAnsi="Garamond"/>
+          <w:b/>
+          <w:bCs/>
+          <w:color w:val="auto"/>
+        </w:rPr>
+        <w:tab/>
+      </w:r>
+      <w:r>
+        <w:rPr>
+          <w:rFonts w:ascii="Garamond" w:hAnsi="Garamond"/>
+          <w:b/>
+          <w:bCs/>
+          <w:color w:val="auto"/>
+        </w:rPr>
+        <w:tab/>
+        <w:t xml:space="preserve">                     </w:t>
+      </w:r>
+      <w:r>
+        <w:rPr>
+          <w:rFonts w:ascii="Garamond" w:hAnsi="Garamond"/>
+          <w:b/>
+          <w:bCs/>
+          <w:color w:val="auto"/>
+        </w:rPr>
+        <w:tab/>
+        <w:t xml:space="preserve">      </w:t>
+      </w:r>
+      <w:r>
+        <w:rPr>
+          <w:rFonts w:ascii="Garamond" w:hAnsi="Garamond"/>
+          <w:b/>
+          <w:bCs/>
+          <w:color w:val="auto"/>
+        </w:rPr>
+        <w:t xml:space="preserve">                        </w:t>
+      </w:r>
+      <w:r>
+        <w:rPr>
+          <w:rFonts w:ascii="Garamond" w:hAnsi="Garamond"/>
+          <w:b/>
+          <w:bCs/>
+          <w:color w:val="auto"/>
+        </w:rPr>
+        <w:t xml:space="preserve"> </w:t>
+      </w:r>
+      <w:r>
+        <w:rPr>
+          <w:rFonts w:ascii="Garamond" w:hAnsi="Garamond"/>
+          <w:b/>
+          <w:bCs/>
+          <w:color w:val="auto"/>
+        </w:rPr>
+        <w:t xml:space="preserve"> May 2024 </w:t>
+      </w:r>
+      <w:r>
+        <w:rPr>
+          <w:rFonts w:ascii="Garamond" w:hAnsi="Garamond"/>
+          <w:b/>
+          <w:bCs/>
+          <w:color w:val="auto"/>
+        </w:rPr>
+        <w:t xml:space="preserve"> </w:t>
+      </w:r>
+    </w:p>
+    <w:p>
+      <w:pPr>
+        <w:pStyle w:val="Default"/>
         <w:rPr>
           <w:rFonts w:ascii="Garamond" w:hAnsi="Garamond"/>
           <w:i/>
           <w:iCs/>
           <w:color w:val="auto"/>
         </w:rPr>
-        <w:tab/>
-      </w:r>
+      </w:pPr>
       <w:r>
         <w:rPr>
           <w:rFonts w:ascii="Garamond" w:hAnsi="Garamond"/>
@@ -703,7 +834,7 @@
           <w:iCs/>
           <w:color w:val="auto"/>
         </w:rPr>
-        <w:tab/>
+        <w:t>Associate of Applied Science (A.A.S.)</w:t>
       </w:r>
       <w:r>
         <w:rPr>
@@ -712,8 +843,7 @@
           <w:iCs/>
           <w:color w:val="auto"/>
         </w:rPr>
-        <w:tab/>
-        <w:t xml:space="preserve">            </w:t>
+        <w:t xml:space="preserve"> </w:t>
       </w:r>
       <w:r>
         <w:rPr>
@@ -722,133 +852,17 @@
           <w:iCs/>
           <w:color w:val="auto"/>
         </w:rPr>
-        <w:t xml:space="preserve">                                      Remote</w:t>
-      </w:r>
-    </w:p>
-    <w:p>
-      <w:pPr>
-        <w:pStyle w:val="Default"/>
-        <w:rPr>
-          <w:rFonts w:ascii="Garamond" w:hAnsi="Garamond"/>
-          <w:b/>
-          <w:bCs/>
-          <w:color w:val="auto"/>
-        </w:rPr>
-      </w:pPr>
-    </w:p>
-    <w:p>
-      <w:pPr>
-        <w:pStyle w:val="Default"/>
-        <w:rPr>
-          <w:rFonts w:ascii="Garamond" w:hAnsi="Garamond"/>
-          <w:b/>
-          <w:bCs/>
-          <w:color w:val="auto"/>
-        </w:rPr>
-      </w:pPr>
-      <w:r>
-        <w:rPr>
-          <w:rFonts w:ascii="Garamond" w:hAnsi="Garamond"/>
-          <w:b/>
-          <w:bCs/>
-          <w:color w:val="auto"/>
-        </w:rPr>
-        <w:t>Metropolitan Community College</w:t>
-      </w:r>
-      <w:r>
-        <w:rPr>
-          <w:rFonts w:ascii="Garamond" w:hAnsi="Garamond"/>
-          <w:b/>
-          <w:bCs/>
-          <w:color w:val="auto"/>
-        </w:rPr>
-        <w:t xml:space="preserve"> </w:t>
-      </w:r>
-      <w:r>
-        <w:rPr>
-          <w:rFonts w:ascii="Garamond" w:hAnsi="Garamond"/>
-          <w:b/>
-          <w:bCs/>
-          <w:color w:val="auto"/>
-        </w:rPr>
-        <w:tab/>
-      </w:r>
-      <w:r>
-        <w:rPr>
-          <w:rFonts w:ascii="Garamond" w:hAnsi="Garamond"/>
-          <w:b/>
-          <w:bCs/>
-          <w:color w:val="auto"/>
-        </w:rPr>
-        <w:tab/>
-      </w:r>
-      <w:r>
-        <w:rPr>
-          <w:rFonts w:ascii="Garamond" w:hAnsi="Garamond"/>
-          <w:b/>
-          <w:bCs/>
-          <w:color w:val="auto"/>
-        </w:rPr>
-        <w:tab/>
-      </w:r>
-      <w:r>
-        <w:rPr>
-          <w:rFonts w:ascii="Garamond" w:hAnsi="Garamond"/>
-          <w:b/>
-          <w:bCs/>
-          <w:color w:val="auto"/>
-        </w:rPr>
-        <w:tab/>
-      </w:r>
-      <w:r>
-        <w:rPr>
-          <w:rFonts w:ascii="Garamond" w:hAnsi="Garamond"/>
-          <w:b/>
-          <w:bCs/>
-          <w:color w:val="auto"/>
-        </w:rPr>
-        <w:tab/>
-        <w:t xml:space="preserve">                     </w:t>
-      </w:r>
-      <w:r>
-        <w:rPr>
-          <w:rFonts w:ascii="Garamond" w:hAnsi="Garamond"/>
-          <w:b/>
-          <w:bCs/>
-          <w:color w:val="auto"/>
-        </w:rPr>
-        <w:tab/>
-        <w:t xml:space="preserve">      </w:t>
-      </w:r>
-      <w:r>
-        <w:rPr>
-          <w:rFonts w:ascii="Garamond" w:hAnsi="Garamond"/>
-          <w:b/>
-          <w:bCs/>
-          <w:color w:val="auto"/>
-        </w:rPr>
-        <w:t xml:space="preserve">                          May 2024 </w:t>
-      </w:r>
-      <w:r>
-        <w:rPr>
-          <w:rFonts w:ascii="Garamond" w:hAnsi="Garamond"/>
-          <w:b/>
-          <w:bCs/>
-          <w:color w:val="auto"/>
-        </w:rPr>
-        <w:t xml:space="preserve"> </w:t>
-      </w:r>
-    </w:p>
-    <w:p>
-      <w:pPr>
-        <w:pStyle w:val="Default"/>
+        <w:t>in Information Technology – Computer Programming</w:t>
+      </w:r>
+      <w:r>
         <w:rPr>
           <w:rFonts w:ascii="Garamond" w:hAnsi="Garamond"/>
           <w:i/>
           <w:iCs/>
           <w:color w:val="auto"/>
         </w:rPr>
-      </w:pPr>
+        <w:t xml:space="preserve">     </w:t>
+      </w:r>
       <w:r>
         <w:rPr>
           <w:rFonts w:ascii="Garamond" w:hAnsi="Garamond"/>
@@ -856,43 +870,7 @@
           <w:iCs/>
           <w:color w:val="auto"/>
         </w:rPr>
-        <w:t>A.A.S.</w:t>
-      </w:r>
-      <w:r>
-        <w:rPr>
-          <w:rFonts w:ascii="Garamond" w:hAnsi="Garamond"/>
-          <w:i/>
-          <w:iCs/>
-          <w:color w:val="auto"/>
-        </w:rPr>
-        <w:t xml:space="preserve"> in Information Technology – Computer Programming</w:t>
-      </w:r>
-      <w:r>
-        <w:rPr>
-          <w:rFonts w:ascii="Garamond" w:hAnsi="Garamond"/>
-          <w:i/>
-          <w:iCs/>
-          <w:color w:val="auto"/>
-        </w:rPr>
-        <w:tab/>
-      </w:r>
-      <w:r>
-        <w:rPr>
-          <w:rFonts w:ascii="Garamond" w:hAnsi="Garamond"/>
-          <w:i/>
-          <w:iCs/>
-          <w:color w:val="auto"/>
-        </w:rPr>
-        <w:tab/>
-      </w:r>
-      <w:r>
-        <w:rPr>
-          <w:rFonts w:ascii="Garamond" w:hAnsi="Garamond"/>
-          <w:i/>
-          <w:iCs/>
-          <w:color w:val="auto"/>
-        </w:rPr>
-        <w:t xml:space="preserve">                                                                  Omaha, NE</w:t>
+        <w:t xml:space="preserve">                                 Omaha, NE</w:t>
       </w:r>
     </w:p>
     <w:p>
@@ -1731,23 +1709,13 @@
         </w:rPr>
         <w:t xml:space="preserve"> </w:t>
       </w:r>
-      <w:proofErr w:type="spellStart"/>
-      <w:r>
-        <w:rPr>
-          <w:rFonts w:ascii="Garamond" w:hAnsi="Garamond"/>
-          <w:bCs/>
-          <w:color w:val="auto"/>
-        </w:rPr>
-        <w:t>GoHighLevel</w:t>
-      </w:r>
-      <w:proofErr w:type="spellEnd"/>
-      <w:r>
-        <w:rPr>
-          <w:rFonts w:ascii="Garamond" w:hAnsi="Garamond"/>
-          <w:bCs/>
-          <w:color w:val="auto"/>
-        </w:rPr>
-        <w:t xml:space="preserve"> (CRM</w:t>
+      <w:r>
+        <w:rPr>
+          <w:rFonts w:ascii="Garamond" w:hAnsi="Garamond"/>
+          <w:bCs/>
+          <w:color w:val="auto"/>
+        </w:rPr>
+        <w:t>GoHighLevel (CRM</w:t>
       </w:r>
       <w:r>
         <w:rPr>

--- a/assets/pdf/noah_hamblen_portfolio_resume.docx
+++ b/assets/pdf/noah_hamblen_portfolio_resume.docx
@@ -12,20 +12,9 @@
           <w:rFonts w:ascii="Garamond" w:hAnsi="Garamond"/>
           <w:b/>
           <w:color w:val="auto"/>
-          <w:sz w:val="72"/>
-          <w:szCs w:val="44"/>
-        </w:rPr>
-      </w:pPr>
-      <w:r>
-        <w:rPr>
-          <w:rFonts w:ascii="Garamond" w:hAnsi="Garamond"/>
-          <w:b/>
-          <w:color w:val="auto"/>
-          <w:sz w:val="72"/>
-          <w:szCs w:val="44"/>
-        </w:rPr>
-        <w:t>Noah Hamblen</w:t>
-      </w:r>
+          <w:szCs w:val="16"/>
+        </w:rPr>
+      </w:pPr>
     </w:p>
     <w:p>
       <w:pPr>
@@ -33,6 +22,33 @@
         <w:pBdr>
           <w:bottom w:val="single" w:sz="6" w:space="1" w:color="auto"/>
         </w:pBdr>
+        <w:rPr>
+          <w:rFonts w:ascii="Garamond" w:hAnsi="Garamond"/>
+          <w:b/>
+          <w:color w:val="auto"/>
+          <w:sz w:val="72"/>
+          <w:szCs w:val="44"/>
+        </w:rPr>
+      </w:pPr>
+      <w:r>
+        <w:rPr>
+          <w:rFonts w:ascii="Garamond" w:hAnsi="Garamond"/>
+          <w:b/>
+          <w:color w:val="auto"/>
+          <w:sz w:val="72"/>
+          <w:szCs w:val="44"/>
+        </w:rPr>
+        <w:t>Noah Hamblen</w:t>
+      </w:r>
+    </w:p>
+    <w:p>
+      <w:pPr>
+        <w:pStyle w:val="Default"/>
+        <w:rPr>
+          <w:rFonts w:ascii="Garamond" w:hAnsi="Garamond"/>
+          <w:color w:val="auto"/>
+          <w:szCs w:val="32"/>
+        </w:rPr>
       </w:pPr>
     </w:p>
     <w:p>
@@ -42,8 +58,7 @@
           <w:bottom w:val="single" w:sz="6" w:space="1" w:color="auto"/>
         </w:pBdr>
         <w:rPr>
-          <w:sz w:val="28"/>
-          <w:szCs w:val="28"/>
+          <w:rFonts w:ascii="Garamond" w:hAnsi="Garamond"/>
         </w:rPr>
       </w:pPr>
       <w:hyperlink r:id="rId8" w:history="1">
@@ -58,16 +73,16 @@
         </w:r>
       </w:hyperlink>
       <w:r>
+        <w:rPr>
+          <w:rFonts w:ascii="Garamond" w:hAnsi="Garamond"/>
+        </w:rPr>
         <w:t xml:space="preserve"> </w:t>
       </w:r>
       <w:r>
         <w:rPr>
-          <w:rFonts w:ascii="Wingdings" w:hAnsi="Wingdings"/>
-          <w:color w:val="auto"/>
-          <w:sz w:val="28"/>
-          <w:szCs w:val="28"/>
-        </w:rPr>
-        <w:t></w:t>
+          <w:rFonts w:ascii="Segoe UI Symbol" w:hAnsi="Segoe UI Symbol" w:cs="Segoe UI Symbol"/>
+        </w:rPr>
+        <w:t>★</w:t>
       </w:r>
       <w:r>
         <w:rPr>
@@ -107,12 +122,12 @@
       </w:r>
       <w:r>
         <w:rPr>
-          <w:rFonts w:ascii="Wingdings" w:hAnsi="Wingdings"/>
-          <w:color w:val="auto"/>
-          <w:sz w:val="28"/>
-          <w:szCs w:val="28"/>
-        </w:rPr>
-        <w:t></w:t>
+          <w:rFonts w:ascii="Segoe UI Symbol" w:hAnsi="Segoe UI Symbol" w:cs="Segoe UI Symbol"/>
+          <w:color w:val="auto"/>
+          <w:sz w:val="28"/>
+          <w:szCs w:val="28"/>
+        </w:rPr>
+        <w:t>★</w:t>
       </w:r>
       <w:r>
         <w:rPr>
@@ -144,6 +159,7 @@
       </w:hyperlink>
       <w:r>
         <w:rPr>
+          <w:rFonts w:ascii="Garamond" w:hAnsi="Garamond"/>
           <w:sz w:val="28"/>
           <w:szCs w:val="28"/>
         </w:rPr>
@@ -151,27 +167,32 @@
       </w:r>
       <w:r>
         <w:rPr>
-          <w:rFonts w:ascii="Wingdings" w:hAnsi="Wingdings"/>
-          <w:color w:val="auto"/>
-          <w:sz w:val="28"/>
-          <w:szCs w:val="28"/>
-        </w:rPr>
-        <w:t></w:t>
-      </w:r>
-    </w:p>
-    <w:p>
-      <w:pPr>
-        <w:pStyle w:val="Default"/>
-        <w:pBdr>
-          <w:bottom w:val="single" w:sz="6" w:space="1" w:color="auto"/>
-        </w:pBdr>
-        <w:rPr>
-          <w:rFonts w:ascii="Garamond" w:hAnsi="Garamond"/>
-          <w:color w:val="auto"/>
-          <w:sz w:val="28"/>
-          <w:szCs w:val="28"/>
-        </w:rPr>
-      </w:pPr>
+          <w:rFonts w:ascii="Segoe UI Symbol" w:hAnsi="Segoe UI Symbol" w:cs="Segoe UI Symbol"/>
+          <w:sz w:val="28"/>
+          <w:szCs w:val="28"/>
+        </w:rPr>
+        <w:t>★</w:t>
+      </w:r>
+      <w:r>
+        <w:rPr>
+          <w:rFonts w:ascii="Garamond" w:hAnsi="Garamond"/>
+          <w:b/>
+          <w:color w:val="auto"/>
+          <w:sz w:val="72"/>
+          <w:szCs w:val="44"/>
+        </w:rPr>
+        <w:t xml:space="preserve"> </w:t>
+      </w:r>
+      <w:r>
+        <w:rPr>
+          <w:rFonts w:ascii="Garamond" w:hAnsi="Garamond"/>
+          <w:b/>
+          <w:color w:val="auto"/>
+          <w:sz w:val="72"/>
+          <w:szCs w:val="44"/>
+        </w:rPr>
+        <w:t xml:space="preserve">        </w:t>
+      </w:r>
       <w:r>
         <w:rPr>
           <w:rFonts w:ascii="Garamond" w:hAnsi="Garamond"/>
@@ -196,8 +217,19 @@
             <w:sz w:val="28"/>
             <w:szCs w:val="28"/>
           </w:rPr>
-          <w:t>linkedin.com/in/noahhamblen</w:t>
+          <w:t>linkedin.com/in/</w:t>
         </w:r>
+        <w:proofErr w:type="spellStart"/>
+        <w:r>
+          <w:rPr>
+            <w:rStyle w:val="Hyperlink"/>
+            <w:rFonts w:ascii="Garamond" w:hAnsi="Garamond"/>
+            <w:sz w:val="28"/>
+            <w:szCs w:val="28"/>
+          </w:rPr>
+          <w:t>noahhamblen</w:t>
+        </w:r>
+        <w:proofErr w:type="spellEnd"/>
       </w:hyperlink>
       <w:r>
         <w:rPr>
@@ -209,12 +241,11 @@
       </w:r>
       <w:r>
         <w:rPr>
-          <w:rFonts w:ascii="Wingdings" w:hAnsi="Wingdings"/>
-          <w:color w:val="auto"/>
-          <w:sz w:val="28"/>
-          <w:szCs w:val="28"/>
-        </w:rPr>
-        <w:t></w:t>
+          <w:rFonts w:ascii="Segoe UI Symbol" w:hAnsi="Segoe UI Symbol" w:cs="Segoe UI Symbol"/>
+          <w:sz w:val="28"/>
+          <w:szCs w:val="28"/>
+        </w:rPr>
+        <w:t>★</w:t>
       </w:r>
       <w:r>
         <w:rPr>
@@ -235,6 +266,7 @@
       </w:r>
       <w:r>
         <w:rPr>
+          <w:rFonts w:ascii="Garamond" w:hAnsi="Garamond"/>
           <w:sz w:val="28"/>
           <w:szCs w:val="28"/>
         </w:rPr>
@@ -250,6 +282,7 @@
           </w:rPr>
           <w:t>github.com/</w:t>
         </w:r>
+        <w:proofErr w:type="spellStart"/>
         <w:r>
           <w:rPr>
             <w:rStyle w:val="Hyperlink"/>
@@ -268,37 +301,8 @@
           </w:rPr>
           <w:t>hamblen</w:t>
         </w:r>
+        <w:proofErr w:type="spellEnd"/>
       </w:hyperlink>
-    </w:p>
-    <w:p>
-      <w:pPr>
-        <w:pStyle w:val="Default"/>
-        <w:rPr>
-          <w:rFonts w:ascii="Garamond" w:hAnsi="Garamond"/>
-          <w:color w:val="auto"/>
-          <w:sz w:val="20"/>
-        </w:rPr>
-      </w:pPr>
-    </w:p>
-    <w:p>
-      <w:pPr>
-        <w:pStyle w:val="Default"/>
-        <w:rPr>
-          <w:rFonts w:ascii="Garamond" w:hAnsi="Garamond"/>
-          <w:color w:val="auto"/>
-          <w:sz w:val="20"/>
-        </w:rPr>
-      </w:pPr>
-    </w:p>
-    <w:p>
-      <w:pPr>
-        <w:pStyle w:val="Default"/>
-        <w:rPr>
-          <w:rFonts w:ascii="Garamond" w:hAnsi="Garamond"/>
-          <w:color w:val="auto"/>
-          <w:sz w:val="20"/>
-        </w:rPr>
-      </w:pPr>
     </w:p>
     <w:p>
       <w:pPr>
@@ -308,111 +312,6 @@
         </w:pBdr>
         <w:rPr>
           <w:rFonts w:ascii="Garamond" w:hAnsi="Garamond"/>
-          <w:b/>
-          <w:bCs/>
-          <w:color w:val="auto"/>
-          <w:sz w:val="36"/>
-          <w:szCs w:val="36"/>
-        </w:rPr>
-      </w:pPr>
-      <w:r>
-        <w:rPr>
-          <w:rFonts w:ascii="Garamond" w:hAnsi="Garamond"/>
-          <w:b/>
-          <w:bCs/>
-          <w:color w:val="auto"/>
-          <w:sz w:val="36"/>
-          <w:szCs w:val="36"/>
-        </w:rPr>
-        <w:t>CERTIFICATIONS</w:t>
-      </w:r>
-    </w:p>
-    <w:p>
-      <w:pPr>
-        <w:pStyle w:val="Default"/>
-        <w:spacing w:after="3"/>
-        <w:jc w:val="both"/>
-        <w:rPr>
-          <w:rFonts w:ascii="Garamond" w:hAnsi="Garamond"/>
-          <w:color w:val="auto"/>
-          <w:sz w:val="4"/>
-          <w:szCs w:val="4"/>
-          <w:u w:val="single"/>
-        </w:rPr>
-      </w:pPr>
-    </w:p>
-    <w:p>
-      <w:pPr>
-        <w:pStyle w:val="Default"/>
-        <w:spacing w:after="3"/>
-        <w:jc w:val="both"/>
-        <w:rPr>
-          <w:rFonts w:ascii="Garamond" w:hAnsi="Garamond"/>
-          <w:color w:val="auto"/>
-        </w:rPr>
-      </w:pPr>
-    </w:p>
-    <w:p>
-      <w:pPr>
-        <w:pStyle w:val="Default"/>
-        <w:spacing w:after="3"/>
-        <w:jc w:val="both"/>
-        <w:rPr>
-          <w:rFonts w:ascii="Garamond" w:hAnsi="Garamond"/>
-          <w:color w:val="auto"/>
-        </w:rPr>
-      </w:pPr>
-      <w:r>
-        <w:rPr>
-          <w:rFonts w:ascii="Garamond" w:hAnsi="Garamond"/>
-          <w:color w:val="auto"/>
-        </w:rPr>
-        <w:t>CompTIA A+</w:t>
-      </w:r>
-    </w:p>
-    <w:p>
-      <w:pPr>
-        <w:pStyle w:val="Default"/>
-        <w:rPr>
-          <w:rFonts w:ascii="Garamond" w:hAnsi="Garamond"/>
-          <w:color w:val="auto"/>
-          <w:sz w:val="20"/>
-        </w:rPr>
-      </w:pPr>
-      <w:r>
-        <w:rPr>
-          <w:rFonts w:ascii="Garamond" w:hAnsi="Garamond"/>
-        </w:rPr>
-        <w:t>(More in progress)</w:t>
-      </w:r>
-    </w:p>
-    <w:p>
-      <w:pPr>
-        <w:pStyle w:val="Default"/>
-        <w:rPr>
-          <w:rFonts w:ascii="Garamond" w:hAnsi="Garamond"/>
-          <w:color w:val="auto"/>
-          <w:sz w:val="20"/>
-        </w:rPr>
-      </w:pPr>
-    </w:p>
-    <w:p>
-      <w:pPr>
-        <w:pStyle w:val="Default"/>
-        <w:rPr>
-          <w:rFonts w:ascii="Garamond" w:hAnsi="Garamond"/>
-          <w:color w:val="auto"/>
-          <w:sz w:val="20"/>
-        </w:rPr>
-      </w:pPr>
-    </w:p>
-    <w:p>
-      <w:pPr>
-        <w:pStyle w:val="Default"/>
-        <w:rPr>
-          <w:rFonts w:ascii="Garamond" w:hAnsi="Garamond"/>
-          <w:color w:val="auto"/>
-          <w:sz w:val="20"/>
         </w:rPr>
       </w:pPr>
     </w:p>
@@ -424,6 +323,143 @@
         </w:pBdr>
         <w:rPr>
           <w:rFonts w:ascii="Garamond" w:hAnsi="Garamond"/>
+        </w:rPr>
+      </w:pPr>
+    </w:p>
+    <w:p>
+      <w:pPr>
+        <w:pStyle w:val="Default"/>
+        <w:pBdr>
+          <w:bottom w:val="single" w:sz="6" w:space="1" w:color="auto"/>
+        </w:pBdr>
+        <w:rPr>
+          <w:rFonts w:ascii="Garamond" w:hAnsi="Garamond"/>
+          <w:b/>
+          <w:bCs/>
+          <w:color w:val="auto"/>
+          <w:sz w:val="36"/>
+          <w:szCs w:val="36"/>
+        </w:rPr>
+      </w:pPr>
+      <w:r>
+        <w:rPr>
+          <w:rFonts w:ascii="Garamond" w:hAnsi="Garamond"/>
+          <w:b/>
+          <w:bCs/>
+          <w:color w:val="auto"/>
+          <w:sz w:val="36"/>
+          <w:szCs w:val="36"/>
+        </w:rPr>
+        <w:t>CERTIFICATIONS</w:t>
+      </w:r>
+    </w:p>
+    <w:p>
+      <w:pPr>
+        <w:pStyle w:val="Default"/>
+        <w:spacing w:after="3"/>
+        <w:jc w:val="both"/>
+        <w:rPr>
+          <w:rFonts w:ascii="Garamond" w:hAnsi="Garamond"/>
+          <w:color w:val="auto"/>
+          <w:sz w:val="4"/>
+          <w:szCs w:val="4"/>
+          <w:u w:val="single"/>
+        </w:rPr>
+      </w:pPr>
+    </w:p>
+    <w:p>
+      <w:pPr>
+        <w:pStyle w:val="Default"/>
+        <w:spacing w:after="3"/>
+        <w:jc w:val="both"/>
+        <w:rPr>
+          <w:rFonts w:ascii="Garamond" w:hAnsi="Garamond"/>
+          <w:color w:val="auto"/>
+        </w:rPr>
+      </w:pPr>
+    </w:p>
+    <w:p>
+      <w:pPr>
+        <w:pStyle w:val="Default"/>
+        <w:spacing w:after="3"/>
+        <w:jc w:val="both"/>
+        <w:rPr>
+          <w:rFonts w:ascii="Garamond" w:hAnsi="Garamond"/>
+          <w:color w:val="auto"/>
+          <w:sz w:val="28"/>
+          <w:szCs w:val="28"/>
+        </w:rPr>
+      </w:pPr>
+      <w:r>
+        <w:rPr>
+          <w:rFonts w:ascii="Garamond" w:hAnsi="Garamond"/>
+          <w:b/>
+          <w:bCs/>
+          <w:color w:val="auto"/>
+          <w:sz w:val="28"/>
+          <w:szCs w:val="28"/>
+        </w:rPr>
+        <w:t>CompTIA A+</w:t>
+      </w:r>
+      <w:r>
+        <w:rPr>
+          <w:rFonts w:ascii="Garamond" w:hAnsi="Garamond"/>
+          <w:b/>
+          <w:bCs/>
+          <w:color w:val="auto"/>
+          <w:sz w:val="28"/>
+          <w:szCs w:val="28"/>
+        </w:rPr>
+        <w:t xml:space="preserve">                                                                                                             February 2025</w:t>
+      </w:r>
+    </w:p>
+    <w:p>
+      <w:pPr>
+        <w:pStyle w:val="Default"/>
+        <w:rPr>
+          <w:rFonts w:ascii="Garamond" w:hAnsi="Garamond"/>
+          <w:color w:val="auto"/>
+          <w:sz w:val="22"/>
+          <w:szCs w:val="28"/>
+        </w:rPr>
+      </w:pPr>
+      <w:r>
+        <w:rPr>
+          <w:rFonts w:ascii="Garamond" w:hAnsi="Garamond"/>
+          <w:sz w:val="28"/>
+          <w:szCs w:val="28"/>
+        </w:rPr>
+        <w:t>(More in progress)</w:t>
+      </w:r>
+    </w:p>
+    <w:p>
+      <w:pPr>
+        <w:pStyle w:val="Default"/>
+        <w:rPr>
+          <w:rFonts w:ascii="Garamond" w:hAnsi="Garamond"/>
+          <w:color w:val="auto"/>
+          <w:szCs w:val="32"/>
+        </w:rPr>
+      </w:pPr>
+    </w:p>
+    <w:p>
+      <w:pPr>
+        <w:pStyle w:val="Default"/>
+        <w:rPr>
+          <w:rFonts w:ascii="Garamond" w:hAnsi="Garamond"/>
+          <w:color w:val="auto"/>
+          <w:szCs w:val="32"/>
+        </w:rPr>
+      </w:pPr>
+    </w:p>
+    <w:p>
+      <w:pPr>
+        <w:pStyle w:val="Default"/>
+        <w:pBdr>
+          <w:bottom w:val="single" w:sz="6" w:space="1" w:color="auto"/>
+        </w:pBdr>
+        <w:rPr>
+          <w:rFonts w:ascii="Garamond" w:hAnsi="Garamond"/>
           <w:color w:val="auto"/>
           <w:sz w:val="36"/>
           <w:szCs w:val="36"/>
@@ -487,23 +523,74 @@
           <w:b/>
           <w:bCs/>
           <w:color w:val="auto"/>
-        </w:rPr>
-      </w:pPr>
-      <w:r>
-        <w:rPr>
-          <w:rFonts w:ascii="Garamond" w:hAnsi="Garamond"/>
-          <w:b/>
-          <w:bCs/>
-          <w:color w:val="auto"/>
-        </w:rPr>
-        <w:t>Bellevue University</w:t>
-      </w:r>
-      <w:r>
-        <w:rPr>
-          <w:rFonts w:ascii="Garamond" w:hAnsi="Garamond"/>
-          <w:b/>
-          <w:bCs/>
-          <w:color w:val="auto"/>
+          <w:sz w:val="28"/>
+          <w:szCs w:val="28"/>
+        </w:rPr>
+      </w:pPr>
+      <w:r>
+        <w:rPr>
+          <w:rFonts w:ascii="Garamond" w:hAnsi="Garamond"/>
+          <w:b/>
+          <w:bCs/>
+          <w:color w:val="auto"/>
+          <w:sz w:val="28"/>
+          <w:szCs w:val="28"/>
+        </w:rPr>
+        <w:t xml:space="preserve">Bellevue University </w:t>
+      </w:r>
+      <w:r>
+        <w:rPr>
+          <w:rFonts w:ascii="Garamond" w:hAnsi="Garamond"/>
+          <w:b/>
+          <w:bCs/>
+          <w:color w:val="auto"/>
+          <w:sz w:val="28"/>
+          <w:szCs w:val="28"/>
+        </w:rPr>
+        <w:tab/>
+      </w:r>
+      <w:r>
+        <w:rPr>
+          <w:rFonts w:ascii="Garamond" w:hAnsi="Garamond"/>
+          <w:b/>
+          <w:bCs/>
+          <w:color w:val="auto"/>
+          <w:sz w:val="28"/>
+          <w:szCs w:val="28"/>
+        </w:rPr>
+        <w:tab/>
+      </w:r>
+      <w:r>
+        <w:rPr>
+          <w:rFonts w:ascii="Garamond" w:hAnsi="Garamond"/>
+          <w:b/>
+          <w:bCs/>
+          <w:color w:val="auto"/>
+          <w:sz w:val="28"/>
+          <w:szCs w:val="28"/>
+        </w:rPr>
+        <w:tab/>
+      </w:r>
+      <w:r>
+        <w:rPr>
+          <w:rFonts w:ascii="Garamond" w:hAnsi="Garamond"/>
+          <w:b/>
+          <w:bCs/>
+          <w:color w:val="auto"/>
+          <w:sz w:val="28"/>
+          <w:szCs w:val="28"/>
+        </w:rPr>
+        <w:tab/>
+        <w:t xml:space="preserve">        </w:t>
+      </w:r>
+      <w:r>
+        <w:rPr>
+          <w:rFonts w:ascii="Garamond" w:hAnsi="Garamond"/>
+          <w:b/>
+          <w:bCs/>
+          <w:color w:val="auto"/>
+          <w:sz w:val="28"/>
+          <w:szCs w:val="28"/>
         </w:rPr>
         <w:t xml:space="preserve"> </w:t>
       </w:r>
@@ -513,15 +600,31 @@
           <w:b/>
           <w:bCs/>
           <w:color w:val="auto"/>
+          <w:sz w:val="28"/>
+          <w:szCs w:val="28"/>
+        </w:rPr>
+        <w:t xml:space="preserve"> </w:t>
+      </w:r>
+      <w:r>
+        <w:rPr>
+          <w:rFonts w:ascii="Garamond" w:hAnsi="Garamond"/>
+          <w:b/>
+          <w:bCs/>
+          <w:color w:val="auto"/>
+          <w:sz w:val="28"/>
+          <w:szCs w:val="28"/>
         </w:rPr>
         <w:tab/>
-      </w:r>
-      <w:r>
-        <w:rPr>
-          <w:rFonts w:ascii="Garamond" w:hAnsi="Garamond"/>
-          <w:b/>
-          <w:bCs/>
-          <w:color w:val="auto"/>
+        <w:t xml:space="preserve">        </w:t>
+      </w:r>
+      <w:r>
+        <w:rPr>
+          <w:rFonts w:ascii="Garamond" w:hAnsi="Garamond"/>
+          <w:b/>
+          <w:bCs/>
+          <w:color w:val="auto"/>
+          <w:sz w:val="28"/>
+          <w:szCs w:val="28"/>
         </w:rPr>
         <w:tab/>
       </w:r>
@@ -531,15 +634,191 @@
           <w:b/>
           <w:bCs/>
           <w:color w:val="auto"/>
+          <w:sz w:val="28"/>
+          <w:szCs w:val="28"/>
         </w:rPr>
         <w:tab/>
-      </w:r>
-      <w:r>
-        <w:rPr>
-          <w:rFonts w:ascii="Garamond" w:hAnsi="Garamond"/>
-          <w:b/>
-          <w:bCs/>
-          <w:color w:val="auto"/>
+        <w:t xml:space="preserve">   </w:t>
+      </w:r>
+      <w:r>
+        <w:rPr>
+          <w:rFonts w:ascii="Garamond" w:hAnsi="Garamond"/>
+          <w:b/>
+          <w:bCs/>
+          <w:color w:val="auto"/>
+          <w:sz w:val="28"/>
+          <w:szCs w:val="28"/>
+        </w:rPr>
+        <w:t xml:space="preserve">     </w:t>
+      </w:r>
+      <w:r>
+        <w:rPr>
+          <w:rFonts w:ascii="Garamond" w:hAnsi="Garamond"/>
+          <w:b/>
+          <w:bCs/>
+          <w:color w:val="auto"/>
+          <w:sz w:val="28"/>
+          <w:szCs w:val="28"/>
+        </w:rPr>
+        <w:t xml:space="preserve">    October 2024 – Present </w:t>
+      </w:r>
+    </w:p>
+    <w:p>
+      <w:pPr>
+        <w:pStyle w:val="Default"/>
+        <w:rPr>
+          <w:rFonts w:ascii="Garamond" w:hAnsi="Garamond"/>
+          <w:i/>
+          <w:iCs/>
+          <w:color w:val="auto"/>
+          <w:sz w:val="28"/>
+          <w:szCs w:val="28"/>
+        </w:rPr>
+      </w:pPr>
+      <w:r>
+        <w:rPr>
+          <w:rFonts w:ascii="Garamond" w:hAnsi="Garamond"/>
+          <w:i/>
+          <w:iCs/>
+          <w:color w:val="auto"/>
+          <w:sz w:val="28"/>
+          <w:szCs w:val="28"/>
+        </w:rPr>
+        <w:t xml:space="preserve">Bachelor of Science (B.S.) </w:t>
+      </w:r>
+      <w:r>
+        <w:rPr>
+          <w:rFonts w:ascii="Garamond" w:hAnsi="Garamond"/>
+          <w:i/>
+          <w:iCs/>
+          <w:color w:val="auto"/>
+          <w:sz w:val="28"/>
+          <w:szCs w:val="28"/>
+        </w:rPr>
+        <w:t>in Web Developmen</w:t>
+      </w:r>
+      <w:r>
+        <w:rPr>
+          <w:rFonts w:ascii="Garamond" w:hAnsi="Garamond"/>
+          <w:i/>
+          <w:iCs/>
+          <w:color w:val="auto"/>
+          <w:sz w:val="28"/>
+          <w:szCs w:val="28"/>
+        </w:rPr>
+        <w:t xml:space="preserve">t           </w:t>
+      </w:r>
+      <w:r>
+        <w:rPr>
+          <w:rFonts w:ascii="Garamond" w:hAnsi="Garamond"/>
+          <w:i/>
+          <w:iCs/>
+          <w:color w:val="auto"/>
+          <w:sz w:val="28"/>
+          <w:szCs w:val="28"/>
+        </w:rPr>
+        <w:t xml:space="preserve"> </w:t>
+      </w:r>
+      <w:r>
+        <w:rPr>
+          <w:rFonts w:ascii="Garamond" w:hAnsi="Garamond"/>
+          <w:i/>
+          <w:iCs/>
+          <w:color w:val="auto"/>
+          <w:sz w:val="28"/>
+          <w:szCs w:val="28"/>
+        </w:rPr>
+        <w:t xml:space="preserve">                           </w:t>
+      </w:r>
+      <w:r>
+        <w:rPr>
+          <w:rFonts w:ascii="Garamond" w:hAnsi="Garamond"/>
+          <w:i/>
+          <w:iCs/>
+          <w:color w:val="auto"/>
+          <w:sz w:val="28"/>
+          <w:szCs w:val="28"/>
+        </w:rPr>
+        <w:t xml:space="preserve"> </w:t>
+      </w:r>
+      <w:r>
+        <w:rPr>
+          <w:rFonts w:ascii="Garamond" w:hAnsi="Garamond"/>
+          <w:i/>
+          <w:iCs/>
+          <w:color w:val="auto"/>
+          <w:sz w:val="28"/>
+          <w:szCs w:val="28"/>
+        </w:rPr>
+        <w:t xml:space="preserve">                        </w:t>
+      </w:r>
+      <w:r>
+        <w:rPr>
+          <w:rFonts w:ascii="Garamond" w:hAnsi="Garamond"/>
+          <w:i/>
+          <w:iCs/>
+          <w:color w:val="auto"/>
+          <w:sz w:val="28"/>
+          <w:szCs w:val="28"/>
+        </w:rPr>
+        <w:t xml:space="preserve">              </w:t>
+      </w:r>
+      <w:r>
+        <w:rPr>
+          <w:rFonts w:ascii="Garamond" w:hAnsi="Garamond"/>
+          <w:i/>
+          <w:iCs/>
+          <w:color w:val="auto"/>
+          <w:sz w:val="28"/>
+          <w:szCs w:val="28"/>
+        </w:rPr>
+        <w:t xml:space="preserve">   Remote</w:t>
+      </w:r>
+    </w:p>
+    <w:p>
+      <w:pPr>
+        <w:pStyle w:val="Default"/>
+        <w:rPr>
+          <w:rFonts w:ascii="Garamond" w:hAnsi="Garamond"/>
+          <w:b/>
+          <w:bCs/>
+          <w:color w:val="auto"/>
+          <w:sz w:val="28"/>
+          <w:szCs w:val="28"/>
+        </w:rPr>
+      </w:pPr>
+    </w:p>
+    <w:p>
+      <w:pPr>
+        <w:pStyle w:val="Default"/>
+        <w:rPr>
+          <w:rFonts w:ascii="Garamond" w:hAnsi="Garamond"/>
+          <w:b/>
+          <w:bCs/>
+          <w:color w:val="auto"/>
+          <w:sz w:val="28"/>
+          <w:szCs w:val="28"/>
+        </w:rPr>
+      </w:pPr>
+      <w:r>
+        <w:rPr>
+          <w:rFonts w:ascii="Garamond" w:hAnsi="Garamond"/>
+          <w:b/>
+          <w:bCs/>
+          <w:color w:val="auto"/>
+          <w:sz w:val="28"/>
+          <w:szCs w:val="28"/>
+        </w:rPr>
+        <w:t xml:space="preserve">Metropolitan Community College </w:t>
+      </w:r>
+      <w:r>
+        <w:rPr>
+          <w:rFonts w:ascii="Garamond" w:hAnsi="Garamond"/>
+          <w:b/>
+          <w:bCs/>
+          <w:color w:val="auto"/>
+          <w:sz w:val="28"/>
+          <w:szCs w:val="28"/>
         </w:rPr>
         <w:tab/>
       </w:r>
@@ -549,6 +828,8 @@
           <w:b/>
           <w:bCs/>
           <w:color w:val="auto"/>
+          <w:sz w:val="28"/>
+          <w:szCs w:val="28"/>
         </w:rPr>
         <w:tab/>
         <w:t xml:space="preserve">                     </w:t>
@@ -559,64 +840,55 @@
           <w:b/>
           <w:bCs/>
           <w:color w:val="auto"/>
+          <w:sz w:val="28"/>
+          <w:szCs w:val="28"/>
         </w:rPr>
         <w:tab/>
-        <w:t xml:space="preserve">        </w:t>
-      </w:r>
-      <w:r>
-        <w:rPr>
-          <w:rFonts w:ascii="Garamond" w:hAnsi="Garamond"/>
-          <w:b/>
-          <w:bCs/>
-          <w:color w:val="auto"/>
-        </w:rPr>
-        <w:tab/>
-      </w:r>
-      <w:r>
-        <w:rPr>
-          <w:rFonts w:ascii="Garamond" w:hAnsi="Garamond"/>
-          <w:b/>
-          <w:bCs/>
-          <w:color w:val="auto"/>
-        </w:rPr>
-        <w:tab/>
-        <w:t xml:space="preserve">      </w:t>
-      </w:r>
-      <w:r>
-        <w:rPr>
-          <w:rFonts w:ascii="Garamond" w:hAnsi="Garamond"/>
-          <w:b/>
-          <w:bCs/>
-          <w:color w:val="auto"/>
-        </w:rPr>
-        <w:t xml:space="preserve">  October 2024 </w:t>
-      </w:r>
-      <w:r>
-        <w:rPr>
-          <w:rFonts w:ascii="Garamond" w:hAnsi="Garamond"/>
-          <w:b/>
-          <w:bCs/>
-          <w:color w:val="auto"/>
-        </w:rPr>
-        <w:t>–</w:t>
-      </w:r>
-      <w:r>
-        <w:rPr>
-          <w:rFonts w:ascii="Garamond" w:hAnsi="Garamond"/>
-          <w:b/>
-          <w:bCs/>
-          <w:color w:val="auto"/>
-        </w:rPr>
-        <w:t xml:space="preserve"> Present</w:t>
-      </w:r>
-      <w:r>
-        <w:rPr>
-          <w:rFonts w:ascii="Garamond" w:hAnsi="Garamond"/>
-          <w:b/>
-          <w:bCs/>
-          <w:color w:val="auto"/>
+        <w:t xml:space="preserve">                     </w:t>
+      </w:r>
+      <w:r>
+        <w:rPr>
+          <w:rFonts w:ascii="Garamond" w:hAnsi="Garamond"/>
+          <w:b/>
+          <w:bCs/>
+          <w:color w:val="auto"/>
+          <w:sz w:val="28"/>
+          <w:szCs w:val="28"/>
+        </w:rPr>
+        <w:t xml:space="preserve">    </w:t>
+      </w:r>
+      <w:r>
+        <w:rPr>
+          <w:rFonts w:ascii="Garamond" w:hAnsi="Garamond"/>
+          <w:b/>
+          <w:bCs/>
+          <w:color w:val="auto"/>
+          <w:sz w:val="28"/>
+          <w:szCs w:val="28"/>
+        </w:rPr>
+        <w:t xml:space="preserve">         </w:t>
+      </w:r>
+      <w:r>
+        <w:rPr>
+          <w:rFonts w:ascii="Garamond" w:hAnsi="Garamond"/>
+          <w:b/>
+          <w:bCs/>
+          <w:color w:val="auto"/>
+          <w:sz w:val="28"/>
+          <w:szCs w:val="28"/>
         </w:rPr>
         <w:t xml:space="preserve"> </w:t>
+      </w:r>
+      <w:r>
+        <w:rPr>
+          <w:rFonts w:ascii="Garamond" w:hAnsi="Garamond"/>
+          <w:b/>
+          <w:bCs/>
+          <w:color w:val="auto"/>
+          <w:sz w:val="28"/>
+          <w:szCs w:val="28"/>
+        </w:rPr>
+        <w:t xml:space="preserve">May 2024  </w:t>
       </w:r>
     </w:p>
     <w:p>
@@ -627,6 +899,8 @@
           <w:i/>
           <w:iCs/>
           <w:color w:val="auto"/>
+          <w:sz w:val="28"/>
+          <w:szCs w:val="28"/>
         </w:rPr>
       </w:pPr>
       <w:r>
@@ -635,8 +909,10 @@
           <w:i/>
           <w:iCs/>
           <w:color w:val="auto"/>
-        </w:rPr>
-        <w:t xml:space="preserve">Bachelor of Science (B.S.) </w:t>
+          <w:sz w:val="28"/>
+          <w:szCs w:val="28"/>
+        </w:rPr>
+        <w:t xml:space="preserve">Associate of Applied Science (A.A.S.) </w:t>
       </w:r>
       <w:r>
         <w:rPr>
@@ -644,45 +920,10 @@
           <w:i/>
           <w:iCs/>
           <w:color w:val="auto"/>
-        </w:rPr>
-        <w:t>in Web Developmen</w:t>
-      </w:r>
-      <w:r>
-        <w:rPr>
-          <w:rFonts w:ascii="Garamond" w:hAnsi="Garamond"/>
-          <w:i/>
-          <w:iCs/>
-          <w:color w:val="auto"/>
-        </w:rPr>
-        <w:t>t</w:t>
-      </w:r>
-      <w:r>
-        <w:rPr>
-          <w:rFonts w:ascii="Garamond" w:hAnsi="Garamond"/>
-          <w:i/>
-          <w:iCs/>
-          <w:color w:val="auto"/>
-        </w:rPr>
-        <w:t xml:space="preserve">                                                         </w:t>
-      </w:r>
-      <w:r>
-        <w:rPr>
-          <w:rFonts w:ascii="Garamond" w:hAnsi="Garamond"/>
-          <w:i/>
-          <w:iCs/>
-          <w:color w:val="auto"/>
-        </w:rPr>
-        <w:tab/>
-        <w:t xml:space="preserve">            </w:t>
-      </w:r>
-      <w:r>
-        <w:rPr>
-          <w:rFonts w:ascii="Garamond" w:hAnsi="Garamond"/>
-          <w:i/>
-          <w:iCs/>
-          <w:color w:val="auto"/>
-        </w:rPr>
-        <w:t xml:space="preserve">                                      Remote</w:t>
+          <w:sz w:val="28"/>
+          <w:szCs w:val="28"/>
+        </w:rPr>
+        <w:t>in Information Technology – Computer Programming             Omaha, NE</w:t>
       </w:r>
     </w:p>
     <w:p>
@@ -690,9 +931,8 @@
         <w:pStyle w:val="Default"/>
         <w:rPr>
           <w:rFonts w:ascii="Garamond" w:hAnsi="Garamond"/>
-          <w:b/>
-          <w:bCs/>
-          <w:color w:val="auto"/>
+          <w:color w:val="auto"/>
+          <w:szCs w:val="32"/>
         </w:rPr>
       </w:pPr>
     </w:p>
@@ -701,205 +941,8 @@
         <w:pStyle w:val="Default"/>
         <w:rPr>
           <w:rFonts w:ascii="Garamond" w:hAnsi="Garamond"/>
-          <w:b/>
-          <w:bCs/>
-          <w:color w:val="auto"/>
-        </w:rPr>
-      </w:pPr>
-      <w:r>
-        <w:rPr>
-          <w:rFonts w:ascii="Garamond" w:hAnsi="Garamond"/>
-          <w:b/>
-          <w:bCs/>
-          <w:color w:val="auto"/>
-        </w:rPr>
-        <w:t>Metropolitan Community College</w:t>
-      </w:r>
-      <w:r>
-        <w:rPr>
-          <w:rFonts w:ascii="Garamond" w:hAnsi="Garamond"/>
-          <w:b/>
-          <w:bCs/>
-          <w:color w:val="auto"/>
-        </w:rPr>
-        <w:t xml:space="preserve"> </w:t>
-      </w:r>
-      <w:r>
-        <w:rPr>
-          <w:rFonts w:ascii="Garamond" w:hAnsi="Garamond"/>
-          <w:b/>
-          <w:bCs/>
-          <w:color w:val="auto"/>
-        </w:rPr>
-        <w:tab/>
-      </w:r>
-      <w:r>
-        <w:rPr>
-          <w:rFonts w:ascii="Garamond" w:hAnsi="Garamond"/>
-          <w:b/>
-          <w:bCs/>
-          <w:color w:val="auto"/>
-        </w:rPr>
-        <w:tab/>
-      </w:r>
-      <w:r>
-        <w:rPr>
-          <w:rFonts w:ascii="Garamond" w:hAnsi="Garamond"/>
-          <w:b/>
-          <w:bCs/>
-          <w:color w:val="auto"/>
-        </w:rPr>
-        <w:tab/>
-      </w:r>
-      <w:r>
-        <w:rPr>
-          <w:rFonts w:ascii="Garamond" w:hAnsi="Garamond"/>
-          <w:b/>
-          <w:bCs/>
-          <w:color w:val="auto"/>
-        </w:rPr>
-        <w:tab/>
-      </w:r>
-      <w:r>
-        <w:rPr>
-          <w:rFonts w:ascii="Garamond" w:hAnsi="Garamond"/>
-          <w:b/>
-          <w:bCs/>
-          <w:color w:val="auto"/>
-        </w:rPr>
-        <w:tab/>
-        <w:t xml:space="preserve">                     </w:t>
-      </w:r>
-      <w:r>
-        <w:rPr>
-          <w:rFonts w:ascii="Garamond" w:hAnsi="Garamond"/>
-          <w:b/>
-          <w:bCs/>
-          <w:color w:val="auto"/>
-        </w:rPr>
-        <w:tab/>
-        <w:t xml:space="preserve">      </w:t>
-      </w:r>
-      <w:r>
-        <w:rPr>
-          <w:rFonts w:ascii="Garamond" w:hAnsi="Garamond"/>
-          <w:b/>
-          <w:bCs/>
-          <w:color w:val="auto"/>
-        </w:rPr>
-        <w:t xml:space="preserve">                        </w:t>
-      </w:r>
-      <w:r>
-        <w:rPr>
-          <w:rFonts w:ascii="Garamond" w:hAnsi="Garamond"/>
-          <w:b/>
-          <w:bCs/>
-          <w:color w:val="auto"/>
-        </w:rPr>
-        <w:t xml:space="preserve"> </w:t>
-      </w:r>
-      <w:r>
-        <w:rPr>
-          <w:rFonts w:ascii="Garamond" w:hAnsi="Garamond"/>
-          <w:b/>
-          <w:bCs/>
-          <w:color w:val="auto"/>
-        </w:rPr>
-        <w:t xml:space="preserve"> May 2024 </w:t>
-      </w:r>
-      <w:r>
-        <w:rPr>
-          <w:rFonts w:ascii="Garamond" w:hAnsi="Garamond"/>
-          <w:b/>
-          <w:bCs/>
-          <w:color w:val="auto"/>
-        </w:rPr>
-        <w:t xml:space="preserve"> </w:t>
-      </w:r>
-    </w:p>
-    <w:p>
-      <w:pPr>
-        <w:pStyle w:val="Default"/>
-        <w:rPr>
-          <w:rFonts w:ascii="Garamond" w:hAnsi="Garamond"/>
-          <w:i/>
-          <w:iCs/>
-          <w:color w:val="auto"/>
-        </w:rPr>
-      </w:pPr>
-      <w:r>
-        <w:rPr>
-          <w:rFonts w:ascii="Garamond" w:hAnsi="Garamond"/>
-          <w:i/>
-          <w:iCs/>
-          <w:color w:val="auto"/>
-        </w:rPr>
-        <w:t>Associate of Applied Science (A.A.S.)</w:t>
-      </w:r>
-      <w:r>
-        <w:rPr>
-          <w:rFonts w:ascii="Garamond" w:hAnsi="Garamond"/>
-          <w:i/>
-          <w:iCs/>
-          <w:color w:val="auto"/>
-        </w:rPr>
-        <w:t xml:space="preserve"> </w:t>
-      </w:r>
-      <w:r>
-        <w:rPr>
-          <w:rFonts w:ascii="Garamond" w:hAnsi="Garamond"/>
-          <w:i/>
-          <w:iCs/>
-          <w:color w:val="auto"/>
-        </w:rPr>
-        <w:t>in Information Technology – Computer Programming</w:t>
-      </w:r>
-      <w:r>
-        <w:rPr>
-          <w:rFonts w:ascii="Garamond" w:hAnsi="Garamond"/>
-          <w:i/>
-          <w:iCs/>
-          <w:color w:val="auto"/>
-        </w:rPr>
-        <w:t xml:space="preserve">     </w:t>
-      </w:r>
-      <w:r>
-        <w:rPr>
-          <w:rFonts w:ascii="Garamond" w:hAnsi="Garamond"/>
-          <w:i/>
-          <w:iCs/>
-          <w:color w:val="auto"/>
-        </w:rPr>
-        <w:t xml:space="preserve">                                 Omaha, NE</w:t>
-      </w:r>
-    </w:p>
-    <w:p>
-      <w:pPr>
-        <w:pStyle w:val="Default"/>
-        <w:rPr>
-          <w:rFonts w:ascii="Garamond" w:hAnsi="Garamond"/>
-          <w:color w:val="auto"/>
-          <w:sz w:val="20"/>
-        </w:rPr>
-      </w:pPr>
-    </w:p>
-    <w:p>
-      <w:pPr>
-        <w:pStyle w:val="Default"/>
-        <w:rPr>
-          <w:rFonts w:ascii="Garamond" w:hAnsi="Garamond"/>
-          <w:color w:val="auto"/>
-          <w:sz w:val="20"/>
-        </w:rPr>
-      </w:pPr>
-    </w:p>
-    <w:p>
-      <w:pPr>
-        <w:pStyle w:val="Default"/>
-        <w:rPr>
-          <w:rFonts w:ascii="Garamond" w:hAnsi="Garamond"/>
-          <w:color w:val="auto"/>
-          <w:sz w:val="20"/>
+          <w:color w:val="auto"/>
+          <w:szCs w:val="32"/>
         </w:rPr>
       </w:pPr>
     </w:p>
@@ -952,8 +995,6 @@
           <w:b/>
           <w:bCs/>
           <w:color w:val="auto"/>
-          <w:sz w:val="20"/>
-          <w:szCs w:val="20"/>
         </w:rPr>
       </w:pPr>
     </w:p>
@@ -965,14 +1006,18 @@
           <w:b/>
           <w:bCs/>
           <w:color w:val="auto"/>
-        </w:rPr>
-      </w:pPr>
-      <w:r>
-        <w:rPr>
-          <w:rFonts w:ascii="Garamond" w:hAnsi="Garamond"/>
-          <w:b/>
-          <w:bCs/>
-          <w:color w:val="auto"/>
+          <w:sz w:val="28"/>
+          <w:szCs w:val="28"/>
+        </w:rPr>
+      </w:pPr>
+      <w:r>
+        <w:rPr>
+          <w:rFonts w:ascii="Garamond" w:hAnsi="Garamond"/>
+          <w:b/>
+          <w:bCs/>
+          <w:color w:val="auto"/>
+          <w:sz w:val="28"/>
+          <w:szCs w:val="28"/>
         </w:rPr>
         <w:t>TELUS</w:t>
       </w:r>
@@ -982,6 +1027,8 @@
           <w:b/>
           <w:bCs/>
           <w:color w:val="auto"/>
+          <w:sz w:val="28"/>
+          <w:szCs w:val="28"/>
         </w:rPr>
         <w:t xml:space="preserve"> Digital</w:t>
       </w:r>
@@ -991,6 +1038,8 @@
           <w:b/>
           <w:bCs/>
           <w:color w:val="auto"/>
+          <w:sz w:val="28"/>
+          <w:szCs w:val="28"/>
         </w:rPr>
         <w:tab/>
       </w:r>
@@ -1000,6 +1049,8 @@
           <w:b/>
           <w:bCs/>
           <w:color w:val="auto"/>
+          <w:sz w:val="28"/>
+          <w:szCs w:val="28"/>
         </w:rPr>
         <w:tab/>
       </w:r>
@@ -1009,6 +1060,8 @@
           <w:b/>
           <w:bCs/>
           <w:color w:val="auto"/>
+          <w:sz w:val="28"/>
+          <w:szCs w:val="28"/>
         </w:rPr>
         <w:tab/>
       </w:r>
@@ -1018,6 +1071,8 @@
           <w:b/>
           <w:bCs/>
           <w:color w:val="auto"/>
+          <w:sz w:val="28"/>
+          <w:szCs w:val="28"/>
         </w:rPr>
         <w:tab/>
       </w:r>
@@ -1027,6 +1082,8 @@
           <w:b/>
           <w:bCs/>
           <w:color w:val="auto"/>
+          <w:sz w:val="28"/>
+          <w:szCs w:val="28"/>
         </w:rPr>
         <w:tab/>
       </w:r>
@@ -1036,15 +1093,19 @@
           <w:b/>
           <w:bCs/>
           <w:color w:val="auto"/>
-        </w:rPr>
-        <w:t xml:space="preserve">                                       </w:t>
-      </w:r>
-      <w:r>
-        <w:rPr>
-          <w:rFonts w:ascii="Garamond" w:hAnsi="Garamond"/>
-          <w:b/>
-          <w:bCs/>
-          <w:color w:val="auto"/>
+          <w:sz w:val="28"/>
+          <w:szCs w:val="28"/>
+        </w:rPr>
+        <w:t xml:space="preserve">                          </w:t>
+      </w:r>
+      <w:r>
+        <w:rPr>
+          <w:rFonts w:ascii="Garamond" w:hAnsi="Garamond"/>
+          <w:b/>
+          <w:bCs/>
+          <w:color w:val="auto"/>
+          <w:sz w:val="28"/>
+          <w:szCs w:val="28"/>
         </w:rPr>
         <w:t>Dec</w:t>
       </w:r>
@@ -1054,6 +1115,8 @@
           <w:b/>
           <w:bCs/>
           <w:color w:val="auto"/>
+          <w:sz w:val="28"/>
+          <w:szCs w:val="28"/>
         </w:rPr>
         <w:t>ember</w:t>
       </w:r>
@@ -1063,6 +1126,8 @@
           <w:b/>
           <w:bCs/>
           <w:color w:val="auto"/>
+          <w:sz w:val="28"/>
+          <w:szCs w:val="28"/>
         </w:rPr>
         <w:t xml:space="preserve"> 20</w:t>
       </w:r>
@@ -1072,6 +1137,8 @@
           <w:b/>
           <w:bCs/>
           <w:color w:val="auto"/>
+          <w:sz w:val="28"/>
+          <w:szCs w:val="28"/>
         </w:rPr>
         <w:t>2</w:t>
       </w:r>
@@ -1081,6 +1148,8 @@
           <w:b/>
           <w:bCs/>
           <w:color w:val="auto"/>
+          <w:sz w:val="28"/>
+          <w:szCs w:val="28"/>
         </w:rPr>
         <w:t>3</w:t>
       </w:r>
@@ -1090,6 +1159,8 @@
           <w:b/>
           <w:bCs/>
           <w:color w:val="auto"/>
+          <w:sz w:val="28"/>
+          <w:szCs w:val="28"/>
         </w:rPr>
         <w:t xml:space="preserve"> – </w:t>
       </w:r>
@@ -1099,6 +1170,8 @@
           <w:b/>
           <w:bCs/>
           <w:color w:val="auto"/>
+          <w:sz w:val="28"/>
+          <w:szCs w:val="28"/>
         </w:rPr>
         <w:t>Dec</w:t>
       </w:r>
@@ -1108,6 +1181,8 @@
           <w:b/>
           <w:bCs/>
           <w:color w:val="auto"/>
+          <w:sz w:val="28"/>
+          <w:szCs w:val="28"/>
         </w:rPr>
         <w:t>ember</w:t>
       </w:r>
@@ -1117,6 +1192,8 @@
           <w:b/>
           <w:bCs/>
           <w:color w:val="auto"/>
+          <w:sz w:val="28"/>
+          <w:szCs w:val="28"/>
         </w:rPr>
         <w:t xml:space="preserve"> 2024</w:t>
       </w:r>
@@ -1128,6 +1205,8 @@
           <w:rFonts w:ascii="Garamond" w:hAnsi="Garamond"/>
           <w:bCs/>
           <w:i/>
+          <w:sz w:val="28"/>
+          <w:szCs w:val="28"/>
         </w:rPr>
       </w:pPr>
       <w:r>
@@ -1136,6 +1215,8 @@
           <w:bCs/>
           <w:i/>
           <w:color w:val="auto"/>
+          <w:sz w:val="28"/>
+          <w:szCs w:val="28"/>
         </w:rPr>
         <w:t>AI and Web Analyst</w:t>
       </w:r>
@@ -1144,6 +1225,8 @@
           <w:rFonts w:ascii="Garamond" w:hAnsi="Garamond"/>
           <w:bCs/>
           <w:i/>
+          <w:sz w:val="28"/>
+          <w:szCs w:val="28"/>
         </w:rPr>
         <w:tab/>
       </w:r>
@@ -1152,6 +1235,8 @@
           <w:rFonts w:ascii="Garamond" w:hAnsi="Garamond"/>
           <w:bCs/>
           <w:i/>
+          <w:sz w:val="28"/>
+          <w:szCs w:val="28"/>
         </w:rPr>
         <w:tab/>
       </w:r>
@@ -1161,6 +1246,8 @@
           <w:bCs/>
           <w:i/>
           <w:color w:val="auto"/>
+          <w:sz w:val="28"/>
+          <w:szCs w:val="28"/>
         </w:rPr>
         <w:tab/>
       </w:r>
@@ -1170,6 +1257,8 @@
           <w:bCs/>
           <w:i/>
           <w:color w:val="auto"/>
+          <w:sz w:val="28"/>
+          <w:szCs w:val="28"/>
         </w:rPr>
         <w:tab/>
       </w:r>
@@ -1179,6 +1268,8 @@
           <w:bCs/>
           <w:i/>
           <w:color w:val="auto"/>
+          <w:sz w:val="28"/>
+          <w:szCs w:val="28"/>
         </w:rPr>
         <w:tab/>
       </w:r>
@@ -1188,6 +1279,8 @@
           <w:bCs/>
           <w:i/>
           <w:color w:val="auto"/>
+          <w:sz w:val="28"/>
+          <w:szCs w:val="28"/>
         </w:rPr>
         <w:tab/>
       </w:r>
@@ -1197,6 +1290,19 @@
           <w:bCs/>
           <w:i/>
           <w:color w:val="auto"/>
+          <w:sz w:val="28"/>
+          <w:szCs w:val="28"/>
+        </w:rPr>
+        <w:t xml:space="preserve"> </w:t>
+      </w:r>
+      <w:r>
+        <w:rPr>
+          <w:rFonts w:ascii="Garamond" w:hAnsi="Garamond"/>
+          <w:bCs/>
+          <w:i/>
+          <w:color w:val="auto"/>
+          <w:sz w:val="28"/>
+          <w:szCs w:val="28"/>
         </w:rPr>
         <w:tab/>
       </w:r>
@@ -1206,6 +1312,8 @@
           <w:bCs/>
           <w:i/>
           <w:color w:val="auto"/>
+          <w:sz w:val="28"/>
+          <w:szCs w:val="28"/>
         </w:rPr>
         <w:tab/>
       </w:r>
@@ -1215,8 +1323,11 @@
           <w:bCs/>
           <w:i/>
           <w:color w:val="auto"/>
+          <w:sz w:val="28"/>
+          <w:szCs w:val="28"/>
         </w:rPr>
         <w:tab/>
+        <w:t xml:space="preserve">  </w:t>
       </w:r>
       <w:r>
         <w:rPr>
@@ -1224,8 +1335,9 @@
           <w:bCs/>
           <w:i/>
           <w:color w:val="auto"/>
-        </w:rPr>
-        <w:tab/>
+          <w:sz w:val="28"/>
+          <w:szCs w:val="28"/>
+        </w:rPr>
         <w:t xml:space="preserve">     </w:t>
       </w:r>
       <w:r>
@@ -1234,6 +1346,19 @@
           <w:bCs/>
           <w:i/>
           <w:color w:val="auto"/>
+          <w:sz w:val="28"/>
+          <w:szCs w:val="28"/>
+        </w:rPr>
+        <w:t xml:space="preserve">   </w:t>
+      </w:r>
+      <w:r>
+        <w:rPr>
+          <w:rFonts w:ascii="Garamond" w:hAnsi="Garamond"/>
+          <w:bCs/>
+          <w:i/>
+          <w:color w:val="auto"/>
+          <w:sz w:val="28"/>
+          <w:szCs w:val="28"/>
         </w:rPr>
         <w:tab/>
         <w:t xml:space="preserve">       </w:t>
@@ -1244,8 +1369,32 @@
           <w:bCs/>
           <w:i/>
           <w:color w:val="auto"/>
-        </w:rPr>
-        <w:t xml:space="preserve">       Remote</w:t>
+          <w:sz w:val="28"/>
+          <w:szCs w:val="28"/>
+        </w:rPr>
+        <w:t xml:space="preserve">      </w:t>
+      </w:r>
+      <w:r>
+        <w:rPr>
+          <w:rFonts w:ascii="Garamond" w:hAnsi="Garamond"/>
+          <w:bCs/>
+          <w:i/>
+          <w:color w:val="auto"/>
+          <w:sz w:val="28"/>
+          <w:szCs w:val="28"/>
+        </w:rPr>
+        <w:t xml:space="preserve">       </w:t>
+      </w:r>
+      <w:r>
+        <w:rPr>
+          <w:rFonts w:ascii="Garamond" w:hAnsi="Garamond"/>
+          <w:bCs/>
+          <w:i/>
+          <w:color w:val="auto"/>
+          <w:sz w:val="28"/>
+          <w:szCs w:val="28"/>
+        </w:rPr>
+        <w:t xml:space="preserve"> Remote</w:t>
       </w:r>
     </w:p>
     <w:p>
@@ -1258,12 +1407,16 @@
         <w:rPr>
           <w:rFonts w:ascii="Garamond" w:hAnsi="Garamond"/>
           <w:bCs/>
-        </w:rPr>
-      </w:pPr>
-      <w:r>
-        <w:rPr>
-          <w:rFonts w:ascii="Garamond" w:hAnsi="Garamond"/>
-          <w:bCs/>
+          <w:sz w:val="28"/>
+          <w:szCs w:val="28"/>
+        </w:rPr>
+      </w:pPr>
+      <w:r>
+        <w:rPr>
+          <w:rFonts w:ascii="Garamond" w:hAnsi="Garamond"/>
+          <w:bCs/>
+          <w:sz w:val="28"/>
+          <w:szCs w:val="28"/>
         </w:rPr>
         <w:t xml:space="preserve">Analyzed and provided detailed feedback </w:t>
       </w:r>
@@ -1271,6 +1424,8 @@
         <w:rPr>
           <w:rFonts w:ascii="Garamond" w:hAnsi="Garamond"/>
           <w:bCs/>
+          <w:sz w:val="28"/>
+          <w:szCs w:val="28"/>
         </w:rPr>
         <w:t>to ensure quality standards across various digital assets</w:t>
       </w:r>
@@ -1278,6 +1433,8 @@
         <w:rPr>
           <w:rFonts w:ascii="Garamond" w:hAnsi="Garamond"/>
           <w:bCs/>
+          <w:sz w:val="28"/>
+          <w:szCs w:val="28"/>
         </w:rPr>
         <w:t>.</w:t>
       </w:r>
@@ -1292,12 +1449,16 @@
         <w:rPr>
           <w:rFonts w:ascii="Garamond" w:hAnsi="Garamond"/>
           <w:bCs/>
-        </w:rPr>
-      </w:pPr>
-      <w:r>
-        <w:rPr>
-          <w:rFonts w:ascii="Garamond" w:hAnsi="Garamond"/>
-          <w:bCs/>
+          <w:sz w:val="28"/>
+          <w:szCs w:val="28"/>
+        </w:rPr>
+      </w:pPr>
+      <w:r>
+        <w:rPr>
+          <w:rFonts w:ascii="Garamond" w:hAnsi="Garamond"/>
+          <w:bCs/>
+          <w:sz w:val="28"/>
+          <w:szCs w:val="28"/>
         </w:rPr>
         <w:t>Used online tools to evaluate AI performance</w:t>
       </w:r>
@@ -1305,6 +1466,8 @@
         <w:rPr>
           <w:rFonts w:ascii="Garamond" w:hAnsi="Garamond"/>
           <w:bCs/>
+          <w:sz w:val="28"/>
+          <w:szCs w:val="28"/>
         </w:rPr>
         <w:t xml:space="preserve"> and webpages</w:t>
       </w:r>
@@ -1312,6 +1475,8 @@
         <w:rPr>
           <w:rFonts w:ascii="Garamond" w:hAnsi="Garamond"/>
           <w:bCs/>
+          <w:sz w:val="28"/>
+          <w:szCs w:val="28"/>
         </w:rPr>
         <w:t>, identifying areas for improvement, and ensuring alignment with expected standards.</w:t>
       </w:r>
@@ -1326,37 +1491,19 @@
         <w:rPr>
           <w:rFonts w:ascii="Garamond" w:hAnsi="Garamond"/>
           <w:bCs/>
-        </w:rPr>
-      </w:pPr>
-      <w:r>
-        <w:rPr>
-          <w:rFonts w:ascii="Garamond" w:hAnsi="Garamond"/>
-          <w:bCs/>
-        </w:rPr>
-        <w:t xml:space="preserve">Independently analyzed and provided feedback on </w:t>
-      </w:r>
-      <w:r>
-        <w:rPr>
-          <w:rFonts w:ascii="Garamond" w:hAnsi="Garamond"/>
-          <w:bCs/>
-        </w:rPr>
-        <w:t>many</w:t>
-      </w:r>
-      <w:r>
-        <w:rPr>
-          <w:rFonts w:ascii="Garamond" w:hAnsi="Garamond"/>
-          <w:bCs/>
-        </w:rPr>
-        <w:t xml:space="preserve"> AI models/webpages per day while managing task prioritization in a fast-paced remote role.</w:t>
-      </w:r>
-    </w:p>
-    <w:p>
-      <w:pPr>
-        <w:pStyle w:val="Default"/>
-        <w:rPr>
-          <w:rFonts w:ascii="Garamond" w:hAnsi="Garamond"/>
-        </w:rPr>
-      </w:pPr>
+          <w:sz w:val="28"/>
+          <w:szCs w:val="28"/>
+        </w:rPr>
+      </w:pPr>
+      <w:r>
+        <w:rPr>
+          <w:rFonts w:ascii="Garamond" w:hAnsi="Garamond"/>
+          <w:bCs/>
+          <w:sz w:val="28"/>
+          <w:szCs w:val="28"/>
+        </w:rPr>
+        <w:t>Independently analyzed and provided feedback on many AI models/webpages per day while managing task prioritization in a fast-paced remote role.</w:t>
+      </w:r>
     </w:p>
     <w:p>
       <w:pPr>
@@ -1408,8 +1555,6 @@
         <w:jc w:val="both"/>
         <w:rPr>
           <w:rFonts w:ascii="Garamond" w:hAnsi="Garamond"/>
-          <w:b/>
-          <w:bCs/>
           <w:color w:val="auto"/>
         </w:rPr>
       </w:pPr>
@@ -1422,47 +1567,28 @@
         <w:rPr>
           <w:rFonts w:ascii="Garamond" w:hAnsi="Garamond"/>
           <w:color w:val="auto"/>
-        </w:rPr>
-      </w:pPr>
-      <w:r>
-        <w:rPr>
-          <w:rFonts w:ascii="Garamond" w:hAnsi="Garamond"/>
-          <w:b/>
-          <w:bCs/>
-          <w:color w:val="auto"/>
-        </w:rPr>
-        <w:t xml:space="preserve">Web Development </w:t>
-      </w:r>
-      <w:r>
-        <w:rPr>
-          <w:rFonts w:ascii="Garamond" w:hAnsi="Garamond"/>
-          <w:b/>
-          <w:bCs/>
-          <w:color w:val="auto"/>
-        </w:rPr>
-        <w:t>Skills</w:t>
-      </w:r>
-      <w:r>
-        <w:rPr>
-          <w:rFonts w:ascii="Garamond" w:hAnsi="Garamond"/>
-          <w:b/>
-          <w:bCs/>
-          <w:color w:val="auto"/>
-        </w:rPr>
-        <w:t xml:space="preserve">: </w:t>
-      </w:r>
-      <w:r>
-        <w:rPr>
-          <w:rFonts w:ascii="Garamond" w:hAnsi="Garamond"/>
-          <w:color w:val="auto"/>
-        </w:rPr>
-        <w:t>Web Development, Web Design,</w:t>
-      </w:r>
-      <w:r>
-        <w:rPr>
-          <w:rFonts w:ascii="Garamond" w:hAnsi="Garamond"/>
-          <w:bCs/>
-          <w:color w:val="auto"/>
+          <w:sz w:val="28"/>
+          <w:szCs w:val="28"/>
+        </w:rPr>
+      </w:pPr>
+      <w:r>
+        <w:rPr>
+          <w:rFonts w:ascii="Garamond" w:hAnsi="Garamond"/>
+          <w:b/>
+          <w:bCs/>
+          <w:color w:val="auto"/>
+          <w:sz w:val="28"/>
+          <w:szCs w:val="28"/>
+        </w:rPr>
+        <w:t>Skills:</w:t>
+      </w:r>
+      <w:r>
+        <w:rPr>
+          <w:rFonts w:ascii="Garamond" w:hAnsi="Garamond"/>
+          <w:bCs/>
+          <w:color w:val="auto"/>
+          <w:sz w:val="28"/>
+          <w:szCs w:val="28"/>
         </w:rPr>
         <w:t xml:space="preserve"> </w:t>
       </w:r>
@@ -1471,14 +1597,18 @@
           <w:rFonts w:ascii="Garamond" w:hAnsi="Garamond"/>
           <w:bCs/>
           <w:color w:val="auto"/>
-        </w:rPr>
-        <w:t>Version Control (Git, GitHub)</w:t>
-      </w:r>
-      <w:r>
-        <w:rPr>
-          <w:rFonts w:ascii="Garamond" w:hAnsi="Garamond"/>
-          <w:bCs/>
-          <w:color w:val="auto"/>
+          <w:sz w:val="28"/>
+          <w:szCs w:val="28"/>
+        </w:rPr>
+        <w:t>Operating Systems (Windows, Linux, macOS)</w:t>
+      </w:r>
+      <w:r>
+        <w:rPr>
+          <w:rFonts w:ascii="Garamond" w:hAnsi="Garamond"/>
+          <w:bCs/>
+          <w:color w:val="auto"/>
+          <w:sz w:val="28"/>
+          <w:szCs w:val="28"/>
         </w:rPr>
         <w:t>,</w:t>
       </w:r>
@@ -1487,14 +1617,28 @@
           <w:rFonts w:ascii="Garamond" w:hAnsi="Garamond"/>
           <w:bCs/>
           <w:color w:val="auto"/>
-        </w:rPr>
-        <w:t xml:space="preserve"> SEO</w:t>
-      </w:r>
-      <w:r>
-        <w:rPr>
-          <w:rFonts w:ascii="Garamond" w:hAnsi="Garamond"/>
-          <w:bCs/>
-          <w:color w:val="auto"/>
+          <w:sz w:val="28"/>
+          <w:szCs w:val="28"/>
+        </w:rPr>
+        <w:t xml:space="preserve"> Microsoft </w:t>
+      </w:r>
+      <w:r>
+        <w:rPr>
+          <w:rFonts w:ascii="Garamond" w:hAnsi="Garamond"/>
+          <w:bCs/>
+          <w:color w:val="auto"/>
+          <w:sz w:val="28"/>
+          <w:szCs w:val="28"/>
+        </w:rPr>
+        <w:t>Office</w:t>
+      </w:r>
+      <w:r>
+        <w:rPr>
+          <w:rFonts w:ascii="Garamond" w:hAnsi="Garamond"/>
+          <w:bCs/>
+          <w:color w:val="auto"/>
+          <w:sz w:val="28"/>
+          <w:szCs w:val="28"/>
         </w:rPr>
         <w:t>,</w:t>
       </w:r>
@@ -1503,6 +1647,98 @@
           <w:rFonts w:ascii="Garamond" w:hAnsi="Garamond"/>
           <w:bCs/>
           <w:color w:val="auto"/>
+          <w:sz w:val="28"/>
+          <w:szCs w:val="28"/>
+        </w:rPr>
+        <w:t xml:space="preserve"> Network</w:t>
+      </w:r>
+      <w:r>
+        <w:rPr>
+          <w:rFonts w:ascii="Garamond" w:hAnsi="Garamond"/>
+          <w:bCs/>
+          <w:color w:val="auto"/>
+          <w:sz w:val="28"/>
+          <w:szCs w:val="28"/>
+        </w:rPr>
+        <w:t xml:space="preserve"> Security</w:t>
+      </w:r>
+      <w:r>
+        <w:rPr>
+          <w:rFonts w:ascii="Garamond" w:hAnsi="Garamond"/>
+          <w:bCs/>
+          <w:color w:val="auto"/>
+          <w:sz w:val="28"/>
+          <w:szCs w:val="28"/>
+        </w:rPr>
+        <w:t>,</w:t>
+      </w:r>
+      <w:r>
+        <w:rPr>
+          <w:rFonts w:ascii="Garamond" w:hAnsi="Garamond"/>
+          <w:bCs/>
+          <w:color w:val="auto"/>
+          <w:sz w:val="28"/>
+          <w:szCs w:val="28"/>
+        </w:rPr>
+        <w:t xml:space="preserve"> Protocols</w:t>
+      </w:r>
+      <w:r>
+        <w:rPr>
+          <w:rFonts w:ascii="Garamond" w:hAnsi="Garamond"/>
+          <w:bCs/>
+          <w:color w:val="auto"/>
+          <w:sz w:val="28"/>
+          <w:szCs w:val="28"/>
+        </w:rPr>
+        <w:t xml:space="preserve"> (TCP/IP, UDP, DNS, HTTP/HTTPS)</w:t>
+      </w:r>
+      <w:r>
+        <w:rPr>
+          <w:rFonts w:ascii="Garamond" w:hAnsi="Garamond"/>
+          <w:bCs/>
+          <w:color w:val="auto"/>
+          <w:sz w:val="28"/>
+          <w:szCs w:val="28"/>
+        </w:rPr>
+        <w:t>,</w:t>
+      </w:r>
+      <w:r>
+        <w:rPr>
+          <w:rFonts w:ascii="Garamond" w:hAnsi="Garamond"/>
+          <w:bCs/>
+          <w:color w:val="auto"/>
+          <w:sz w:val="28"/>
+          <w:szCs w:val="28"/>
+        </w:rPr>
+        <w:t xml:space="preserve"> Troubleshooting</w:t>
+      </w:r>
+      <w:r>
+        <w:rPr>
+          <w:rFonts w:ascii="Garamond" w:hAnsi="Garamond"/>
+          <w:bCs/>
+          <w:color w:val="auto"/>
+          <w:sz w:val="28"/>
+          <w:szCs w:val="28"/>
+        </w:rPr>
+        <w:t xml:space="preserve"> (Hardware, Software)</w:t>
+      </w:r>
+      <w:r>
+        <w:rPr>
+          <w:rFonts w:ascii="Garamond" w:hAnsi="Garamond"/>
+          <w:bCs/>
+          <w:color w:val="auto"/>
+          <w:sz w:val="28"/>
+          <w:szCs w:val="28"/>
+        </w:rPr>
+        <w:t>,</w:t>
+      </w:r>
+      <w:r>
+        <w:rPr>
+          <w:rFonts w:ascii="Garamond" w:hAnsi="Garamond"/>
+          <w:bCs/>
+          <w:color w:val="auto"/>
+          <w:sz w:val="28"/>
+          <w:szCs w:val="28"/>
         </w:rPr>
         <w:t xml:space="preserve"> </w:t>
       </w:r>
@@ -1511,312 +1747,11 @@
           <w:rFonts w:ascii="Garamond" w:hAnsi="Garamond"/>
           <w:bCs/>
           <w:color w:val="auto"/>
-        </w:rPr>
-        <w:t>HTML</w:t>
-      </w:r>
-      <w:r>
-        <w:rPr>
-          <w:rFonts w:ascii="Garamond" w:hAnsi="Garamond"/>
-          <w:bCs/>
-          <w:color w:val="auto"/>
-        </w:rPr>
-        <w:t>,</w:t>
-      </w:r>
-      <w:r>
-        <w:rPr>
-          <w:rFonts w:ascii="Garamond" w:hAnsi="Garamond"/>
-          <w:bCs/>
-          <w:color w:val="auto"/>
-        </w:rPr>
-        <w:t xml:space="preserve"> </w:t>
-      </w:r>
-      <w:r>
-        <w:rPr>
-          <w:rFonts w:ascii="Garamond" w:hAnsi="Garamond"/>
-          <w:bCs/>
-          <w:color w:val="auto"/>
-        </w:rPr>
-        <w:t>CSS</w:t>
-      </w:r>
-      <w:r>
-        <w:rPr>
-          <w:rFonts w:ascii="Garamond" w:hAnsi="Garamond"/>
-          <w:bCs/>
-          <w:color w:val="auto"/>
-        </w:rPr>
-        <w:t>,</w:t>
-      </w:r>
-      <w:r>
-        <w:rPr>
-          <w:rFonts w:ascii="Garamond" w:hAnsi="Garamond"/>
-          <w:bCs/>
-          <w:color w:val="auto"/>
-        </w:rPr>
-        <w:t xml:space="preserve"> </w:t>
-      </w:r>
-      <w:r>
-        <w:rPr>
-          <w:rFonts w:ascii="Garamond" w:hAnsi="Garamond"/>
-          <w:bCs/>
-        </w:rPr>
-        <w:t>JavaScript</w:t>
-      </w:r>
-      <w:r>
-        <w:rPr>
-          <w:rFonts w:ascii="Garamond" w:hAnsi="Garamond"/>
-          <w:bCs/>
-        </w:rPr>
-        <w:t>,</w:t>
-      </w:r>
-      <w:r>
-        <w:rPr>
-          <w:rFonts w:ascii="Garamond" w:hAnsi="Garamond"/>
-          <w:bCs/>
-        </w:rPr>
-        <w:t xml:space="preserve"> </w:t>
-      </w:r>
-      <w:r>
-        <w:rPr>
-          <w:rFonts w:ascii="Garamond" w:hAnsi="Garamond"/>
-          <w:bCs/>
-        </w:rPr>
-        <w:t>Responsive Design</w:t>
-      </w:r>
-      <w:r>
-        <w:rPr>
-          <w:rFonts w:ascii="Garamond" w:hAnsi="Garamond"/>
-          <w:bCs/>
-        </w:rPr>
-        <w:t xml:space="preserve"> (Flexbox, Grid)</w:t>
-      </w:r>
-      <w:r>
-        <w:rPr>
-          <w:rFonts w:ascii="Garamond" w:hAnsi="Garamond"/>
-          <w:bCs/>
-          <w:color w:val="auto"/>
-        </w:rPr>
-        <w:t>,</w:t>
-      </w:r>
-      <w:r>
-        <w:rPr>
-          <w:rFonts w:ascii="Garamond" w:hAnsi="Garamond"/>
-          <w:bCs/>
-          <w:color w:val="auto"/>
-        </w:rPr>
-        <w:t xml:space="preserve"> </w:t>
-      </w:r>
-      <w:r>
-        <w:rPr>
-          <w:rFonts w:ascii="Garamond" w:hAnsi="Garamond"/>
-          <w:bCs/>
-          <w:color w:val="auto"/>
-        </w:rPr>
-        <w:t>UX</w:t>
-      </w:r>
-      <w:r>
-        <w:rPr>
-          <w:rFonts w:ascii="Garamond" w:hAnsi="Garamond"/>
-          <w:bCs/>
-          <w:color w:val="auto"/>
-        </w:rPr>
-        <w:t>,</w:t>
-      </w:r>
-      <w:r>
-        <w:rPr>
-          <w:rFonts w:ascii="Garamond" w:hAnsi="Garamond"/>
-          <w:bCs/>
-          <w:color w:val="auto"/>
-        </w:rPr>
-        <w:t xml:space="preserve"> UI</w:t>
-      </w:r>
-      <w:r>
-        <w:rPr>
-          <w:rFonts w:ascii="Garamond" w:hAnsi="Garamond"/>
-          <w:bCs/>
-          <w:color w:val="auto"/>
-        </w:rPr>
-        <w:t>,</w:t>
-      </w:r>
-      <w:r>
-        <w:rPr>
-          <w:rFonts w:ascii="Garamond" w:hAnsi="Garamond"/>
-          <w:bCs/>
-          <w:color w:val="auto"/>
-        </w:rPr>
-        <w:t xml:space="preserve"> </w:t>
-      </w:r>
-      <w:r>
-        <w:rPr>
-          <w:rFonts w:ascii="Garamond" w:hAnsi="Garamond"/>
-          <w:bCs/>
-          <w:color w:val="auto"/>
-        </w:rPr>
-        <w:t>Python</w:t>
-      </w:r>
-      <w:r>
-        <w:rPr>
-          <w:rFonts w:ascii="Garamond" w:hAnsi="Garamond"/>
-          <w:bCs/>
-          <w:color w:val="auto"/>
-        </w:rPr>
-        <w:t>,</w:t>
-      </w:r>
-      <w:r>
-        <w:rPr>
-          <w:rFonts w:ascii="Garamond" w:hAnsi="Garamond"/>
-          <w:bCs/>
-          <w:color w:val="auto"/>
-        </w:rPr>
-        <w:t xml:space="preserve"> </w:t>
-      </w:r>
-      <w:r>
-        <w:rPr>
-          <w:rFonts w:ascii="Garamond" w:hAnsi="Garamond"/>
-          <w:bCs/>
-          <w:color w:val="auto"/>
-        </w:rPr>
-        <w:t>SQL</w:t>
-      </w:r>
-      <w:r>
-        <w:rPr>
-          <w:rFonts w:ascii="Garamond" w:hAnsi="Garamond"/>
-          <w:bCs/>
-          <w:color w:val="auto"/>
-        </w:rPr>
-        <w:t>,</w:t>
-      </w:r>
-      <w:r>
-        <w:rPr>
-          <w:rFonts w:ascii="Garamond" w:hAnsi="Garamond"/>
-          <w:bCs/>
-          <w:color w:val="auto"/>
-        </w:rPr>
-        <w:t xml:space="preserve"> Canva</w:t>
-      </w:r>
-      <w:r>
-        <w:rPr>
-          <w:rFonts w:ascii="Garamond" w:hAnsi="Garamond"/>
-          <w:bCs/>
-          <w:color w:val="auto"/>
-        </w:rPr>
-        <w:t>,</w:t>
-      </w:r>
-      <w:r>
-        <w:rPr>
-          <w:rFonts w:ascii="Garamond" w:hAnsi="Garamond"/>
-          <w:bCs/>
-          <w:color w:val="auto"/>
-        </w:rPr>
-        <w:t xml:space="preserve"> </w:t>
-      </w:r>
-      <w:r>
-        <w:rPr>
-          <w:rFonts w:ascii="Garamond" w:hAnsi="Garamond"/>
-          <w:bCs/>
-          <w:color w:val="auto"/>
-        </w:rPr>
-        <w:t>GoHighLevel (CRM</w:t>
-      </w:r>
-      <w:r>
-        <w:rPr>
-          <w:rFonts w:ascii="Garamond" w:hAnsi="Garamond"/>
-          <w:bCs/>
-          <w:color w:val="auto"/>
-        </w:rPr>
-        <w:t xml:space="preserve">, </w:t>
-      </w:r>
-      <w:r>
-        <w:rPr>
-          <w:rFonts w:ascii="Garamond" w:hAnsi="Garamond"/>
-          <w:bCs/>
-          <w:color w:val="auto"/>
-        </w:rPr>
-        <w:t>CMS)</w:t>
-      </w:r>
-      <w:r>
-        <w:rPr>
-          <w:rFonts w:ascii="Garamond" w:hAnsi="Garamond"/>
-          <w:bCs/>
-          <w:color w:val="auto"/>
-        </w:rPr>
-        <w:t>,</w:t>
-      </w:r>
-      <w:r>
-        <w:rPr>
-          <w:rFonts w:ascii="Garamond" w:hAnsi="Garamond"/>
-          <w:bCs/>
-          <w:color w:val="auto"/>
-        </w:rPr>
-        <w:t xml:space="preserve"> </w:t>
-      </w:r>
-      <w:r>
-        <w:rPr>
-          <w:rFonts w:ascii="Garamond" w:hAnsi="Garamond"/>
-          <w:bCs/>
-          <w:color w:val="auto"/>
-        </w:rPr>
-        <w:t>Debugging</w:t>
-      </w:r>
-      <w:r>
-        <w:rPr>
-          <w:rFonts w:ascii="Garamond" w:hAnsi="Garamond"/>
-          <w:bCs/>
-          <w:color w:val="auto"/>
-        </w:rPr>
-        <w:t>,</w:t>
-      </w:r>
-      <w:r>
-        <w:rPr>
-          <w:rFonts w:ascii="Garamond" w:hAnsi="Garamond"/>
-          <w:bCs/>
-          <w:color w:val="auto"/>
-        </w:rPr>
-        <w:t xml:space="preserve"> </w:t>
-      </w:r>
-      <w:r>
-        <w:rPr>
-          <w:rFonts w:ascii="Garamond" w:hAnsi="Garamond"/>
-          <w:bCs/>
-          <w:color w:val="auto"/>
-        </w:rPr>
-        <w:t>AI</w:t>
-      </w:r>
-      <w:r>
-        <w:rPr>
-          <w:rFonts w:ascii="Garamond" w:hAnsi="Garamond"/>
-          <w:bCs/>
-          <w:color w:val="auto"/>
-        </w:rPr>
-        <w:t>,</w:t>
-      </w:r>
-      <w:r>
-        <w:rPr>
-          <w:rFonts w:ascii="Garamond" w:hAnsi="Garamond"/>
-          <w:bCs/>
-          <w:color w:val="auto"/>
-        </w:rPr>
-        <w:t xml:space="preserve"> </w:t>
-      </w:r>
-      <w:r>
-        <w:rPr>
-          <w:rFonts w:ascii="Garamond" w:hAnsi="Garamond"/>
-          <w:bCs/>
-          <w:color w:val="auto"/>
-        </w:rPr>
-        <w:t>Discord</w:t>
-      </w:r>
-    </w:p>
-    <w:p>
-      <w:pPr>
-        <w:pStyle w:val="Default"/>
-        <w:spacing w:after="3"/>
-        <w:ind w:left="360"/>
-        <w:jc w:val="both"/>
-        <w:rPr>
-          <w:rFonts w:ascii="Garamond" w:hAnsi="Garamond"/>
-          <w:color w:val="auto"/>
-        </w:rPr>
-      </w:pPr>
+          <w:sz w:val="28"/>
+          <w:szCs w:val="28"/>
+        </w:rPr>
+        <w:t>Technical Support</w:t>
+      </w:r>
     </w:p>
     <w:p>
       <w:pPr>
@@ -1826,161 +1761,10 @@
         <w:rPr>
           <w:rFonts w:ascii="Garamond" w:hAnsi="Garamond"/>
           <w:color w:val="auto"/>
-        </w:rPr>
-      </w:pPr>
-      <w:r>
-        <w:rPr>
-          <w:rFonts w:ascii="Garamond" w:hAnsi="Garamond"/>
-          <w:b/>
-          <w:bCs/>
-          <w:color w:val="auto"/>
-        </w:rPr>
-        <w:t>IT Skills:</w:t>
-      </w:r>
-      <w:r>
-        <w:rPr>
-          <w:rFonts w:ascii="Garamond" w:hAnsi="Garamond"/>
-          <w:bCs/>
-          <w:color w:val="auto"/>
-        </w:rPr>
-        <w:t xml:space="preserve"> </w:t>
-      </w:r>
-      <w:r>
-        <w:rPr>
-          <w:rFonts w:ascii="Garamond" w:hAnsi="Garamond"/>
-          <w:bCs/>
-          <w:color w:val="auto"/>
-        </w:rPr>
-        <w:t>Operating Systems (Windows, Linux, macOS)</w:t>
-      </w:r>
-      <w:r>
-        <w:rPr>
-          <w:rFonts w:ascii="Garamond" w:hAnsi="Garamond"/>
-          <w:bCs/>
-          <w:color w:val="auto"/>
-        </w:rPr>
-        <w:t>,</w:t>
-      </w:r>
-      <w:r>
-        <w:rPr>
-          <w:rFonts w:ascii="Garamond" w:hAnsi="Garamond"/>
-          <w:bCs/>
-          <w:color w:val="auto"/>
-        </w:rPr>
-        <w:t xml:space="preserve"> Microsoft </w:t>
-      </w:r>
-      <w:r>
-        <w:rPr>
-          <w:rFonts w:ascii="Garamond" w:hAnsi="Garamond"/>
-          <w:bCs/>
-          <w:color w:val="auto"/>
-        </w:rPr>
-        <w:t>Office</w:t>
-      </w:r>
-      <w:r>
-        <w:rPr>
-          <w:rFonts w:ascii="Garamond" w:hAnsi="Garamond"/>
-          <w:bCs/>
-          <w:color w:val="auto"/>
-        </w:rPr>
-        <w:t>,</w:t>
-      </w:r>
-      <w:r>
-        <w:rPr>
-          <w:rFonts w:ascii="Garamond" w:hAnsi="Garamond"/>
-          <w:bCs/>
-          <w:color w:val="auto"/>
-        </w:rPr>
-        <w:t xml:space="preserve"> Network</w:t>
-      </w:r>
-      <w:r>
-        <w:rPr>
-          <w:rFonts w:ascii="Garamond" w:hAnsi="Garamond"/>
-          <w:bCs/>
-          <w:color w:val="auto"/>
-        </w:rPr>
-        <w:t xml:space="preserve"> Security</w:t>
-      </w:r>
-      <w:r>
-        <w:rPr>
-          <w:rFonts w:ascii="Garamond" w:hAnsi="Garamond"/>
-          <w:bCs/>
-          <w:color w:val="auto"/>
-        </w:rPr>
-        <w:t>,</w:t>
-      </w:r>
-      <w:r>
-        <w:rPr>
-          <w:rFonts w:ascii="Garamond" w:hAnsi="Garamond"/>
-          <w:bCs/>
-          <w:color w:val="auto"/>
-        </w:rPr>
-        <w:t xml:space="preserve"> Protocols</w:t>
-      </w:r>
-      <w:r>
-        <w:rPr>
-          <w:rFonts w:ascii="Garamond" w:hAnsi="Garamond"/>
-          <w:bCs/>
-          <w:color w:val="auto"/>
-        </w:rPr>
-        <w:t xml:space="preserve"> </w:t>
-      </w:r>
-      <w:r>
-        <w:rPr>
-          <w:rFonts w:ascii="Garamond" w:hAnsi="Garamond"/>
-          <w:bCs/>
-          <w:color w:val="auto"/>
-        </w:rPr>
-        <w:t>(TCP/IP, UDP, DNS, HTTP/HTTPS)</w:t>
-      </w:r>
-      <w:r>
-        <w:rPr>
-          <w:rFonts w:ascii="Garamond" w:hAnsi="Garamond"/>
-          <w:bCs/>
-          <w:color w:val="auto"/>
-        </w:rPr>
-        <w:t>,</w:t>
-      </w:r>
-      <w:r>
-        <w:rPr>
-          <w:rFonts w:ascii="Garamond" w:hAnsi="Garamond"/>
-          <w:bCs/>
-          <w:color w:val="auto"/>
-        </w:rPr>
-        <w:t xml:space="preserve"> Troubleshooting</w:t>
-      </w:r>
-      <w:r>
-        <w:rPr>
-          <w:rFonts w:ascii="Garamond" w:hAnsi="Garamond"/>
-          <w:bCs/>
-          <w:color w:val="auto"/>
-        </w:rPr>
-        <w:t xml:space="preserve"> (Hardware, Software)</w:t>
-      </w:r>
-      <w:r>
-        <w:rPr>
-          <w:rFonts w:ascii="Garamond" w:hAnsi="Garamond"/>
-          <w:bCs/>
-          <w:color w:val="auto"/>
-        </w:rPr>
-        <w:t>,</w:t>
-      </w:r>
-      <w:r>
-        <w:rPr>
-          <w:rFonts w:ascii="Garamond" w:hAnsi="Garamond"/>
-          <w:bCs/>
-          <w:color w:val="auto"/>
-        </w:rPr>
-        <w:t xml:space="preserve"> </w:t>
-      </w:r>
-      <w:r>
-        <w:rPr>
-          <w:rFonts w:ascii="Garamond" w:hAnsi="Garamond"/>
-          <w:bCs/>
-          <w:color w:val="auto"/>
-        </w:rPr>
-        <w:t>Technical Support</w:t>
-      </w:r>
+          <w:sz w:val="28"/>
+          <w:szCs w:val="28"/>
+        </w:rPr>
+      </w:pPr>
     </w:p>
     <w:p>
       <w:pPr>
@@ -1990,8 +1774,263 @@
         <w:rPr>
           <w:rFonts w:ascii="Garamond" w:hAnsi="Garamond"/>
           <w:color w:val="auto"/>
-        </w:rPr>
-      </w:pPr>
+          <w:sz w:val="28"/>
+          <w:szCs w:val="28"/>
+        </w:rPr>
+      </w:pPr>
+      <w:r>
+        <w:rPr>
+          <w:rFonts w:ascii="Garamond" w:hAnsi="Garamond"/>
+          <w:b/>
+          <w:bCs/>
+          <w:color w:val="auto"/>
+          <w:sz w:val="28"/>
+          <w:szCs w:val="28"/>
+        </w:rPr>
+        <w:t>Soft</w:t>
+      </w:r>
+      <w:r>
+        <w:rPr>
+          <w:rFonts w:ascii="Garamond" w:hAnsi="Garamond"/>
+          <w:b/>
+          <w:bCs/>
+          <w:color w:val="auto"/>
+          <w:sz w:val="28"/>
+          <w:szCs w:val="28"/>
+        </w:rPr>
+        <w:t xml:space="preserve"> </w:t>
+      </w:r>
+      <w:r>
+        <w:rPr>
+          <w:rFonts w:ascii="Garamond" w:hAnsi="Garamond"/>
+          <w:b/>
+          <w:bCs/>
+          <w:color w:val="auto"/>
+          <w:sz w:val="28"/>
+          <w:szCs w:val="28"/>
+        </w:rPr>
+        <w:t>Skills:</w:t>
+      </w:r>
+      <w:r>
+        <w:rPr>
+          <w:rFonts w:ascii="Garamond" w:hAnsi="Garamond"/>
+          <w:bCs/>
+          <w:color w:val="auto"/>
+          <w:sz w:val="28"/>
+          <w:szCs w:val="28"/>
+        </w:rPr>
+        <w:t xml:space="preserve"> </w:t>
+      </w:r>
+      <w:r>
+        <w:rPr>
+          <w:rFonts w:ascii="Garamond" w:hAnsi="Garamond"/>
+          <w:bCs/>
+          <w:color w:val="auto"/>
+          <w:sz w:val="28"/>
+          <w:szCs w:val="28"/>
+        </w:rPr>
+        <w:t>Time Management</w:t>
+      </w:r>
+      <w:r>
+        <w:rPr>
+          <w:rFonts w:ascii="Garamond" w:hAnsi="Garamond"/>
+          <w:bCs/>
+          <w:color w:val="auto"/>
+          <w:sz w:val="28"/>
+          <w:szCs w:val="28"/>
+        </w:rPr>
+        <w:t>,</w:t>
+      </w:r>
+      <w:r>
+        <w:rPr>
+          <w:rFonts w:ascii="Garamond" w:hAnsi="Garamond"/>
+          <w:bCs/>
+          <w:color w:val="auto"/>
+          <w:sz w:val="28"/>
+          <w:szCs w:val="28"/>
+        </w:rPr>
+        <w:t xml:space="preserve"> Teamwork</w:t>
+      </w:r>
+      <w:r>
+        <w:rPr>
+          <w:rFonts w:ascii="Garamond" w:hAnsi="Garamond"/>
+          <w:bCs/>
+          <w:color w:val="auto"/>
+          <w:sz w:val="28"/>
+          <w:szCs w:val="28"/>
+        </w:rPr>
+        <w:t>,</w:t>
+      </w:r>
+      <w:r>
+        <w:rPr>
+          <w:rFonts w:ascii="Garamond" w:hAnsi="Garamond"/>
+          <w:bCs/>
+          <w:color w:val="auto"/>
+          <w:sz w:val="28"/>
+          <w:szCs w:val="28"/>
+        </w:rPr>
+        <w:t xml:space="preserve"> Collaboration</w:t>
+      </w:r>
+      <w:r>
+        <w:rPr>
+          <w:rFonts w:ascii="Garamond" w:hAnsi="Garamond"/>
+          <w:bCs/>
+          <w:color w:val="auto"/>
+          <w:sz w:val="28"/>
+          <w:szCs w:val="28"/>
+        </w:rPr>
+        <w:t>,</w:t>
+      </w:r>
+      <w:r>
+        <w:rPr>
+          <w:rFonts w:ascii="Garamond" w:hAnsi="Garamond"/>
+          <w:bCs/>
+          <w:color w:val="auto"/>
+          <w:sz w:val="28"/>
+          <w:szCs w:val="28"/>
+        </w:rPr>
+        <w:t xml:space="preserve"> Communication</w:t>
+      </w:r>
+      <w:r>
+        <w:rPr>
+          <w:rFonts w:ascii="Garamond" w:hAnsi="Garamond"/>
+          <w:bCs/>
+          <w:color w:val="auto"/>
+          <w:sz w:val="28"/>
+          <w:szCs w:val="28"/>
+        </w:rPr>
+        <w:t>,</w:t>
+      </w:r>
+      <w:r>
+        <w:rPr>
+          <w:rFonts w:ascii="Garamond" w:hAnsi="Garamond"/>
+          <w:bCs/>
+          <w:color w:val="auto"/>
+          <w:sz w:val="28"/>
+          <w:szCs w:val="28"/>
+        </w:rPr>
+        <w:t xml:space="preserve"> </w:t>
+      </w:r>
+      <w:r>
+        <w:rPr>
+          <w:rFonts w:ascii="Garamond" w:hAnsi="Garamond"/>
+          <w:bCs/>
+          <w:color w:val="auto"/>
+          <w:sz w:val="28"/>
+          <w:szCs w:val="28"/>
+        </w:rPr>
+        <w:t xml:space="preserve">Customer Service, </w:t>
+      </w:r>
+      <w:r>
+        <w:rPr>
+          <w:rFonts w:ascii="Garamond" w:hAnsi="Garamond"/>
+          <w:bCs/>
+          <w:color w:val="auto"/>
+          <w:sz w:val="28"/>
+          <w:szCs w:val="28"/>
+        </w:rPr>
+        <w:t>Adaptability</w:t>
+      </w:r>
+      <w:r>
+        <w:rPr>
+          <w:rFonts w:ascii="Garamond" w:hAnsi="Garamond"/>
+          <w:bCs/>
+          <w:color w:val="auto"/>
+          <w:sz w:val="28"/>
+          <w:szCs w:val="28"/>
+        </w:rPr>
+        <w:t>,</w:t>
+      </w:r>
+      <w:r>
+        <w:rPr>
+          <w:rFonts w:ascii="Garamond" w:hAnsi="Garamond"/>
+          <w:bCs/>
+          <w:color w:val="auto"/>
+          <w:sz w:val="28"/>
+          <w:szCs w:val="28"/>
+        </w:rPr>
+        <w:t xml:space="preserve"> </w:t>
+      </w:r>
+      <w:r>
+        <w:rPr>
+          <w:rFonts w:ascii="Garamond" w:hAnsi="Garamond"/>
+          <w:bCs/>
+          <w:color w:val="auto"/>
+          <w:sz w:val="28"/>
+          <w:szCs w:val="28"/>
+        </w:rPr>
+        <w:t>Problem-Solving</w:t>
+      </w:r>
+      <w:r>
+        <w:rPr>
+          <w:rFonts w:ascii="Garamond" w:hAnsi="Garamond"/>
+          <w:bCs/>
+          <w:color w:val="auto"/>
+          <w:sz w:val="28"/>
+          <w:szCs w:val="28"/>
+        </w:rPr>
+        <w:t>,</w:t>
+      </w:r>
+      <w:r>
+        <w:rPr>
+          <w:rFonts w:ascii="Garamond" w:hAnsi="Garamond"/>
+          <w:bCs/>
+          <w:color w:val="auto"/>
+          <w:sz w:val="28"/>
+          <w:szCs w:val="28"/>
+        </w:rPr>
+        <w:t xml:space="preserve"> </w:t>
+      </w:r>
+      <w:r>
+        <w:rPr>
+          <w:rFonts w:ascii="Garamond" w:hAnsi="Garamond"/>
+          <w:bCs/>
+          <w:color w:val="auto"/>
+          <w:sz w:val="28"/>
+          <w:szCs w:val="28"/>
+        </w:rPr>
+        <w:t>Attention to Detail</w:t>
+      </w:r>
+      <w:r>
+        <w:rPr>
+          <w:rFonts w:ascii="Garamond" w:hAnsi="Garamond"/>
+          <w:bCs/>
+          <w:color w:val="auto"/>
+          <w:sz w:val="28"/>
+          <w:szCs w:val="28"/>
+        </w:rPr>
+        <w:t>,</w:t>
+      </w:r>
+      <w:r>
+        <w:rPr>
+          <w:rFonts w:ascii="Garamond" w:hAnsi="Garamond"/>
+          <w:bCs/>
+          <w:color w:val="auto"/>
+          <w:sz w:val="28"/>
+          <w:szCs w:val="28"/>
+        </w:rPr>
+        <w:t xml:space="preserve"> Self-Motivation</w:t>
+      </w:r>
+      <w:r>
+        <w:rPr>
+          <w:rFonts w:ascii="Garamond" w:hAnsi="Garamond"/>
+          <w:bCs/>
+          <w:color w:val="auto"/>
+          <w:sz w:val="28"/>
+          <w:szCs w:val="28"/>
+        </w:rPr>
+        <w:t>,</w:t>
+      </w:r>
+      <w:r>
+        <w:rPr>
+          <w:rFonts w:ascii="Garamond" w:hAnsi="Garamond"/>
+          <w:bCs/>
+          <w:color w:val="auto"/>
+          <w:sz w:val="28"/>
+          <w:szCs w:val="28"/>
+        </w:rPr>
+        <w:t xml:space="preserve"> Analytical Thinking</w:t>
+      </w:r>
     </w:p>
     <w:p>
       <w:pPr>
@@ -2001,204 +2040,171 @@
         <w:rPr>
           <w:rFonts w:ascii="Garamond" w:hAnsi="Garamond"/>
           <w:color w:val="auto"/>
-        </w:rPr>
-      </w:pPr>
-      <w:r>
-        <w:rPr>
-          <w:rFonts w:ascii="Garamond" w:hAnsi="Garamond"/>
-          <w:b/>
-          <w:bCs/>
-          <w:color w:val="auto"/>
-        </w:rPr>
-        <w:t>Soft Skills:</w:t>
-      </w:r>
-      <w:r>
-        <w:rPr>
-          <w:rFonts w:ascii="Garamond" w:hAnsi="Garamond"/>
-          <w:bCs/>
-          <w:color w:val="auto"/>
-        </w:rPr>
-        <w:t xml:space="preserve"> </w:t>
-      </w:r>
-      <w:r>
-        <w:rPr>
-          <w:rFonts w:ascii="Garamond" w:hAnsi="Garamond"/>
-          <w:bCs/>
-          <w:color w:val="auto"/>
-        </w:rPr>
-        <w:t>Time Management</w:t>
-      </w:r>
-      <w:r>
-        <w:rPr>
-          <w:rFonts w:ascii="Garamond" w:hAnsi="Garamond"/>
-          <w:bCs/>
-          <w:color w:val="auto"/>
-        </w:rPr>
-        <w:t>,</w:t>
-      </w:r>
-      <w:r>
-        <w:rPr>
-          <w:rFonts w:ascii="Garamond" w:hAnsi="Garamond"/>
-          <w:bCs/>
-          <w:color w:val="auto"/>
-        </w:rPr>
-        <w:t xml:space="preserve"> Teamwork</w:t>
-      </w:r>
-      <w:r>
-        <w:rPr>
-          <w:rFonts w:ascii="Garamond" w:hAnsi="Garamond"/>
-          <w:bCs/>
-          <w:color w:val="auto"/>
-        </w:rPr>
-        <w:t>,</w:t>
-      </w:r>
-      <w:r>
-        <w:rPr>
-          <w:rFonts w:ascii="Garamond" w:hAnsi="Garamond"/>
-          <w:bCs/>
-          <w:color w:val="auto"/>
-        </w:rPr>
-        <w:t xml:space="preserve"> Collaboration</w:t>
-      </w:r>
-      <w:r>
-        <w:rPr>
-          <w:rFonts w:ascii="Garamond" w:hAnsi="Garamond"/>
-          <w:bCs/>
-          <w:color w:val="auto"/>
-        </w:rPr>
-        <w:t>,</w:t>
-      </w:r>
-      <w:r>
-        <w:rPr>
-          <w:rFonts w:ascii="Garamond" w:hAnsi="Garamond"/>
-          <w:bCs/>
-          <w:color w:val="auto"/>
-        </w:rPr>
-        <w:t xml:space="preserve"> Communication</w:t>
-      </w:r>
-      <w:r>
-        <w:rPr>
-          <w:rFonts w:ascii="Garamond" w:hAnsi="Garamond"/>
-          <w:bCs/>
-          <w:color w:val="auto"/>
-        </w:rPr>
-        <w:t>,</w:t>
-      </w:r>
-      <w:r>
-        <w:rPr>
-          <w:rFonts w:ascii="Garamond" w:hAnsi="Garamond"/>
-          <w:bCs/>
-          <w:color w:val="auto"/>
-        </w:rPr>
-        <w:t xml:space="preserve"> Adaptability</w:t>
-      </w:r>
-      <w:r>
-        <w:rPr>
-          <w:rFonts w:ascii="Garamond" w:hAnsi="Garamond"/>
-          <w:bCs/>
-          <w:color w:val="auto"/>
-        </w:rPr>
-        <w:t>,</w:t>
-      </w:r>
-      <w:r>
-        <w:rPr>
-          <w:rFonts w:ascii="Garamond" w:hAnsi="Garamond"/>
-          <w:bCs/>
-          <w:color w:val="auto"/>
-        </w:rPr>
-        <w:t xml:space="preserve"> </w:t>
-      </w:r>
-      <w:r>
-        <w:rPr>
-          <w:rFonts w:ascii="Garamond" w:hAnsi="Garamond"/>
-          <w:bCs/>
-          <w:color w:val="auto"/>
-        </w:rPr>
-        <w:t>Problem-Solving</w:t>
-      </w:r>
-      <w:r>
-        <w:rPr>
-          <w:rFonts w:ascii="Garamond" w:hAnsi="Garamond"/>
-          <w:bCs/>
-          <w:color w:val="auto"/>
-        </w:rPr>
-        <w:t>,</w:t>
-      </w:r>
-      <w:r>
-        <w:rPr>
-          <w:rFonts w:ascii="Garamond" w:hAnsi="Garamond"/>
-          <w:bCs/>
-          <w:color w:val="auto"/>
-        </w:rPr>
-        <w:t xml:space="preserve"> </w:t>
-      </w:r>
-      <w:r>
-        <w:rPr>
-          <w:rFonts w:ascii="Garamond" w:hAnsi="Garamond"/>
-          <w:bCs/>
-          <w:color w:val="auto"/>
-        </w:rPr>
-        <w:t>Attention to Detail</w:t>
-      </w:r>
-      <w:r>
-        <w:rPr>
-          <w:rFonts w:ascii="Garamond" w:hAnsi="Garamond"/>
-          <w:bCs/>
-          <w:color w:val="auto"/>
-        </w:rPr>
-        <w:t>,</w:t>
-      </w:r>
-      <w:r>
-        <w:rPr>
-          <w:rFonts w:ascii="Garamond" w:hAnsi="Garamond"/>
-          <w:bCs/>
-          <w:color w:val="auto"/>
-        </w:rPr>
-        <w:t xml:space="preserve"> </w:t>
-      </w:r>
-      <w:r>
-        <w:rPr>
-          <w:rFonts w:ascii="Garamond" w:hAnsi="Garamond"/>
-          <w:bCs/>
-          <w:color w:val="auto"/>
-        </w:rPr>
-        <w:t>Self-Motivation</w:t>
-      </w:r>
-      <w:r>
-        <w:rPr>
-          <w:rFonts w:ascii="Garamond" w:hAnsi="Garamond"/>
-          <w:bCs/>
-          <w:color w:val="auto"/>
-        </w:rPr>
-        <w:t>,</w:t>
-      </w:r>
-      <w:r>
-        <w:rPr>
-          <w:rFonts w:ascii="Garamond" w:hAnsi="Garamond"/>
-          <w:bCs/>
-          <w:color w:val="auto"/>
-        </w:rPr>
-        <w:t xml:space="preserve"> </w:t>
-      </w:r>
-      <w:r>
-        <w:rPr>
-          <w:rFonts w:ascii="Garamond" w:hAnsi="Garamond"/>
-          <w:bCs/>
-          <w:color w:val="auto"/>
-        </w:rPr>
-        <w:t>Analytical Thinking</w:t>
-      </w:r>
+          <w:sz w:val="28"/>
+          <w:szCs w:val="28"/>
+        </w:rPr>
+      </w:pPr>
     </w:p>
     <w:p>
       <w:pPr>
         <w:pStyle w:val="Default"/>
-        <w:spacing w:after="3"/>
-        <w:jc w:val="both"/>
-        <w:rPr>
-          <w:rFonts w:ascii="Garamond" w:hAnsi="Garamond"/>
-          <w:color w:val="auto"/>
-        </w:rPr>
-      </w:pPr>
+        <w:rPr>
+          <w:rFonts w:ascii="Garamond" w:hAnsi="Garamond"/>
+          <w:color w:val="auto"/>
+          <w:sz w:val="28"/>
+          <w:szCs w:val="28"/>
+        </w:rPr>
+      </w:pPr>
+      <w:r>
+        <w:rPr>
+          <w:rFonts w:ascii="Garamond" w:hAnsi="Garamond"/>
+          <w:b/>
+          <w:bCs/>
+          <w:color w:val="auto"/>
+          <w:sz w:val="28"/>
+          <w:szCs w:val="28"/>
+        </w:rPr>
+        <w:t>Interests</w:t>
+      </w:r>
+      <w:r>
+        <w:rPr>
+          <w:rFonts w:ascii="Garamond" w:hAnsi="Garamond"/>
+          <w:b/>
+          <w:bCs/>
+          <w:color w:val="auto"/>
+          <w:sz w:val="28"/>
+          <w:szCs w:val="28"/>
+        </w:rPr>
+        <w:t>:</w:t>
+      </w:r>
+      <w:r>
+        <w:rPr>
+          <w:rFonts w:ascii="Garamond" w:hAnsi="Garamond"/>
+          <w:b/>
+          <w:bCs/>
+          <w:color w:val="auto"/>
+          <w:sz w:val="28"/>
+          <w:szCs w:val="28"/>
+        </w:rPr>
+        <w:t xml:space="preserve"> </w:t>
+      </w:r>
+      <w:r>
+        <w:rPr>
+          <w:rFonts w:ascii="Garamond" w:hAnsi="Garamond"/>
+          <w:color w:val="auto"/>
+          <w:sz w:val="28"/>
+          <w:szCs w:val="28"/>
+        </w:rPr>
+        <w:t>Gaming</w:t>
+      </w:r>
+      <w:r>
+        <w:rPr>
+          <w:rFonts w:ascii="Garamond" w:hAnsi="Garamond"/>
+          <w:color w:val="auto"/>
+          <w:sz w:val="28"/>
+          <w:szCs w:val="28"/>
+        </w:rPr>
+        <w:t>,</w:t>
+      </w:r>
+      <w:r>
+        <w:rPr>
+          <w:rFonts w:ascii="Garamond" w:hAnsi="Garamond"/>
+          <w:color w:val="auto"/>
+          <w:sz w:val="28"/>
+          <w:szCs w:val="28"/>
+        </w:rPr>
+        <w:t xml:space="preserve"> Tech,</w:t>
+      </w:r>
+      <w:r>
+        <w:rPr>
+          <w:rFonts w:ascii="Garamond" w:hAnsi="Garamond"/>
+          <w:color w:val="auto"/>
+          <w:sz w:val="28"/>
+          <w:szCs w:val="28"/>
+        </w:rPr>
+        <w:t xml:space="preserve"> </w:t>
+      </w:r>
+      <w:r>
+        <w:rPr>
+          <w:rFonts w:ascii="Garamond" w:hAnsi="Garamond"/>
+          <w:color w:val="auto"/>
+          <w:sz w:val="28"/>
+          <w:szCs w:val="28"/>
+        </w:rPr>
+        <w:t xml:space="preserve">Web, </w:t>
+      </w:r>
+      <w:r>
+        <w:rPr>
+          <w:rFonts w:ascii="Garamond" w:hAnsi="Garamond"/>
+          <w:color w:val="auto"/>
+          <w:sz w:val="28"/>
+          <w:szCs w:val="28"/>
+        </w:rPr>
+        <w:t>Reading</w:t>
+      </w:r>
+      <w:r>
+        <w:rPr>
+          <w:rFonts w:ascii="Garamond" w:hAnsi="Garamond"/>
+          <w:color w:val="auto"/>
+          <w:sz w:val="28"/>
+          <w:szCs w:val="28"/>
+        </w:rPr>
+        <w:t>,</w:t>
+      </w:r>
+      <w:r>
+        <w:rPr>
+          <w:rFonts w:ascii="Garamond" w:hAnsi="Garamond"/>
+          <w:color w:val="auto"/>
+          <w:sz w:val="28"/>
+          <w:szCs w:val="28"/>
+        </w:rPr>
+        <w:t xml:space="preserve"> </w:t>
+      </w:r>
+      <w:r>
+        <w:rPr>
+          <w:rFonts w:ascii="Garamond" w:hAnsi="Garamond"/>
+          <w:color w:val="auto"/>
+          <w:sz w:val="28"/>
+          <w:szCs w:val="28"/>
+        </w:rPr>
+        <w:t>Running</w:t>
+      </w:r>
+      <w:r>
+        <w:rPr>
+          <w:rFonts w:ascii="Garamond" w:hAnsi="Garamond"/>
+          <w:color w:val="auto"/>
+          <w:sz w:val="28"/>
+          <w:szCs w:val="28"/>
+        </w:rPr>
+        <w:t>,</w:t>
+      </w:r>
+      <w:r>
+        <w:rPr>
+          <w:rFonts w:ascii="Garamond" w:hAnsi="Garamond"/>
+          <w:color w:val="auto"/>
+          <w:sz w:val="28"/>
+          <w:szCs w:val="28"/>
+        </w:rPr>
+        <w:t xml:space="preserve"> Hiking</w:t>
+      </w:r>
+      <w:r>
+        <w:rPr>
+          <w:rFonts w:ascii="Garamond" w:hAnsi="Garamond"/>
+          <w:color w:val="auto"/>
+          <w:sz w:val="28"/>
+          <w:szCs w:val="28"/>
+        </w:rPr>
+        <w:t>,</w:t>
+      </w:r>
+      <w:r>
+        <w:rPr>
+          <w:rFonts w:ascii="Garamond" w:hAnsi="Garamond"/>
+          <w:color w:val="auto"/>
+          <w:sz w:val="28"/>
+          <w:szCs w:val="28"/>
+        </w:rPr>
+        <w:t xml:space="preserve"> Meditation</w:t>
+      </w:r>
     </w:p>
     <w:p>
       <w:pPr>
@@ -2208,117 +2214,6 @@
           <w:color w:val="auto"/>
         </w:rPr>
       </w:pPr>
-      <w:r>
-        <w:rPr>
-          <w:rFonts w:ascii="Garamond" w:hAnsi="Garamond"/>
-          <w:b/>
-          <w:bCs/>
-          <w:color w:val="auto"/>
-        </w:rPr>
-        <w:t>Interests</w:t>
-      </w:r>
-      <w:r>
-        <w:rPr>
-          <w:rFonts w:ascii="Garamond" w:hAnsi="Garamond"/>
-          <w:b/>
-          <w:bCs/>
-          <w:color w:val="auto"/>
-        </w:rPr>
-        <w:t>:</w:t>
-      </w:r>
-      <w:r>
-        <w:rPr>
-          <w:rFonts w:ascii="Garamond" w:hAnsi="Garamond"/>
-          <w:b/>
-          <w:bCs/>
-          <w:color w:val="auto"/>
-        </w:rPr>
-        <w:t xml:space="preserve"> </w:t>
-      </w:r>
-      <w:r>
-        <w:rPr>
-          <w:rFonts w:ascii="Garamond" w:hAnsi="Garamond"/>
-          <w:color w:val="auto"/>
-        </w:rPr>
-        <w:t>Gaming</w:t>
-      </w:r>
-      <w:r>
-        <w:rPr>
-          <w:rFonts w:ascii="Garamond" w:hAnsi="Garamond"/>
-          <w:color w:val="auto"/>
-        </w:rPr>
-        <w:t>,</w:t>
-      </w:r>
-      <w:r>
-        <w:rPr>
-          <w:rFonts w:ascii="Garamond" w:hAnsi="Garamond"/>
-          <w:color w:val="auto"/>
-        </w:rPr>
-        <w:t xml:space="preserve"> </w:t>
-      </w:r>
-      <w:r>
-        <w:rPr>
-          <w:rFonts w:ascii="Garamond" w:hAnsi="Garamond"/>
-          <w:color w:val="auto"/>
-        </w:rPr>
-        <w:t>Reading</w:t>
-      </w:r>
-      <w:r>
-        <w:rPr>
-          <w:rFonts w:ascii="Garamond" w:hAnsi="Garamond"/>
-          <w:color w:val="auto"/>
-        </w:rPr>
-        <w:t>,</w:t>
-      </w:r>
-      <w:r>
-        <w:rPr>
-          <w:rFonts w:ascii="Garamond" w:hAnsi="Garamond"/>
-          <w:color w:val="auto"/>
-        </w:rPr>
-        <w:t xml:space="preserve"> </w:t>
-      </w:r>
-      <w:r>
-        <w:rPr>
-          <w:rFonts w:ascii="Garamond" w:hAnsi="Garamond"/>
-          <w:color w:val="auto"/>
-        </w:rPr>
-        <w:t>Running</w:t>
-      </w:r>
-      <w:r>
-        <w:rPr>
-          <w:rFonts w:ascii="Garamond" w:hAnsi="Garamond"/>
-          <w:color w:val="auto"/>
-        </w:rPr>
-        <w:t>,</w:t>
-      </w:r>
-      <w:r>
-        <w:rPr>
-          <w:rFonts w:ascii="Garamond" w:hAnsi="Garamond"/>
-          <w:color w:val="auto"/>
-        </w:rPr>
-        <w:t xml:space="preserve"> Hiking</w:t>
-      </w:r>
-      <w:r>
-        <w:rPr>
-          <w:rFonts w:ascii="Garamond" w:hAnsi="Garamond"/>
-          <w:color w:val="auto"/>
-        </w:rPr>
-        <w:t>,</w:t>
-      </w:r>
-      <w:r>
-        <w:rPr>
-          <w:rFonts w:ascii="Garamond" w:hAnsi="Garamond"/>
-          <w:color w:val="auto"/>
-        </w:rPr>
-        <w:t xml:space="preserve"> Meditation</w:t>
-      </w:r>
-      <w:r>
-        <w:rPr>
-          <w:rFonts w:ascii="Garamond" w:hAnsi="Garamond"/>
-          <w:color w:val="auto"/>
-        </w:rPr>
-        <w:t>, Tech, Web</w:t>
-      </w:r>
     </w:p>
     <w:sectPr>
       <w:pgSz w:w="12240" w:h="15840"/>
